--- a/README.docx
+++ b/README.docx
@@ -156,10 +156,13 @@
         </w:rPr>
       </w:pPr>
       <w:r>
-        <w:rPr>
-          <w:lang w:val="fr-FR"/>
-        </w:rPr>
-        <w:t>Generate visualizations including:</w:t>
+        <w:t>Generate</w:t>
+      </w:r>
+      <w:r>
+        <w:rPr>
+          <w:lang w:val="fr-FR"/>
+        </w:rPr>
+        <w:t xml:space="preserve"> visualizations including:</w:t>
       </w:r>
     </w:p>
     <w:p>
@@ -274,10 +277,10 @@
         </w:rPr>
         <w:lastRenderedPageBreak/>
         <w:drawing>
-          <wp:inline distT="0" distB="0" distL="0" distR="0" wp14:anchorId="6F673B8E" wp14:editId="7CEC9F2A">
-            <wp:extent cx="6663193" cy="6639734"/>
-            <wp:effectExtent l="0" t="0" r="0" b="0"/>
-            <wp:docPr id="958992912" name="Image 1"/>
+          <wp:inline distT="0" distB="0" distL="0" distR="0" wp14:anchorId="6F644102" wp14:editId="51F3254A">
+            <wp:extent cx="6854190" cy="6830060"/>
+            <wp:effectExtent l="0" t="0" r="3810" b="8890"/>
+            <wp:docPr id="1133579904" name="Image 5"/>
             <wp:cNvGraphicFramePr>
               <a:graphicFrameLocks xmlns:a="http://schemas.openxmlformats.org/drawingml/2006/main" noChangeAspect="1"/>
             </wp:cNvGraphicFramePr>
@@ -285,7 +288,7 @@
               <a:graphicData uri="http://schemas.openxmlformats.org/drawingml/2006/picture">
                 <pic:pic xmlns:pic="http://schemas.openxmlformats.org/drawingml/2006/picture">
                   <pic:nvPicPr>
-                    <pic:cNvPr id="0" name="Picture 2"/>
+                    <pic:cNvPr id="0" name="Picture 6"/>
                     <pic:cNvPicPr>
                       <a:picLocks noChangeAspect="1" noChangeArrowheads="1"/>
                     </pic:cNvPicPr>
@@ -306,7 +309,7 @@
                   <pic:spPr bwMode="auto">
                     <a:xfrm>
                       <a:off x="0" y="0"/>
-                      <a:ext cx="6680073" cy="6656554"/>
+                      <a:ext cx="6854190" cy="6830060"/>
                     </a:xfrm>
                     <a:prstGeom prst="rect">
                       <a:avLst/>
@@ -322,6 +325,18 @@
           </wp:inline>
         </w:drawing>
       </w:r>
+    </w:p>
+    <w:p>
+      <w:pPr>
+        <w:pStyle w:val="Paragraphedeliste"/>
+        <w:spacing w:line="360" w:lineRule="auto"/>
+        <w:ind w:left="0"/>
+        <w:rPr>
+          <w:color w:val="4F81BD" w:themeColor="accent1"/>
+          <w:highlight w:val="green"/>
+          <w:lang w:val="fr-FR"/>
+        </w:rPr>
+      </w:pPr>
     </w:p>
     <w:p>
       <w:pPr>
@@ -439,49 +454,8 @@
     <w:p>
       <w:pPr>
         <w:pStyle w:val="Paragraphedeliste"/>
-        <w:numPr>
-          <w:ilvl w:val="0"/>
-          <w:numId w:val="17"/>
-        </w:numPr>
         <w:spacing w:line="360" w:lineRule="auto"/>
-        <w:rPr>
-          <w:lang w:val="fr-FR"/>
-        </w:rPr>
-      </w:pPr>
-      <w:r>
-        <w:rPr>
-          <w:lang w:val="fr-FR"/>
-        </w:rPr>
-        <w:t>Export results to CSV files</w:t>
-      </w:r>
-    </w:p>
-    <w:p>
-      <w:pPr>
-        <w:pStyle w:val="Paragraphedeliste"/>
-        <w:numPr>
-          <w:ilvl w:val="0"/>
-          <w:numId w:val="17"/>
-        </w:numPr>
-        <w:spacing w:line="360" w:lineRule="auto"/>
-        <w:rPr>
-          <w:lang w:val="fr-FR"/>
-        </w:rPr>
-      </w:pPr>
-      <w:r>
-        <w:rPr>
-          <w:lang w:val="fr-FR"/>
-        </w:rPr>
-        <w:t>Statistical analysis including:</w:t>
-      </w:r>
-    </w:p>
-    <w:p>
-      <w:pPr>
-        <w:pStyle w:val="Paragraphedeliste"/>
-        <w:numPr>
-          <w:ilvl w:val="1"/>
-          <w:numId w:val="17"/>
-        </w:numPr>
-        <w:spacing w:line="360" w:lineRule="auto"/>
+        <w:ind w:left="0"/>
         <w:rPr>
           <w:color w:val="4F81BD" w:themeColor="accent1"/>
           <w:highlight w:val="green"/>
@@ -490,338 +464,16 @@
       </w:pPr>
       <w:r>
         <w:rPr>
+          <w:noProof/>
           <w:color w:val="4F81BD" w:themeColor="accent1"/>
           <w:highlight w:val="green"/>
           <w:lang w:val="fr-FR"/>
         </w:rPr>
-        <w:t>Mean, median, mode</w:t>
-      </w:r>
-    </w:p>
-    <w:p>
-      <w:pPr>
-        <w:pStyle w:val="Paragraphedeliste"/>
-        <w:numPr>
-          <w:ilvl w:val="1"/>
-          <w:numId w:val="17"/>
-        </w:numPr>
-        <w:spacing w:line="360" w:lineRule="auto"/>
-        <w:rPr>
-          <w:color w:val="4F81BD" w:themeColor="accent1"/>
-          <w:highlight w:val="green"/>
-          <w:lang w:val="fr-FR"/>
-        </w:rPr>
-      </w:pPr>
-      <w:r>
-        <w:rPr>
-          <w:color w:val="4F81BD" w:themeColor="accent1"/>
-          <w:highlight w:val="green"/>
-          <w:lang w:val="fr-FR"/>
-        </w:rPr>
-        <w:t>Standard deviation</w:t>
-      </w:r>
-    </w:p>
-    <w:p>
-      <w:pPr>
-        <w:pStyle w:val="Paragraphedeliste"/>
-        <w:numPr>
-          <w:ilvl w:val="1"/>
-          <w:numId w:val="17"/>
-        </w:numPr>
-        <w:spacing w:line="360" w:lineRule="auto"/>
-        <w:rPr>
-          <w:color w:val="4F81BD" w:themeColor="accent1"/>
-          <w:highlight w:val="green"/>
-          <w:lang w:val="fr-FR"/>
-        </w:rPr>
-      </w:pPr>
-      <w:r>
-        <w:rPr>
-          <w:color w:val="4F81BD" w:themeColor="accent1"/>
-          <w:highlight w:val="green"/>
-          <w:lang w:val="fr-FR"/>
-        </w:rPr>
-        <w:t>Distribution parameters</w:t>
-      </w:r>
-    </w:p>
-    <w:p>
-      <w:pPr>
-        <w:pStyle w:val="Paragraphedeliste"/>
-        <w:numPr>
-          <w:ilvl w:val="1"/>
-          <w:numId w:val="17"/>
-        </w:numPr>
-        <w:spacing w:line="360" w:lineRule="auto"/>
-        <w:rPr>
-          <w:color w:val="4F81BD" w:themeColor="accent1"/>
-          <w:highlight w:val="green"/>
-          <w:lang w:val="fr-FR"/>
-        </w:rPr>
-      </w:pPr>
-      <w:r>
-        <w:rPr>
-          <w:color w:val="4F81BD" w:themeColor="accent1"/>
-          <w:highlight w:val="green"/>
-          <w:lang w:val="fr-FR"/>
-        </w:rPr>
-        <w:t>Confidence intervals</w:t>
-      </w:r>
-    </w:p>
-    <w:p>
-      <w:pPr>
-        <w:rPr>
-          <w:rFonts w:asciiTheme="majorHAnsi" w:eastAsiaTheme="majorEastAsia" w:hAnsiTheme="majorHAnsi" w:cstheme="majorBidi"/>
-          <w:b/>
-          <w:bCs/>
-          <w:color w:val="4F81BD" w:themeColor="accent1"/>
-          <w:sz w:val="28"/>
-          <w:szCs w:val="28"/>
-        </w:rPr>
-      </w:pPr>
-      <w:r>
-        <w:br w:type="page"/>
-      </w:r>
-    </w:p>
-    <w:p>
-      <w:pPr>
-        <w:pStyle w:val="Titre2"/>
-      </w:pPr>
-      <w:r>
-        <w:lastRenderedPageBreak/>
-        <w:t>🛠️ Installation</w:t>
-      </w:r>
-    </w:p>
-    <w:p>
-      <w:pPr>
-        <w:pStyle w:val="Compact"/>
-        <w:numPr>
-          <w:ilvl w:val="0"/>
-          <w:numId w:val="5"/>
-        </w:numPr>
-        <w:ind w:left="1200"/>
-      </w:pPr>
-      <w:r>
-        <w:rPr>
-          <w:b/>
-          <w:bCs/>
-        </w:rPr>
-        <w:t>Create a virtual environment</w:t>
-      </w:r>
-      <w:r>
-        <w:t>:</w:t>
-      </w:r>
-    </w:p>
-    <w:p>
-      <w:pPr>
-        <w:pStyle w:val="SourceCode"/>
-        <w:ind w:left="480"/>
-        <w:rPr>
-          <w:rFonts w:ascii="Courier New" w:hAnsi="Courier New" w:cs="Courier New"/>
-        </w:rPr>
-      </w:pPr>
-      <w:r>
-        <w:rPr>
-          <w:rStyle w:val="ExtensionTok"/>
-          <w:rFonts w:ascii="Courier New" w:hAnsi="Courier New" w:cs="Courier New"/>
-          <w:color w:val="00B050"/>
-        </w:rPr>
-        <w:t>python</w:t>
-      </w:r>
-      <w:r>
-        <w:rPr>
-          <w:rStyle w:val="NormalTok"/>
-          <w:rFonts w:ascii="Courier New" w:hAnsi="Courier New" w:cs="Courier New"/>
-        </w:rPr>
-        <w:t xml:space="preserve"> </w:t>
-      </w:r>
-      <w:r>
-        <w:rPr>
-          <w:rStyle w:val="AttributeTok"/>
-          <w:rFonts w:ascii="Courier New" w:hAnsi="Courier New" w:cs="Courier New"/>
-        </w:rPr>
-        <w:t>-m</w:t>
-      </w:r>
-      <w:r>
-        <w:rPr>
-          <w:rStyle w:val="NormalTok"/>
-          <w:rFonts w:ascii="Courier New" w:hAnsi="Courier New" w:cs="Courier New"/>
-        </w:rPr>
-        <w:t xml:space="preserve"> venv venv</w:t>
-      </w:r>
-    </w:p>
-    <w:p>
-      <w:pPr>
-        <w:pStyle w:val="Compact"/>
-        <w:numPr>
-          <w:ilvl w:val="0"/>
-          <w:numId w:val="6"/>
-        </w:numPr>
-        <w:ind w:left="1200"/>
-      </w:pPr>
-      <w:r>
-        <w:rPr>
-          <w:b/>
-          <w:bCs/>
-        </w:rPr>
-        <w:t>Activate the virtual environment</w:t>
-      </w:r>
-      <w:r>
-        <w:t>:</w:t>
-      </w:r>
-    </w:p>
-    <w:p>
-      <w:pPr>
-        <w:pStyle w:val="Compact"/>
-        <w:numPr>
-          <w:ilvl w:val="0"/>
-          <w:numId w:val="7"/>
-        </w:numPr>
-        <w:ind w:left="1680"/>
-      </w:pPr>
-      <w:r>
-        <w:rPr>
-          <w:b/>
-          <w:bCs/>
-        </w:rPr>
-        <w:t>Windows</w:t>
-      </w:r>
-      <w:r>
-        <w:t>:</w:t>
-      </w:r>
-    </w:p>
-    <w:p>
-      <w:pPr>
-        <w:pStyle w:val="SourceCode"/>
-        <w:ind w:left="960"/>
-        <w:rPr>
-          <w:rFonts w:ascii="Courier New" w:hAnsi="Courier New" w:cs="Courier New"/>
-        </w:rPr>
-      </w:pPr>
-      <w:r>
-        <w:rPr>
-          <w:rStyle w:val="ExtensionTok"/>
-          <w:rFonts w:ascii="Courier New" w:hAnsi="Courier New" w:cs="Courier New"/>
-        </w:rPr>
-        <w:t>venv\Scripts\activate</w:t>
-      </w:r>
-    </w:p>
-    <w:p>
-      <w:pPr>
-        <w:pStyle w:val="Compact"/>
-        <w:numPr>
-          <w:ilvl w:val="0"/>
-          <w:numId w:val="8"/>
-        </w:numPr>
-        <w:ind w:left="1680"/>
-      </w:pPr>
-      <w:r>
-        <w:rPr>
-          <w:b/>
-          <w:bCs/>
-        </w:rPr>
-        <w:t>Unix/MacOS</w:t>
-      </w:r>
-      <w:r>
-        <w:t>:</w:t>
-      </w:r>
-    </w:p>
-    <w:p>
-      <w:pPr>
-        <w:pStyle w:val="SourceCode"/>
-        <w:ind w:left="960"/>
-        <w:rPr>
-          <w:rFonts w:ascii="Courier New" w:hAnsi="Courier New" w:cs="Courier New"/>
-        </w:rPr>
-      </w:pPr>
-      <w:r>
-        <w:rPr>
-          <w:rStyle w:val="BuiltInTok"/>
-          <w:rFonts w:ascii="Courier New" w:hAnsi="Courier New" w:cs="Courier New"/>
-          <w:color w:val="00B050"/>
-        </w:rPr>
-        <w:t>source</w:t>
-      </w:r>
-      <w:r>
-        <w:rPr>
-          <w:rStyle w:val="NormalTok"/>
-          <w:rFonts w:ascii="Courier New" w:hAnsi="Courier New" w:cs="Courier New"/>
-        </w:rPr>
-        <w:t xml:space="preserve"> venv/bin/activate</w:t>
-      </w:r>
-    </w:p>
-    <w:p>
-      <w:pPr>
-        <w:pStyle w:val="Compact"/>
-        <w:numPr>
-          <w:ilvl w:val="0"/>
-          <w:numId w:val="9"/>
-        </w:numPr>
-        <w:ind w:left="1200"/>
-      </w:pPr>
-      <w:r>
-        <w:rPr>
-          <w:b/>
-          <w:bCs/>
-        </w:rPr>
-        <w:t>Install dependencies</w:t>
-      </w:r>
-      <w:r>
-        <w:t>:</w:t>
-      </w:r>
-    </w:p>
-    <w:p>
-      <w:pPr>
-        <w:pStyle w:val="SourceCode"/>
-        <w:ind w:left="480"/>
-        <w:rPr>
-          <w:rFonts w:ascii="Courier New" w:hAnsi="Courier New" w:cs="Courier New"/>
-          <w:sz w:val="22"/>
-        </w:rPr>
-      </w:pPr>
-      <w:r>
-        <w:rPr>
-          <w:rStyle w:val="ExtensionTok"/>
-          <w:rFonts w:ascii="Courier New" w:hAnsi="Courier New" w:cs="Courier New"/>
-          <w:color w:val="00B050"/>
-        </w:rPr>
-        <w:t>pip</w:t>
-      </w:r>
-      <w:r>
-        <w:rPr>
-          <w:rStyle w:val="NormalTok"/>
-          <w:rFonts w:ascii="Courier New" w:hAnsi="Courier New" w:cs="Courier New"/>
-        </w:rPr>
-        <w:t xml:space="preserve"> install numpy pandas scipy sympy matplotlib numpy_financial</w:t>
-      </w:r>
-    </w:p>
-    <w:p>
-      <w:pPr>
-        <w:pStyle w:val="Titre2"/>
-      </w:pPr>
-      <w:r>
-        <w:rPr>
-          <w:rFonts w:ascii="Segoe UI Emoji" w:hAnsi="Segoe UI Emoji" w:cs="Segoe UI Emoji"/>
-          <w:lang w:val="fr-FR"/>
-        </w:rPr>
-        <w:t>📂</w:t>
-      </w:r>
-      <w:r>
-        <w:t xml:space="preserve"> Directory Structure</w:t>
-      </w:r>
-    </w:p>
-    <w:p>
-      <w:pPr>
-        <w:pStyle w:val="SourceCode"/>
-        <w:ind w:left="480"/>
-      </w:pPr>
-      <w:r>
-        <w:rPr>
-          <w:noProof/>
-        </w:rPr>
         <w:drawing>
-          <wp:inline distT="0" distB="0" distL="0" distR="0" wp14:anchorId="7700137F" wp14:editId="618F87F0">
-            <wp:extent cx="2762636" cy="4077269"/>
-            <wp:effectExtent l="0" t="0" r="0" b="0"/>
-            <wp:docPr id="850604492" name="Image 1" descr="Une image contenant texte, capture d’écran, Police&#10;&#10;Description générée automatiquement"/>
+          <wp:inline distT="0" distB="0" distL="0" distR="0" wp14:anchorId="3F32C4E4" wp14:editId="04F7780C">
+            <wp:extent cx="6106601" cy="3665317"/>
+            <wp:effectExtent l="0" t="0" r="8890" b="0"/>
+            <wp:docPr id="891263421" name="Image 3"/>
             <wp:cNvGraphicFramePr>
               <a:graphicFrameLocks xmlns:a="http://schemas.openxmlformats.org/drawingml/2006/main" noChangeAspect="1"/>
             </wp:cNvGraphicFramePr>
@@ -829,11 +481,564 @@
               <a:graphicData uri="http://schemas.openxmlformats.org/drawingml/2006/picture">
                 <pic:pic xmlns:pic="http://schemas.openxmlformats.org/drawingml/2006/picture">
                   <pic:nvPicPr>
-                    <pic:cNvPr id="850604492" name="Image 1" descr="Une image contenant texte, capture d’écran, Police&#10;&#10;Description générée automatiquement"/>
+                    <pic:cNvPr id="0" name="Picture 4"/>
+                    <pic:cNvPicPr>
+                      <a:picLocks noChangeAspect="1" noChangeArrowheads="1"/>
+                    </pic:cNvPicPr>
+                  </pic:nvPicPr>
+                  <pic:blipFill>
+                    <a:blip r:embed="rId11">
+                      <a:extLst>
+                        <a:ext uri="{28A0092B-C50C-407E-A947-70E740481C1C}">
+                          <a14:useLocalDpi xmlns:a14="http://schemas.microsoft.com/office/drawing/2010/main" val="0"/>
+                        </a:ext>
+                      </a:extLst>
+                    </a:blip>
+                    <a:srcRect/>
+                    <a:stretch>
+                      <a:fillRect/>
+                    </a:stretch>
+                  </pic:blipFill>
+                  <pic:spPr bwMode="auto">
+                    <a:xfrm>
+                      <a:off x="0" y="0"/>
+                      <a:ext cx="6113482" cy="3669447"/>
+                    </a:xfrm>
+                    <a:prstGeom prst="rect">
+                      <a:avLst/>
+                    </a:prstGeom>
+                    <a:noFill/>
+                    <a:ln>
+                      <a:noFill/>
+                    </a:ln>
+                  </pic:spPr>
+                </pic:pic>
+              </a:graphicData>
+            </a:graphic>
+          </wp:inline>
+        </w:drawing>
+      </w:r>
+    </w:p>
+    <w:p>
+      <w:pPr>
+        <w:pStyle w:val="Paragraphedeliste"/>
+        <w:spacing w:line="360" w:lineRule="auto"/>
+        <w:ind w:left="0"/>
+        <w:rPr>
+          <w:color w:val="4F81BD" w:themeColor="accent1"/>
+          <w:highlight w:val="green"/>
+          <w:lang w:val="fr-FR"/>
+        </w:rPr>
+      </w:pPr>
+      <w:r>
+        <w:rPr>
+          <w:noProof/>
+          <w:color w:val="4F81BD" w:themeColor="accent1"/>
+          <w:highlight w:val="green"/>
+          <w:lang w:val="fr-FR"/>
+        </w:rPr>
+        <w:lastRenderedPageBreak/>
+        <w:drawing>
+          <wp:inline distT="0" distB="0" distL="0" distR="0" wp14:anchorId="754ABA75" wp14:editId="0F5780FD">
+            <wp:extent cx="5963478" cy="3579411"/>
+            <wp:effectExtent l="0" t="0" r="0" b="2540"/>
+            <wp:docPr id="1336750036" name="Image 4"/>
+            <wp:cNvGraphicFramePr>
+              <a:graphicFrameLocks xmlns:a="http://schemas.openxmlformats.org/drawingml/2006/main" noChangeAspect="1"/>
+            </wp:cNvGraphicFramePr>
+            <a:graphic xmlns:a="http://schemas.openxmlformats.org/drawingml/2006/main">
+              <a:graphicData uri="http://schemas.openxmlformats.org/drawingml/2006/picture">
+                <pic:pic xmlns:pic="http://schemas.openxmlformats.org/drawingml/2006/picture">
+                  <pic:nvPicPr>
+                    <pic:cNvPr id="0" name="Picture 5"/>
+                    <pic:cNvPicPr>
+                      <a:picLocks noChangeAspect="1" noChangeArrowheads="1"/>
+                    </pic:cNvPicPr>
+                  </pic:nvPicPr>
+                  <pic:blipFill>
+                    <a:blip r:embed="rId12">
+                      <a:extLst>
+                        <a:ext uri="{28A0092B-C50C-407E-A947-70E740481C1C}">
+                          <a14:useLocalDpi xmlns:a14="http://schemas.microsoft.com/office/drawing/2010/main" val="0"/>
+                        </a:ext>
+                      </a:extLst>
+                    </a:blip>
+                    <a:srcRect/>
+                    <a:stretch>
+                      <a:fillRect/>
+                    </a:stretch>
+                  </pic:blipFill>
+                  <pic:spPr bwMode="auto">
+                    <a:xfrm>
+                      <a:off x="0" y="0"/>
+                      <a:ext cx="5972006" cy="3584530"/>
+                    </a:xfrm>
+                    <a:prstGeom prst="rect">
+                      <a:avLst/>
+                    </a:prstGeom>
+                    <a:noFill/>
+                    <a:ln>
+                      <a:noFill/>
+                    </a:ln>
+                  </pic:spPr>
+                </pic:pic>
+              </a:graphicData>
+            </a:graphic>
+          </wp:inline>
+        </w:drawing>
+      </w:r>
+    </w:p>
+    <w:p>
+      <w:pPr>
+        <w:pStyle w:val="Paragraphedeliste"/>
+        <w:numPr>
+          <w:ilvl w:val="0"/>
+          <w:numId w:val="17"/>
+        </w:numPr>
+        <w:spacing w:line="360" w:lineRule="auto"/>
+        <w:rPr>
+          <w:lang w:val="fr-FR"/>
+        </w:rPr>
+      </w:pPr>
+      <w:r>
+        <w:rPr>
+          <w:lang w:val="fr-FR"/>
+        </w:rPr>
+        <w:t>Export results to CSV files</w:t>
+      </w:r>
+    </w:p>
+    <w:p>
+      <w:pPr>
+        <w:pStyle w:val="Paragraphedeliste"/>
+        <w:numPr>
+          <w:ilvl w:val="0"/>
+          <w:numId w:val="17"/>
+        </w:numPr>
+        <w:spacing w:line="360" w:lineRule="auto"/>
+        <w:rPr>
+          <w:lang w:val="fr-FR"/>
+        </w:rPr>
+      </w:pPr>
+      <w:r>
+        <w:rPr>
+          <w:lang w:val="fr-FR"/>
+        </w:rPr>
+        <w:t>Statistical analysis including:</w:t>
+      </w:r>
+    </w:p>
+    <w:p>
+      <w:pPr>
+        <w:pStyle w:val="Paragraphedeliste"/>
+        <w:numPr>
+          <w:ilvl w:val="1"/>
+          <w:numId w:val="17"/>
+        </w:numPr>
+        <w:spacing w:line="360" w:lineRule="auto"/>
+        <w:rPr>
+          <w:color w:val="4F81BD" w:themeColor="accent1"/>
+          <w:highlight w:val="green"/>
+          <w:lang w:val="fr-FR"/>
+        </w:rPr>
+      </w:pPr>
+      <w:r>
+        <w:rPr>
+          <w:color w:val="4F81BD" w:themeColor="accent1"/>
+          <w:highlight w:val="green"/>
+          <w:lang w:val="fr-FR"/>
+        </w:rPr>
+        <w:t>Mean, median, mode</w:t>
+      </w:r>
+    </w:p>
+    <w:p>
+      <w:pPr>
+        <w:pStyle w:val="Paragraphedeliste"/>
+        <w:numPr>
+          <w:ilvl w:val="1"/>
+          <w:numId w:val="17"/>
+        </w:numPr>
+        <w:spacing w:line="360" w:lineRule="auto"/>
+        <w:rPr>
+          <w:color w:val="4F81BD" w:themeColor="accent1"/>
+          <w:highlight w:val="green"/>
+          <w:lang w:val="fr-FR"/>
+        </w:rPr>
+      </w:pPr>
+      <w:r>
+        <w:rPr>
+          <w:color w:val="4F81BD" w:themeColor="accent1"/>
+          <w:highlight w:val="green"/>
+          <w:lang w:val="fr-FR"/>
+        </w:rPr>
+        <w:t>Standard deviation</w:t>
+      </w:r>
+    </w:p>
+    <w:p>
+      <w:pPr>
+        <w:pStyle w:val="Paragraphedeliste"/>
+        <w:numPr>
+          <w:ilvl w:val="1"/>
+          <w:numId w:val="17"/>
+        </w:numPr>
+        <w:spacing w:line="360" w:lineRule="auto"/>
+        <w:rPr>
+          <w:color w:val="4F81BD" w:themeColor="accent1"/>
+          <w:highlight w:val="green"/>
+          <w:lang w:val="fr-FR"/>
+        </w:rPr>
+      </w:pPr>
+      <w:r>
+        <w:rPr>
+          <w:color w:val="4F81BD" w:themeColor="accent1"/>
+          <w:highlight w:val="green"/>
+          <w:lang w:val="fr-FR"/>
+        </w:rPr>
+        <w:t>Distribution parameters</w:t>
+      </w:r>
+    </w:p>
+    <w:p>
+      <w:pPr>
+        <w:pStyle w:val="Paragraphedeliste"/>
+        <w:numPr>
+          <w:ilvl w:val="1"/>
+          <w:numId w:val="17"/>
+        </w:numPr>
+        <w:spacing w:line="360" w:lineRule="auto"/>
+        <w:rPr>
+          <w:color w:val="4F81BD" w:themeColor="accent1"/>
+          <w:highlight w:val="green"/>
+          <w:lang w:val="fr-FR"/>
+        </w:rPr>
+      </w:pPr>
+      <w:r>
+        <w:rPr>
+          <w:color w:val="4F81BD" w:themeColor="accent1"/>
+          <w:highlight w:val="green"/>
+          <w:lang w:val="fr-FR"/>
+        </w:rPr>
+        <w:t>Confidence intervals</w:t>
+      </w:r>
+    </w:p>
+    <w:p>
+      <w:pPr>
+        <w:rPr>
+          <w:rFonts w:asciiTheme="majorHAnsi" w:eastAsiaTheme="majorEastAsia" w:hAnsiTheme="majorHAnsi" w:cstheme="majorBidi"/>
+          <w:b/>
+          <w:bCs/>
+          <w:color w:val="4F81BD" w:themeColor="accent1"/>
+          <w:sz w:val="28"/>
+          <w:szCs w:val="28"/>
+        </w:rPr>
+      </w:pPr>
+      <w:r>
+        <w:br w:type="page"/>
+      </w:r>
+    </w:p>
+    <w:p>
+      <w:pPr>
+        <w:pStyle w:val="Titre2"/>
+      </w:pPr>
+      <w:r>
+        <w:lastRenderedPageBreak/>
+        <w:t>🛠️ Installation</w:t>
+      </w:r>
+    </w:p>
+    <w:p>
+      <w:pPr>
+        <w:pStyle w:val="Compact"/>
+        <w:numPr>
+          <w:ilvl w:val="0"/>
+          <w:numId w:val="5"/>
+        </w:numPr>
+        <w:ind w:left="1200"/>
+      </w:pPr>
+      <w:r>
+        <w:rPr>
+          <w:b/>
+          <w:bCs/>
+        </w:rPr>
+        <w:t>Create a virtual environment</w:t>
+      </w:r>
+      <w:r>
+        <w:t>:</w:t>
+      </w:r>
+    </w:p>
+    <w:p>
+      <w:pPr>
+        <w:pStyle w:val="SourceCode"/>
+        <w:ind w:left="1200"/>
+        <w:rPr>
+          <w:rFonts w:ascii="Courier New" w:hAnsi="Courier New" w:cs="Courier New"/>
+        </w:rPr>
+      </w:pPr>
+      <w:r>
+        <w:rPr>
+          <w:rStyle w:val="ExtensionTok"/>
+          <w:rFonts w:ascii="Courier New" w:hAnsi="Courier New" w:cs="Courier New"/>
+          <w:color w:val="00B050"/>
+        </w:rPr>
+        <w:t>python</w:t>
+      </w:r>
+      <w:r>
+        <w:rPr>
+          <w:rStyle w:val="NormalTok"/>
+          <w:rFonts w:ascii="Courier New" w:hAnsi="Courier New" w:cs="Courier New"/>
+        </w:rPr>
+        <w:t xml:space="preserve"> </w:t>
+      </w:r>
+      <w:r>
+        <w:rPr>
+          <w:rStyle w:val="AttributeTok"/>
+          <w:rFonts w:ascii="Courier New" w:hAnsi="Courier New" w:cs="Courier New"/>
+        </w:rPr>
+        <w:t>-m</w:t>
+      </w:r>
+      <w:r>
+        <w:rPr>
+          <w:rStyle w:val="NormalTok"/>
+          <w:rFonts w:ascii="Courier New" w:hAnsi="Courier New" w:cs="Courier New"/>
+        </w:rPr>
+        <w:t xml:space="preserve"> venv </w:t>
+      </w:r>
+      <w:proofErr w:type="spellStart"/>
+      <w:r>
+        <w:rPr>
+          <w:rStyle w:val="NormalTok"/>
+          <w:rFonts w:ascii="Courier New" w:hAnsi="Courier New" w:cs="Courier New"/>
+        </w:rPr>
+        <w:t>venv</w:t>
+      </w:r>
+      <w:proofErr w:type="spellEnd"/>
+    </w:p>
+    <w:p>
+      <w:pPr>
+        <w:pStyle w:val="Compact"/>
+        <w:numPr>
+          <w:ilvl w:val="0"/>
+          <w:numId w:val="6"/>
+        </w:numPr>
+        <w:ind w:left="1200"/>
+      </w:pPr>
+      <w:r>
+        <w:rPr>
+          <w:b/>
+          <w:bCs/>
+        </w:rPr>
+        <w:t>Activate the virtual environment</w:t>
+      </w:r>
+      <w:r>
+        <w:t>:</w:t>
+      </w:r>
+    </w:p>
+    <w:p>
+      <w:pPr>
+        <w:pStyle w:val="Compact"/>
+        <w:numPr>
+          <w:ilvl w:val="0"/>
+          <w:numId w:val="7"/>
+        </w:numPr>
+        <w:ind w:left="1680"/>
+      </w:pPr>
+      <w:r>
+        <w:rPr>
+          <w:b/>
+          <w:bCs/>
+        </w:rPr>
+        <w:t>Windows</w:t>
+      </w:r>
+      <w:r>
+        <w:t>:</w:t>
+      </w:r>
+    </w:p>
+    <w:p>
+      <w:pPr>
+        <w:pStyle w:val="SourceCode"/>
+        <w:ind w:left="1200"/>
+        <w:rPr>
+          <w:rFonts w:ascii="Courier New" w:hAnsi="Courier New" w:cs="Courier New"/>
+        </w:rPr>
+      </w:pPr>
+      <w:r>
+        <w:rPr>
+          <w:rStyle w:val="ExtensionTok"/>
+          <w:rFonts w:ascii="Courier New" w:hAnsi="Courier New" w:cs="Courier New"/>
+        </w:rPr>
+        <w:t>venv\Scripts\activate</w:t>
+      </w:r>
+    </w:p>
+    <w:p>
+      <w:pPr>
+        <w:pStyle w:val="Compact"/>
+        <w:numPr>
+          <w:ilvl w:val="0"/>
+          <w:numId w:val="8"/>
+        </w:numPr>
+        <w:ind w:left="1680"/>
+      </w:pPr>
+      <w:r>
+        <w:rPr>
+          <w:b/>
+          <w:bCs/>
+        </w:rPr>
+        <w:t>Unix/MacOS</w:t>
+      </w:r>
+      <w:r>
+        <w:t>:</w:t>
+      </w:r>
+    </w:p>
+    <w:p>
+      <w:pPr>
+        <w:pStyle w:val="SourceCode"/>
+        <w:ind w:left="1200"/>
+        <w:rPr>
+          <w:rFonts w:ascii="Courier New" w:hAnsi="Courier New" w:cs="Courier New"/>
+        </w:rPr>
+      </w:pPr>
+      <w:r>
+        <w:rPr>
+          <w:rStyle w:val="BuiltInTok"/>
+          <w:rFonts w:ascii="Courier New" w:hAnsi="Courier New" w:cs="Courier New"/>
+          <w:color w:val="00B050"/>
+        </w:rPr>
+        <w:t>source</w:t>
+      </w:r>
+      <w:r>
+        <w:rPr>
+          <w:rStyle w:val="NormalTok"/>
+          <w:rFonts w:ascii="Courier New" w:hAnsi="Courier New" w:cs="Courier New"/>
+        </w:rPr>
+        <w:t xml:space="preserve"> venv/bin/activate</w:t>
+      </w:r>
+    </w:p>
+    <w:p>
+      <w:pPr>
+        <w:pStyle w:val="Compact"/>
+        <w:numPr>
+          <w:ilvl w:val="0"/>
+          <w:numId w:val="9"/>
+        </w:numPr>
+        <w:ind w:left="1200"/>
+      </w:pPr>
+      <w:r>
+        <w:rPr>
+          <w:b/>
+          <w:bCs/>
+        </w:rPr>
+        <w:t>Install dependencies</w:t>
+      </w:r>
+      <w:r>
+        <w:t>:</w:t>
+      </w:r>
+    </w:p>
+    <w:p>
+      <w:pPr>
+        <w:pStyle w:val="SourceCode"/>
+        <w:ind w:left="1200"/>
+        <w:rPr>
+          <w:rFonts w:ascii="Courier New" w:hAnsi="Courier New" w:cs="Courier New"/>
+          <w:sz w:val="22"/>
+        </w:rPr>
+      </w:pPr>
+      <w:r>
+        <w:rPr>
+          <w:rStyle w:val="ExtensionTok"/>
+          <w:rFonts w:ascii="Courier New" w:hAnsi="Courier New" w:cs="Courier New"/>
+          <w:color w:val="00B050"/>
+        </w:rPr>
+        <w:t>P</w:t>
+      </w:r>
+      <w:r>
+        <w:rPr>
+          <w:rStyle w:val="ExtensionTok"/>
+          <w:rFonts w:ascii="Courier New" w:hAnsi="Courier New" w:cs="Courier New"/>
+          <w:color w:val="00B050"/>
+        </w:rPr>
+        <w:t>ip</w:t>
+      </w:r>
+      <w:r>
+        <w:rPr>
+          <w:rStyle w:val="NormalTok"/>
+          <w:rFonts w:ascii="Courier New" w:hAnsi="Courier New" w:cs="Courier New"/>
+        </w:rPr>
+        <w:t xml:space="preserve"> </w:t>
+      </w:r>
+      <w:r>
+        <w:rPr>
+          <w:rFonts w:ascii="Courier New" w:hAnsi="Courier New" w:cs="Courier New"/>
+          <w:sz w:val="22"/>
+        </w:rPr>
+        <w:t xml:space="preserve">install </w:t>
+      </w:r>
+      <w:proofErr w:type="spellStart"/>
+      <w:r>
+        <w:rPr>
+          <w:rFonts w:ascii="Courier New" w:hAnsi="Courier New" w:cs="Courier New"/>
+          <w:sz w:val="22"/>
+        </w:rPr>
+        <w:t>numpy</w:t>
+      </w:r>
+      <w:proofErr w:type="spellEnd"/>
+      <w:r>
+        <w:rPr>
+          <w:rFonts w:ascii="Courier New" w:hAnsi="Courier New" w:cs="Courier New"/>
+          <w:sz w:val="22"/>
+        </w:rPr>
+        <w:t xml:space="preserve"> pandas </w:t>
+      </w:r>
+      <w:proofErr w:type="spellStart"/>
+      <w:r>
+        <w:rPr>
+          <w:rFonts w:ascii="Courier New" w:hAnsi="Courier New" w:cs="Courier New"/>
+          <w:sz w:val="22"/>
+        </w:rPr>
+        <w:t>scipy</w:t>
+      </w:r>
+      <w:proofErr w:type="spellEnd"/>
+      <w:r>
+        <w:rPr>
+          <w:rFonts w:ascii="Courier New" w:hAnsi="Courier New" w:cs="Courier New"/>
+          <w:sz w:val="22"/>
+        </w:rPr>
+        <w:t xml:space="preserve"> scikit-learn matplotlib</w:t>
+      </w:r>
+    </w:p>
+    <w:p>
+      <w:pPr>
+        <w:pStyle w:val="Titre2"/>
+      </w:pPr>
+      <w:r>
+        <w:rPr>
+          <w:rFonts w:ascii="Segoe UI Emoji" w:hAnsi="Segoe UI Emoji" w:cs="Segoe UI Emoji"/>
+          <w:lang w:val="fr-FR"/>
+        </w:rPr>
+        <w:t>📂</w:t>
+      </w:r>
+      <w:r>
+        <w:t xml:space="preserve"> Directory Structure</w:t>
+      </w:r>
+    </w:p>
+    <w:p>
+      <w:pPr>
+        <w:pStyle w:val="SourceCode"/>
+        <w:ind w:left="480"/>
+      </w:pPr>
+      <w:r>
+        <w:drawing>
+          <wp:inline distT="0" distB="0" distL="0" distR="0" wp14:anchorId="04CAA2A5" wp14:editId="3E7FFD99">
+            <wp:extent cx="5401429" cy="3277057"/>
+            <wp:effectExtent l="0" t="0" r="8890" b="0"/>
+            <wp:docPr id="258761397" name="Image 1" descr="Une image contenant texte, capture d’écran, Police&#10;&#10;Description générée automatiquement"/>
+            <wp:cNvGraphicFramePr>
+              <a:graphicFrameLocks xmlns:a="http://schemas.openxmlformats.org/drawingml/2006/main" noChangeAspect="1"/>
+            </wp:cNvGraphicFramePr>
+            <a:graphic xmlns:a="http://schemas.openxmlformats.org/drawingml/2006/main">
+              <a:graphicData uri="http://schemas.openxmlformats.org/drawingml/2006/picture">
+                <pic:pic xmlns:pic="http://schemas.openxmlformats.org/drawingml/2006/picture">
+                  <pic:nvPicPr>
+                    <pic:cNvPr id="258761397" name="Image 1" descr="Une image contenant texte, capture d’écran, Police&#10;&#10;Description générée automatiquement"/>
                     <pic:cNvPicPr/>
                   </pic:nvPicPr>
                   <pic:blipFill>
-                    <a:blip r:embed="rId11"/>
+                    <a:blip r:embed="rId13"/>
                     <a:stretch>
                       <a:fillRect/>
                     </a:stretch>
@@ -841,7 +1046,7 @@
                   <pic:spPr>
                     <a:xfrm>
                       <a:off x="0" y="0"/>
-                      <a:ext cx="2762636" cy="4077269"/>
+                      <a:ext cx="5401429" cy="3277057"/>
                     </a:xfrm>
                     <a:prstGeom prst="rect">
                       <a:avLst/>
@@ -871,6 +1076,16 @@
       </w:pPr>
       <w:bookmarkStart w:id="5" w:name="basic-execution"/>
       <w:r>
+        <w:rPr>
+          <w:rFonts w:ascii="Segoe UI Emoji" w:hAnsi="Segoe UI Emoji" w:cs="Segoe UI Emoji"/>
+          <w:lang w:val="fr-FR"/>
+        </w:rPr>
+        <w:t>📚</w:t>
+      </w:r>
+      <w:r>
+        <w:t xml:space="preserve"> </w:t>
+      </w:r>
+      <w:r>
         <w:t>Basic Execution</w:t>
       </w:r>
     </w:p>
@@ -885,16 +1100,129 @@
       <w:r>
         <w:rPr>
           <w:rStyle w:val="ExtensionTok"/>
+          <w:color w:val="00B050"/>
           <w:highlight w:val="yellow"/>
         </w:rPr>
-        <w:t>python</w:t>
-      </w:r>
-      <w:r>
-        <w:rPr>
-          <w:rStyle w:val="NormalTok"/>
+        <w:t xml:space="preserve">python main.py </w:t>
+      </w:r>
+      <w:r>
+        <w:rPr>
+          <w:rStyle w:val="ExtensionTok"/>
           <w:highlight w:val="yellow"/>
         </w:rPr>
-        <w:t xml:space="preserve"> main.py</w:t>
+        <w:t>[</w:t>
+      </w:r>
+      <w:proofErr w:type="spellStart"/>
+      <w:r>
+        <w:rPr>
+          <w:rStyle w:val="ExtensionTok"/>
+          <w:highlight w:val="yellow"/>
+        </w:rPr>
+        <w:t>population_size</w:t>
+      </w:r>
+      <w:proofErr w:type="spellEnd"/>
+      <w:r>
+        <w:rPr>
+          <w:rStyle w:val="ExtensionTok"/>
+          <w:highlight w:val="yellow"/>
+        </w:rPr>
+        <w:t>] [</w:t>
+      </w:r>
+      <w:proofErr w:type="spellStart"/>
+      <w:r>
+        <w:rPr>
+          <w:rStyle w:val="ExtensionTok"/>
+          <w:highlight w:val="yellow"/>
+        </w:rPr>
+        <w:t>csv_output_file</w:t>
+      </w:r>
+      <w:proofErr w:type="spellEnd"/>
+      <w:r>
+        <w:rPr>
+          <w:rStyle w:val="ExtensionTok"/>
+          <w:highlight w:val="yellow"/>
+        </w:rPr>
+        <w:t>] [</w:t>
+      </w:r>
+      <w:proofErr w:type="spellStart"/>
+      <w:r>
+        <w:rPr>
+          <w:rStyle w:val="ExtensionTok"/>
+          <w:highlight w:val="yellow"/>
+        </w:rPr>
+        <w:t>generate_graphs</w:t>
+      </w:r>
+      <w:proofErr w:type="spellEnd"/>
+      <w:r>
+        <w:rPr>
+          <w:rStyle w:val="ExtensionTok"/>
+          <w:highlight w:val="yellow"/>
+        </w:rPr>
+        <w:t>] [</w:t>
+      </w:r>
+      <w:proofErr w:type="spellStart"/>
+      <w:r>
+        <w:rPr>
+          <w:rStyle w:val="ExtensionTok"/>
+          <w:highlight w:val="yellow"/>
+        </w:rPr>
+        <w:t>polynomial_degree</w:t>
+      </w:r>
+      <w:proofErr w:type="spellEnd"/>
+      <w:r>
+        <w:rPr>
+          <w:rStyle w:val="ExtensionTok"/>
+          <w:highlight w:val="yellow"/>
+        </w:rPr>
+        <w:t>] [</w:t>
+      </w:r>
+      <w:proofErr w:type="spellStart"/>
+      <w:r>
+        <w:rPr>
+          <w:rStyle w:val="ExtensionTok"/>
+          <w:highlight w:val="yellow"/>
+        </w:rPr>
+        <w:t>graphs_folder</w:t>
+      </w:r>
+      <w:proofErr w:type="spellEnd"/>
+      <w:r>
+        <w:rPr>
+          <w:rStyle w:val="ExtensionTok"/>
+          <w:highlight w:val="yellow"/>
+        </w:rPr>
+        <w:t>] [</w:t>
+      </w:r>
+      <w:proofErr w:type="spellStart"/>
+      <w:r>
+        <w:rPr>
+          <w:rStyle w:val="ExtensionTok"/>
+          <w:highlight w:val="yellow"/>
+        </w:rPr>
+        <w:t>show_graphs</w:t>
+      </w:r>
+      <w:proofErr w:type="spellEnd"/>
+      <w:r>
+        <w:rPr>
+          <w:rStyle w:val="ExtensionTok"/>
+          <w:highlight w:val="yellow"/>
+        </w:rPr>
+        <w:t>] [</w:t>
+      </w:r>
+      <w:proofErr w:type="spellStart"/>
+      <w:r>
+        <w:rPr>
+          <w:rStyle w:val="ExtensionTok"/>
+          <w:highlight w:val="yellow"/>
+        </w:rPr>
+        <w:t>generate_combined_graph</w:t>
+      </w:r>
+      <w:proofErr w:type="spellEnd"/>
+      <w:r>
+        <w:rPr>
+          <w:rStyle w:val="ExtensionTok"/>
+          <w:highlight w:val="yellow"/>
+        </w:rPr>
+        <w:t>]</w:t>
       </w:r>
     </w:p>
     <w:p/>
@@ -902,9 +1230,245 @@
       <w:pPr>
         <w:pStyle w:val="Titre3"/>
         <w:ind w:firstLine="720"/>
-      </w:pPr>
-      <w:r>
-        <w:t>Command Line Arguments for table amortization generation</w:t>
+        <w:rPr>
+          <w:lang w:val="fr-FR"/>
+        </w:rPr>
+      </w:pPr>
+      <w:r>
+        <w:rPr>
+          <w:rFonts w:ascii="Segoe UI Emoji" w:hAnsi="Segoe UI Emoji" w:cs="Segoe UI Emoji"/>
+          <w:lang w:val="fr-FR"/>
+        </w:rPr>
+        <w:t>📚</w:t>
+      </w:r>
+      <w:r>
+        <w:rPr>
+          <w:lang w:val="fr-FR"/>
+        </w:rPr>
+        <w:t xml:space="preserve"> Parameters</w:t>
+      </w:r>
+    </w:p>
+    <w:p>
+      <w:pPr>
+        <w:pBdr>
+          <w:left w:val="single" w:sz="8" w:space="4" w:color="9BBB59" w:themeColor="accent3"/>
+        </w:pBdr>
+        <w:ind w:left="1440"/>
+      </w:pPr>
+      <w:proofErr w:type="spellStart"/>
+      <w:r>
+        <w:rPr>
+          <w:b/>
+          <w:bCs/>
+        </w:rPr>
+        <w:t>population_size</w:t>
+      </w:r>
+      <w:proofErr w:type="spellEnd"/>
+      <w:r>
+        <w:t>: Size of population (default: 1000)</w:t>
+      </w:r>
+    </w:p>
+    <w:p>
+      <w:pPr>
+        <w:pBdr>
+          <w:left w:val="single" w:sz="8" w:space="4" w:color="9BBB59" w:themeColor="accent3"/>
+        </w:pBdr>
+        <w:ind w:left="1440"/>
+      </w:pPr>
+      <w:proofErr w:type="spellStart"/>
+      <w:r>
+        <w:rPr>
+          <w:b/>
+          <w:bCs/>
+        </w:rPr>
+        <w:t>csv_output_file</w:t>
+      </w:r>
+      <w:proofErr w:type="spellEnd"/>
+      <w:r>
+        <w:t>: Path to output CSV file (default: './output.csv')</w:t>
+      </w:r>
+    </w:p>
+    <w:p>
+      <w:pPr>
+        <w:pBdr>
+          <w:left w:val="single" w:sz="8" w:space="4" w:color="9BBB59" w:themeColor="accent3"/>
+        </w:pBdr>
+        <w:ind w:left="1440"/>
+      </w:pPr>
+      <w:proofErr w:type="spellStart"/>
+      <w:r>
+        <w:rPr>
+          <w:b/>
+          <w:bCs/>
+        </w:rPr>
+        <w:t>generate_graphs</w:t>
+      </w:r>
+      <w:proofErr w:type="spellEnd"/>
+      <w:r>
+        <w:t>: Generate graphs (1) or not (0) (default: 1)</w:t>
+      </w:r>
+    </w:p>
+    <w:p>
+      <w:pPr>
+        <w:pBdr>
+          <w:left w:val="single" w:sz="8" w:space="4" w:color="9BBB59" w:themeColor="accent3"/>
+        </w:pBdr>
+        <w:ind w:left="1440"/>
+      </w:pPr>
+      <w:proofErr w:type="spellStart"/>
+      <w:r>
+        <w:rPr>
+          <w:b/>
+          <w:bCs/>
+        </w:rPr>
+        <w:t>polynomial_degree</w:t>
+      </w:r>
+      <w:proofErr w:type="spellEnd"/>
+      <w:r>
+        <w:t>: Degree for polynomial regression (default: 2)</w:t>
+      </w:r>
+    </w:p>
+    <w:p>
+      <w:pPr>
+        <w:pBdr>
+          <w:left w:val="single" w:sz="8" w:space="4" w:color="9BBB59" w:themeColor="accent3"/>
+        </w:pBdr>
+        <w:ind w:left="1440"/>
+      </w:pPr>
+      <w:proofErr w:type="spellStart"/>
+      <w:r>
+        <w:rPr>
+          <w:b/>
+          <w:bCs/>
+        </w:rPr>
+        <w:lastRenderedPageBreak/>
+        <w:t>graphs_folder</w:t>
+      </w:r>
+      <w:proofErr w:type="spellEnd"/>
+      <w:r>
+        <w:rPr>
+          <w:b/>
+          <w:bCs/>
+        </w:rPr>
+        <w:t>:</w:t>
+      </w:r>
+      <w:r>
+        <w:t xml:space="preserve"> Folder for saving graphs (default: './graphs/')</w:t>
+      </w:r>
+    </w:p>
+    <w:p>
+      <w:pPr>
+        <w:pBdr>
+          <w:left w:val="single" w:sz="8" w:space="4" w:color="9BBB59" w:themeColor="accent3"/>
+        </w:pBdr>
+        <w:ind w:left="1440"/>
+      </w:pPr>
+      <w:proofErr w:type="spellStart"/>
+      <w:r>
+        <w:rPr>
+          <w:b/>
+          <w:bCs/>
+        </w:rPr>
+        <w:t>show_graphs</w:t>
+      </w:r>
+      <w:proofErr w:type="spellEnd"/>
+      <w:r>
+        <w:t>: Display graphs (1) or not (0) (default: 1)</w:t>
+      </w:r>
+    </w:p>
+    <w:p>
+      <w:pPr>
+        <w:pBdr>
+          <w:left w:val="single" w:sz="8" w:space="4" w:color="9BBB59" w:themeColor="accent3"/>
+        </w:pBdr>
+        <w:ind w:left="1440"/>
+      </w:pPr>
+      <w:proofErr w:type="spellStart"/>
+      <w:r>
+        <w:rPr>
+          <w:b/>
+          <w:bCs/>
+        </w:rPr>
+        <w:t>generate_combined_graph</w:t>
+      </w:r>
+      <w:proofErr w:type="spellEnd"/>
+      <w:r>
+        <w:t>: Graph generation mode:</w:t>
+      </w:r>
+    </w:p>
+    <w:p>
+      <w:pPr>
+        <w:pBdr>
+          <w:left w:val="single" w:sz="8" w:space="4" w:color="9BBB59" w:themeColor="accent3"/>
+        </w:pBdr>
+        <w:ind w:left="2160"/>
+      </w:pPr>
+      <w:r>
+        <w:t>1: Generate separate graphs only (default)</w:t>
+      </w:r>
+    </w:p>
+    <w:p>
+      <w:pPr>
+        <w:pBdr>
+          <w:left w:val="single" w:sz="8" w:space="4" w:color="9BBB59" w:themeColor="accent3"/>
+        </w:pBdr>
+        <w:ind w:left="2160"/>
+        <w:rPr>
+          <w:lang w:val="fr-FR"/>
+        </w:rPr>
+      </w:pPr>
+      <w:r>
+        <w:rPr>
+          <w:lang w:val="fr-FR"/>
+        </w:rPr>
+        <w:t xml:space="preserve">2: </w:t>
+      </w:r>
+      <w:proofErr w:type="spellStart"/>
+      <w:r>
+        <w:rPr>
+          <w:lang w:val="fr-FR"/>
+        </w:rPr>
+        <w:t>Generate</w:t>
+      </w:r>
+      <w:proofErr w:type="spellEnd"/>
+      <w:r>
+        <w:rPr>
+          <w:lang w:val="fr-FR"/>
+        </w:rPr>
+        <w:t xml:space="preserve"> </w:t>
+      </w:r>
+      <w:proofErr w:type="spellStart"/>
+      <w:r>
+        <w:rPr>
+          <w:lang w:val="fr-FR"/>
+        </w:rPr>
+        <w:t>combined</w:t>
+      </w:r>
+      <w:proofErr w:type="spellEnd"/>
+      <w:r>
+        <w:rPr>
+          <w:lang w:val="fr-FR"/>
+        </w:rPr>
+        <w:t xml:space="preserve"> graph </w:t>
+      </w:r>
+      <w:proofErr w:type="spellStart"/>
+      <w:r>
+        <w:rPr>
+          <w:lang w:val="fr-FR"/>
+        </w:rPr>
+        <w:t>only</w:t>
+      </w:r>
+      <w:proofErr w:type="spellEnd"/>
+    </w:p>
+    <w:p>
+      <w:pPr>
+        <w:pBdr>
+          <w:left w:val="single" w:sz="8" w:space="4" w:color="9BBB59" w:themeColor="accent3"/>
+        </w:pBdr>
+        <w:ind w:left="2160"/>
+      </w:pPr>
+      <w:r>
+        <w:t>3: Generate both separate and combined graphs</w:t>
       </w:r>
     </w:p>
     <w:p>
@@ -912,460 +1476,1110 @@
         <w:pStyle w:val="SourceCode"/>
         <w:ind w:left="720"/>
         <w:rPr>
-          <w:rStyle w:val="NormalTok"/>
-        </w:rPr>
-      </w:pPr>
-      <w:r>
-        <w:rPr>
-          <w:rStyle w:val="NormalTok"/>
-          <w:highlight w:val="yellow"/>
-        </w:rPr>
-        <w:t>python main.py --rate &lt;loan rate in %&gt; --n_periods &lt;number of periods&gt; --principal &lt;loan principal&gt; --when &lt;'begin' or 'end'&gt;</w:t>
-      </w:r>
-    </w:p>
-    <w:p>
-      <w:pPr>
-        <w:pStyle w:val="SourceCode"/>
-        <w:ind w:left="720"/>
-      </w:pPr>
-      <w:r>
-        <w:rPr>
           <w:b/>
           <w:bCs/>
         </w:rPr>
-        <w:lastRenderedPageBreak/>
-        <w:t>Arguments:</w:t>
-      </w:r>
-    </w:p>
-    <w:p>
-      <w:pPr>
-        <w:pStyle w:val="SourceCode"/>
-        <w:pBdr>
-          <w:left w:val="single" w:sz="4" w:space="4" w:color="auto"/>
-        </w:pBdr>
-        <w:ind w:left="1440"/>
-      </w:pPr>
-      <w:r>
-        <w:rPr>
-          <w:b/>
-          <w:bCs/>
-        </w:rPr>
-        <w:t>rate</w:t>
-      </w:r>
-      <w:r>
-        <w:t>: Annual interest rate as % value (ex: 6 for 6%)</w:t>
-      </w:r>
-    </w:p>
-    <w:p>
-      <w:pPr>
-        <w:pStyle w:val="SourceCode"/>
-        <w:pBdr>
-          <w:left w:val="single" w:sz="4" w:space="4" w:color="auto"/>
-        </w:pBdr>
-        <w:ind w:left="1440"/>
-      </w:pPr>
-      <w:r>
-        <w:rPr>
-          <w:b/>
-          <w:bCs/>
-        </w:rPr>
-        <w:t>n_periods</w:t>
-      </w:r>
-      <w:r>
-        <w:t>: Number of loan periods (in months or years)</w:t>
-      </w:r>
-    </w:p>
-    <w:p>
-      <w:pPr>
-        <w:pStyle w:val="SourceCode"/>
-        <w:pBdr>
-          <w:left w:val="single" w:sz="4" w:space="4" w:color="auto"/>
-        </w:pBdr>
-        <w:ind w:left="1440"/>
-      </w:pPr>
-      <w:r>
-        <w:rPr>
-          <w:b/>
-          <w:bCs/>
-        </w:rPr>
-        <w:t>principal</w:t>
-      </w:r>
-      <w:r>
-        <w:t>: Loan principal</w:t>
-      </w:r>
-    </w:p>
-    <w:p>
-      <w:pPr>
-        <w:pStyle w:val="SourceCode"/>
-        <w:pBdr>
-          <w:left w:val="single" w:sz="4" w:space="4" w:color="auto"/>
-        </w:pBdr>
-        <w:ind w:left="1440"/>
-      </w:pPr>
-      <w:r>
-        <w:rPr>
-          <w:b/>
-          <w:bCs/>
-        </w:rPr>
-        <w:t>when</w:t>
-      </w:r>
-      <w:r>
-        <w:t>: When payments are made (begin or end)</w:t>
-      </w:r>
-    </w:p>
-    <w:p>
-      <w:pPr>
-        <w:pStyle w:val="SourceCode"/>
-        <w:ind w:left="720"/>
-        <w:rPr>
-          <w:b/>
-          <w:bCs/>
-        </w:rPr>
-      </w:pPr>
-    </w:p>
-    <w:p>
-      <w:pPr>
-        <w:pStyle w:val="SourceCode"/>
-        <w:ind w:left="720"/>
-        <w:rPr>
-          <w:b/>
-          <w:bCs/>
-        </w:rPr>
-      </w:pPr>
-      <w:r>
-        <w:rPr>
-          <w:b/>
-          <w:bCs/>
-        </w:rPr>
-        <w:t>Example:</w:t>
-      </w:r>
-    </w:p>
-    <w:p>
-      <w:pPr>
-        <w:pStyle w:val="SourceCode"/>
-        <w:ind w:left="720"/>
-      </w:pPr>
-      <w:r>
-        <w:rPr>
-          <w:highlight w:val="yellow"/>
-        </w:rPr>
-        <w:t>python main.py --rate 6 --n_periods 48 --principal 100000 --when 'end'</w:t>
-      </w:r>
-    </w:p>
-    <w:p>
-      <w:pPr>
-        <w:pStyle w:val="Titre3"/>
-        <w:ind w:firstLine="720"/>
-      </w:pPr>
-    </w:p>
-    <w:p>
-      <w:pPr>
-        <w:pStyle w:val="Titre3"/>
-        <w:ind w:firstLine="720"/>
-      </w:pPr>
-      <w:r>
-        <w:t>C</w:t>
-      </w:r>
-      <w:r>
-        <w:t>ommand line arguments for examples execution</w:t>
-      </w:r>
-    </w:p>
-    <w:p>
-      <w:pPr>
-        <w:pStyle w:val="Corpsdetexte"/>
-      </w:pPr>
-      <w:r>
-        <w:tab/>
-      </w:r>
-      <w:r>
-        <w:rPr>
-          <w:highlight w:val="yellow"/>
-        </w:rPr>
-        <w:t>python main.py --examples</w:t>
-      </w:r>
-    </w:p>
-    <w:p>
-      <w:pPr>
-        <w:pStyle w:val="SourceCode"/>
-        <w:ind w:left="720"/>
-      </w:pPr>
-    </w:p>
-    <w:p>
-      <w:pPr>
-        <w:pStyle w:val="Titre3"/>
-        <w:ind w:left="720"/>
-      </w:pPr>
-      <w:bookmarkStart w:id="6" w:name="available-examples"/>
+      </w:pPr>
+    </w:p>
+    <w:p>
+      <w:pPr>
+        <w:pStyle w:val="Titre2"/>
+        <w:rPr>
+          <w:lang w:val="fr-FR"/>
+        </w:rPr>
+      </w:pPr>
+      <w:bookmarkStart w:id="6" w:name="output-structure"/>
       <w:bookmarkEnd w:id="5"/>
       <w:r>
-        <w:t>Available Examples</w:t>
-      </w:r>
-    </w:p>
-    <w:p>
-      <w:pPr>
-        <w:pStyle w:val="FirstParagraph"/>
-        <w:ind w:left="720"/>
-      </w:pPr>
-      <w:r>
-        <w:t xml:space="preserve">The </w:t>
-      </w:r>
-      <w:r>
-        <w:rPr>
-          <w:rStyle w:val="VerbatimChar"/>
-        </w:rPr>
-        <w:t>main.py</w:t>
-      </w:r>
-      <w:r>
-        <w:t xml:space="preserve"> file contains several practical examples: </w:t>
-      </w:r>
-    </w:p>
-    <w:p>
-      <w:pPr>
-        <w:pStyle w:val="FirstParagraph"/>
-        <w:numPr>
-          <w:ilvl w:val="0"/>
-          <w:numId w:val="12"/>
-        </w:numPr>
-        <w:ind w:left="1440"/>
-      </w:pPr>
-      <w:r>
-        <w:rPr>
-          <w:rStyle w:val="VerbatimChar"/>
-          <w:b/>
-          <w:bCs/>
-        </w:rPr>
-        <w:t>example_1_1_1_1</w:t>
-      </w:r>
-      <w:r>
-        <w:rPr>
-          <w:b/>
-          <w:bCs/>
-        </w:rPr>
-        <w:t>:</w:t>
-      </w:r>
-      <w:r>
+        <w:rPr>
+          <w:rFonts w:ascii="Segoe UI Emoji" w:hAnsi="Segoe UI Emoji" w:cs="Segoe UI Emoji"/>
+          <w:lang w:val="fr-FR"/>
+        </w:rPr>
+        <w:t>📚</w:t>
+      </w:r>
+      <w:r>
+        <w:rPr>
+          <w:lang w:val="fr-FR"/>
+        </w:rPr>
         <w:t xml:space="preserve"> </w:t>
       </w:r>
-      <w:r>
-        <w:t xml:space="preserve"> </w:t>
-      </w:r>
-      <w:r>
-        <w:t xml:space="preserve">Solving complex financial equations </w:t>
-      </w:r>
-    </w:p>
-    <w:p>
-      <w:pPr>
-        <w:pStyle w:val="FirstParagraph"/>
-        <w:numPr>
-          <w:ilvl w:val="0"/>
-          <w:numId w:val="12"/>
-        </w:numPr>
-        <w:ind w:left="1440"/>
-      </w:pPr>
-      <w:r>
-        <w:rPr>
-          <w:rStyle w:val="VerbatimChar"/>
-          <w:b/>
-          <w:bCs/>
-        </w:rPr>
-        <w:t>example_1_1_1</w:t>
-      </w:r>
-      <w:r>
-        <w:rPr>
-          <w:b/>
-          <w:bCs/>
-        </w:rPr>
-        <w:t>:</w:t>
-      </w:r>
-      <w:r>
-        <w:t xml:space="preserve"> Calculating IRR, MIRR, and payback periods</w:t>
-      </w:r>
-    </w:p>
-    <w:p>
-      <w:pPr>
-        <w:pStyle w:val="FirstParagraph"/>
-        <w:numPr>
-          <w:ilvl w:val="0"/>
-          <w:numId w:val="12"/>
-        </w:numPr>
-        <w:ind w:left="1440"/>
-      </w:pPr>
-      <w:r>
-        <w:rPr>
-          <w:rStyle w:val="VerbatimChar"/>
-          <w:b/>
-          <w:bCs/>
-        </w:rPr>
-        <w:t>example_5_1</w:t>
-      </w:r>
-      <w:r>
-        <w:rPr>
-          <w:b/>
-          <w:bCs/>
-        </w:rPr>
-        <w:t>:</w:t>
-      </w:r>
-      <w:r>
-        <w:t xml:space="preserve"> Project comparison using NPV </w:t>
-      </w:r>
-    </w:p>
-    <w:p>
-      <w:pPr>
-        <w:pStyle w:val="FirstParagraph"/>
-        <w:numPr>
-          <w:ilvl w:val="0"/>
-          <w:numId w:val="12"/>
-        </w:numPr>
-        <w:ind w:left="1440"/>
-      </w:pPr>
-      <w:r>
-        <w:rPr>
-          <w:rStyle w:val="VerbatimChar"/>
-          <w:b/>
-          <w:bCs/>
-        </w:rPr>
-        <w:t>example_7_2</w:t>
-      </w:r>
-      <w:r>
-        <w:rPr>
-          <w:b/>
-          <w:bCs/>
-        </w:rPr>
-        <w:t>:</w:t>
-      </w:r>
-      <w:r>
-        <w:t xml:space="preserve"> Generating amortization tables</w:t>
-      </w:r>
-    </w:p>
-    <w:p>
-      <w:pPr>
-        <w:pStyle w:val="Titre3"/>
-        <w:ind w:left="720"/>
-      </w:pPr>
-      <w:bookmarkStart w:id="7" w:name="output-structure"/>
-      <w:bookmarkEnd w:id="6"/>
-      <w:r>
-        <w:t>Output Structure</w:t>
-      </w:r>
+      <w:proofErr w:type="spellStart"/>
+      <w:r>
+        <w:rPr>
+          <w:lang w:val="fr-FR"/>
+        </w:rPr>
+        <w:t>Examples</w:t>
+      </w:r>
+      <w:proofErr w:type="spellEnd"/>
     </w:p>
     <w:p>
       <w:pPr>
         <w:pStyle w:val="Compact"/>
         <w:numPr>
           <w:ilvl w:val="0"/>
-          <w:numId w:val="10"/>
+          <w:numId w:val="19"/>
         </w:numPr>
-        <w:ind w:left="1440"/>
-      </w:pPr>
-      <w:r>
         <w:rPr>
           <w:b/>
           <w:bCs/>
-        </w:rPr>
-        <w:t>Graphs</w:t>
-      </w:r>
-      <w:r>
-        <w:t xml:space="preserve">: Saved in </w:t>
-      </w:r>
-      <w:r>
-        <w:rPr>
-          <w:rStyle w:val="VerbatimChar"/>
+          <w:lang w:val="fr-FR"/>
+        </w:rPr>
+      </w:pPr>
+      <w:r>
+        <w:rPr>
+          <w:b/>
+          <w:bCs/>
+          <w:lang w:val="fr-FR"/>
+        </w:rPr>
+        <w:t>Default parameters:</w:t>
+      </w:r>
+    </w:p>
+    <w:p>
+      <w:pPr>
+        <w:pStyle w:val="Compact"/>
+        <w:ind w:firstLine="720"/>
+        <w:rPr>
+          <w:lang w:val="fr-FR"/>
+        </w:rPr>
+      </w:pPr>
+      <w:r>
+        <w:rPr>
           <w:highlight w:val="yellow"/>
-        </w:rPr>
-        <w:t>./output/graphs</w:t>
-      </w:r>
-      <w:r>
-        <w:t xml:space="preserve"> with timestamps</w:t>
-      </w:r>
+          <w:lang w:val="fr-FR"/>
+        </w:rPr>
+        <w:t>python main.py</w:t>
+      </w:r>
+    </w:p>
+    <w:p>
+      <w:pPr>
+        <w:pStyle w:val="Compact"/>
+        <w:ind w:left="720"/>
+        <w:rPr>
+          <w:lang w:val="fr-FR"/>
+        </w:rPr>
+      </w:pPr>
     </w:p>
     <w:p>
       <w:pPr>
         <w:pStyle w:val="Compact"/>
         <w:numPr>
           <w:ilvl w:val="0"/>
-          <w:numId w:val="10"/>
+          <w:numId w:val="20"/>
         </w:numPr>
-        <w:ind w:left="1440"/>
       </w:pPr>
       <w:r>
         <w:rPr>
           <w:b/>
           <w:bCs/>
         </w:rPr>
-        <w:t>Data</w:t>
-      </w:r>
-      <w:r>
-        <w:t xml:space="preserve">: Exported as CSV in </w:t>
-      </w:r>
-      <w:r>
-        <w:rPr>
-          <w:rStyle w:val="VerbatimChar"/>
+        <w:t>Custom population with separate graphs</w:t>
+      </w:r>
+      <w:r>
+        <w:t>:</w:t>
+      </w:r>
+    </w:p>
+    <w:p>
+      <w:pPr>
+        <w:pStyle w:val="Compact"/>
+        <w:ind w:firstLine="720"/>
+      </w:pPr>
+      <w:r>
+        <w:rPr>
           <w:highlight w:val="yellow"/>
         </w:rPr>
-        <w:t>./output/data</w:t>
-      </w:r>
-      <w:r>
-        <w:t xml:space="preserve"> with timestamps</w:t>
-      </w:r>
+        <w:t>python main.py 10000 "output_10000.csv" 1 2 "./graphs" 0 1</w:t>
+      </w:r>
+    </w:p>
+    <w:p>
+      <w:pPr>
+        <w:pStyle w:val="Compact"/>
+        <w:rPr>
+          <w:i/>
+          <w:iCs/>
+        </w:rPr>
+      </w:pPr>
+    </w:p>
+    <w:p>
+      <w:pPr>
+        <w:pStyle w:val="Compact"/>
+        <w:ind w:left="720"/>
+        <w:rPr>
+          <w:b/>
+          <w:bCs/>
+        </w:rPr>
+      </w:pPr>
+      <w:r>
+        <w:rPr>
+          <w:b/>
+          <w:bCs/>
+          <w:i/>
+          <w:iCs/>
+        </w:rPr>
+        <w:t>Output</w:t>
+      </w:r>
+      <w:r>
+        <w:rPr>
+          <w:b/>
+          <w:bCs/>
+        </w:rPr>
+        <w:t>:</w:t>
+      </w:r>
+    </w:p>
+    <w:p>
+      <w:pPr>
+        <w:pStyle w:val="Compact"/>
+        <w:ind w:left="1440"/>
+        <w:rPr>
+          <w:sz w:val="20"/>
+          <w:szCs w:val="20"/>
+        </w:rPr>
+      </w:pPr>
+      <w:r>
+        <w:rPr>
+          <w:sz w:val="20"/>
+          <w:szCs w:val="20"/>
+        </w:rPr>
+        <w:t>Passed PARAMETERS:</w:t>
+      </w:r>
+    </w:p>
+    <w:p>
+      <w:pPr>
+        <w:pStyle w:val="Compact"/>
+        <w:ind w:left="1440"/>
+        <w:rPr>
+          <w:sz w:val="20"/>
+          <w:szCs w:val="20"/>
+        </w:rPr>
+      </w:pPr>
+      <w:r>
+        <w:rPr>
+          <w:sz w:val="20"/>
+          <w:szCs w:val="20"/>
+        </w:rPr>
+        <w:t xml:space="preserve">  </w:t>
+      </w:r>
+      <w:proofErr w:type="spellStart"/>
+      <w:r>
+        <w:rPr>
+          <w:sz w:val="20"/>
+          <w:szCs w:val="20"/>
+        </w:rPr>
+        <w:t>population_size</w:t>
+      </w:r>
+      <w:proofErr w:type="spellEnd"/>
+      <w:r>
+        <w:rPr>
+          <w:sz w:val="20"/>
+          <w:szCs w:val="20"/>
+        </w:rPr>
+        <w:t>: 10000</w:t>
+      </w:r>
+    </w:p>
+    <w:p>
+      <w:pPr>
+        <w:pStyle w:val="Compact"/>
+        <w:ind w:left="1440"/>
+        <w:rPr>
+          <w:sz w:val="20"/>
+          <w:szCs w:val="20"/>
+        </w:rPr>
+      </w:pPr>
+      <w:r>
+        <w:rPr>
+          <w:sz w:val="20"/>
+          <w:szCs w:val="20"/>
+        </w:rPr>
+        <w:t xml:space="preserve">  </w:t>
+      </w:r>
+      <w:proofErr w:type="spellStart"/>
+      <w:r>
+        <w:rPr>
+          <w:sz w:val="20"/>
+          <w:szCs w:val="20"/>
+        </w:rPr>
+        <w:t>csv_output_file_path</w:t>
+      </w:r>
+      <w:proofErr w:type="spellEnd"/>
+      <w:r>
+        <w:rPr>
+          <w:sz w:val="20"/>
+          <w:szCs w:val="20"/>
+        </w:rPr>
+        <w:t>: ./data\output_10000.csv</w:t>
+      </w:r>
+    </w:p>
+    <w:p>
+      <w:pPr>
+        <w:pStyle w:val="Compact"/>
+        <w:ind w:left="1440"/>
+        <w:rPr>
+          <w:sz w:val="20"/>
+          <w:szCs w:val="20"/>
+        </w:rPr>
+      </w:pPr>
+      <w:r>
+        <w:rPr>
+          <w:sz w:val="20"/>
+          <w:szCs w:val="20"/>
+        </w:rPr>
+        <w:t xml:space="preserve">  </w:t>
+      </w:r>
+      <w:proofErr w:type="spellStart"/>
+      <w:r>
+        <w:rPr>
+          <w:sz w:val="20"/>
+          <w:szCs w:val="20"/>
+        </w:rPr>
+        <w:t>generate_graphs</w:t>
+      </w:r>
+      <w:proofErr w:type="spellEnd"/>
+      <w:r>
+        <w:rPr>
+          <w:sz w:val="20"/>
+          <w:szCs w:val="20"/>
+        </w:rPr>
+        <w:t>: True</w:t>
+      </w:r>
+    </w:p>
+    <w:p>
+      <w:pPr>
+        <w:pStyle w:val="Compact"/>
+        <w:ind w:left="1440"/>
+        <w:rPr>
+          <w:sz w:val="20"/>
+          <w:szCs w:val="20"/>
+        </w:rPr>
+      </w:pPr>
+      <w:r>
+        <w:rPr>
+          <w:sz w:val="20"/>
+          <w:szCs w:val="20"/>
+        </w:rPr>
+        <w:t xml:space="preserve">  </w:t>
+      </w:r>
+      <w:proofErr w:type="spellStart"/>
+      <w:r>
+        <w:rPr>
+          <w:sz w:val="20"/>
+          <w:szCs w:val="20"/>
+        </w:rPr>
+        <w:t>polynomial_degree</w:t>
+      </w:r>
+      <w:proofErr w:type="spellEnd"/>
+      <w:r>
+        <w:rPr>
+          <w:sz w:val="20"/>
+          <w:szCs w:val="20"/>
+        </w:rPr>
+        <w:t>: 2</w:t>
+      </w:r>
+    </w:p>
+    <w:p>
+      <w:pPr>
+        <w:pStyle w:val="Compact"/>
+        <w:ind w:left="1440"/>
+        <w:rPr>
+          <w:sz w:val="20"/>
+          <w:szCs w:val="20"/>
+        </w:rPr>
+      </w:pPr>
+      <w:r>
+        <w:rPr>
+          <w:sz w:val="20"/>
+          <w:szCs w:val="20"/>
+        </w:rPr>
+        <w:t xml:space="preserve">  </w:t>
+      </w:r>
+      <w:proofErr w:type="spellStart"/>
+      <w:r>
+        <w:rPr>
+          <w:sz w:val="20"/>
+          <w:szCs w:val="20"/>
+        </w:rPr>
+        <w:t>graphs_folder_name</w:t>
+      </w:r>
+      <w:proofErr w:type="spellEnd"/>
+      <w:r>
+        <w:rPr>
+          <w:sz w:val="20"/>
+          <w:szCs w:val="20"/>
+        </w:rPr>
+        <w:t>: ./graphs/</w:t>
+      </w:r>
+    </w:p>
+    <w:p>
+      <w:pPr>
+        <w:pStyle w:val="Compact"/>
+        <w:ind w:left="1440"/>
+        <w:rPr>
+          <w:sz w:val="20"/>
+          <w:szCs w:val="20"/>
+        </w:rPr>
+      </w:pPr>
+      <w:r>
+        <w:rPr>
+          <w:sz w:val="20"/>
+          <w:szCs w:val="20"/>
+        </w:rPr>
+        <w:t xml:space="preserve">  </w:t>
+      </w:r>
+      <w:proofErr w:type="spellStart"/>
+      <w:r>
+        <w:rPr>
+          <w:sz w:val="20"/>
+          <w:szCs w:val="20"/>
+        </w:rPr>
+        <w:t>show_graphs</w:t>
+      </w:r>
+      <w:proofErr w:type="spellEnd"/>
+      <w:r>
+        <w:rPr>
+          <w:sz w:val="20"/>
+          <w:szCs w:val="20"/>
+        </w:rPr>
+        <w:t>: False</w:t>
+      </w:r>
+    </w:p>
+    <w:p>
+      <w:pPr>
+        <w:pStyle w:val="Compact"/>
+        <w:ind w:left="1440"/>
+        <w:rPr>
+          <w:sz w:val="20"/>
+          <w:szCs w:val="20"/>
+          <w:lang w:val="fr-FR"/>
+        </w:rPr>
+      </w:pPr>
+      <w:r>
+        <w:rPr>
+          <w:sz w:val="20"/>
+          <w:szCs w:val="20"/>
+        </w:rPr>
+        <w:t xml:space="preserve">  </w:t>
+      </w:r>
+      <w:proofErr w:type="spellStart"/>
+      <w:r>
+        <w:rPr>
+          <w:sz w:val="20"/>
+          <w:szCs w:val="20"/>
+          <w:lang w:val="fr-FR"/>
+        </w:rPr>
+        <w:t>generate_combined_graph</w:t>
+      </w:r>
+      <w:proofErr w:type="spellEnd"/>
+      <w:r>
+        <w:rPr>
+          <w:sz w:val="20"/>
+          <w:szCs w:val="20"/>
+          <w:lang w:val="fr-FR"/>
+        </w:rPr>
+        <w:t>: 3</w:t>
+      </w:r>
+    </w:p>
+    <w:p>
+      <w:pPr>
+        <w:pStyle w:val="Compact"/>
+        <w:ind w:left="1440"/>
+        <w:rPr>
+          <w:sz w:val="20"/>
+          <w:szCs w:val="20"/>
+          <w:lang w:val="fr-FR"/>
+        </w:rPr>
+      </w:pPr>
+    </w:p>
+    <w:p>
+      <w:pPr>
+        <w:pStyle w:val="Compact"/>
+        <w:ind w:left="1440"/>
+        <w:rPr>
+          <w:sz w:val="20"/>
+          <w:szCs w:val="20"/>
+          <w:lang w:val="fr-FR"/>
+        </w:rPr>
+      </w:pPr>
+      <w:r>
+        <w:rPr>
+          <w:sz w:val="20"/>
+          <w:szCs w:val="20"/>
+          <w:lang w:val="fr-FR"/>
+        </w:rPr>
+        <w:t>Temps écoulé: 35.73 secondes</w:t>
+      </w:r>
+    </w:p>
+    <w:p>
+      <w:pPr>
+        <w:pStyle w:val="Compact"/>
+        <w:ind w:left="720"/>
+      </w:pPr>
     </w:p>
     <w:p>
       <w:pPr>
         <w:pStyle w:val="Compact"/>
         <w:numPr>
           <w:ilvl w:val="0"/>
-          <w:numId w:val="10"/>
+          <w:numId w:val="21"/>
         </w:numPr>
-        <w:ind w:left="1440"/>
-      </w:pPr>
-      <w:r>
-        <w:rPr>
-          <w:b/>
-          <w:bCs/>
-        </w:rPr>
-        <w:t>Console</w:t>
-      </w:r>
-      <w:r>
-        <w:t>: Detailed display of calculations and results</w:t>
+      </w:pPr>
+      <w:r>
+        <w:t>Custom population with combined graph only:</w:t>
       </w:r>
     </w:p>
     <w:p>
       <w:pPr>
         <w:pStyle w:val="Compact"/>
-      </w:pPr>
-    </w:p>
-    <w:p>
-      <w:pPr>
-        <w:pStyle w:val="Titre2"/>
-      </w:pPr>
-      <w:bookmarkStart w:id="8" w:name="visualization-examples"/>
-      <w:bookmarkEnd w:id="4"/>
-      <w:bookmarkEnd w:id="7"/>
-      <w:r>
-        <w:t>📊 Visualization Examples</w:t>
-      </w:r>
+        <w:ind w:firstLine="360"/>
+      </w:pPr>
+      <w:r>
+        <w:rPr>
+          <w:highlight w:val="yellow"/>
+        </w:rPr>
+        <w:t>python main.py 10000 "output_10000.csv" 1 2 "./graphs" 0 2</w:t>
+      </w:r>
+    </w:p>
+    <w:p>
+      <w:pPr>
+        <w:pStyle w:val="Compact"/>
+        <w:ind w:left="720"/>
+      </w:pPr>
     </w:p>
     <w:p>
       <w:pPr>
         <w:pStyle w:val="Compact"/>
         <w:numPr>
           <w:ilvl w:val="0"/>
-          <w:numId w:val="11"/>
+          <w:numId w:val="22"/>
         </w:numPr>
       </w:pPr>
       <w:r>
-        <w:t>Cumulative cash flow evolution</w:t>
-      </w:r>
+        <w:t>Custom population with both graph types:</w:t>
+      </w:r>
+    </w:p>
+    <w:p>
+      <w:pPr>
+        <w:pStyle w:val="Compact"/>
+        <w:ind w:firstLine="360"/>
+      </w:pPr>
+      <w:r>
+        <w:rPr>
+          <w:highlight w:val="yellow"/>
+        </w:rPr>
+        <w:t>python main.py 10000 "output_10000.csv" 1 2 "./graphs" 0 3</w:t>
+      </w:r>
+    </w:p>
+    <w:p>
+      <w:pPr>
+        <w:pStyle w:val="Compact"/>
+        <w:ind w:left="720"/>
+        <w:rPr>
+          <w:lang w:val="fr-FR"/>
+        </w:rPr>
+      </w:pPr>
     </w:p>
     <w:p>
       <w:pPr>
         <w:pStyle w:val="Compact"/>
         <w:numPr>
           <w:ilvl w:val="0"/>
-          <w:numId w:val="11"/>
+          <w:numId w:val="23"/>
         </w:numPr>
-      </w:pPr>
-      <w:r>
-        <w:t>NPV/IRR project comparisons</w:t>
+        <w:rPr>
+          <w:b/>
+          <w:bCs/>
+        </w:rPr>
+      </w:pPr>
+      <w:r>
+        <w:rPr>
+          <w:b/>
+          <w:bCs/>
+        </w:rPr>
+        <w:t>Run tests</w:t>
+      </w:r>
+      <w:r>
+        <w:rPr>
+          <w:b/>
+          <w:bCs/>
+        </w:rPr>
+        <w:t xml:space="preserve"> for interactive validation</w:t>
+      </w:r>
+      <w:r>
+        <w:rPr>
+          <w:b/>
+          <w:bCs/>
+        </w:rPr>
+        <w:t>:</w:t>
+      </w:r>
+    </w:p>
+    <w:p>
+      <w:pPr>
+        <w:pStyle w:val="Compact"/>
+        <w:ind w:firstLine="360"/>
+        <w:rPr>
+          <w:lang w:val="fr-FR"/>
+        </w:rPr>
+      </w:pPr>
+      <w:r>
+        <w:rPr>
+          <w:highlight w:val="yellow"/>
+          <w:lang w:val="fr-FR"/>
+        </w:rPr>
+        <w:t>python main.py --test</w:t>
+      </w:r>
+    </w:p>
+    <w:p>
+      <w:pPr>
+        <w:pStyle w:val="Compact"/>
+        <w:ind w:left="360"/>
+        <w:rPr>
+          <w:b/>
+          <w:bCs/>
+          <w:i/>
+          <w:iCs/>
+          <w:lang w:val="fr-FR"/>
+        </w:rPr>
+      </w:pPr>
+    </w:p>
+    <w:p>
+      <w:pPr>
+        <w:pStyle w:val="Compact"/>
+        <w:ind w:left="360"/>
+        <w:rPr>
+          <w:b/>
+          <w:bCs/>
+          <w:lang w:val="fr-FR"/>
+        </w:rPr>
+      </w:pPr>
+      <w:r>
+        <w:rPr>
+          <w:b/>
+          <w:bCs/>
+          <w:i/>
+          <w:iCs/>
+          <w:lang w:val="fr-FR"/>
+        </w:rPr>
+        <w:t>Output</w:t>
+      </w:r>
+      <w:r>
+        <w:rPr>
+          <w:b/>
+          <w:bCs/>
+          <w:lang w:val="fr-FR"/>
+        </w:rPr>
+        <w:t>:</w:t>
+      </w:r>
+    </w:p>
+    <w:p>
+      <w:pPr>
+        <w:pStyle w:val="Compact"/>
+        <w:ind w:left="720"/>
+        <w:rPr>
+          <w:sz w:val="20"/>
+          <w:szCs w:val="20"/>
+          <w:lang w:val="fr-FR"/>
+        </w:rPr>
+      </w:pPr>
+      <w:r>
+        <w:rPr>
+          <w:sz w:val="20"/>
+          <w:szCs w:val="20"/>
+          <w:lang w:val="fr-FR"/>
+        </w:rPr>
+        <w:t>=== DÉBUT DES TESTS DE LA FONCTION MAIN ===</w:t>
+      </w:r>
+    </w:p>
+    <w:p>
+      <w:pPr>
+        <w:pStyle w:val="Compact"/>
+        <w:ind w:left="720"/>
+        <w:rPr>
+          <w:sz w:val="20"/>
+          <w:szCs w:val="20"/>
+          <w:lang w:val="fr-FR"/>
+        </w:rPr>
+      </w:pPr>
+    </w:p>
+    <w:p>
+      <w:pPr>
+        <w:pStyle w:val="Compact"/>
+        <w:ind w:left="720"/>
+        <w:rPr>
+          <w:sz w:val="20"/>
+          <w:szCs w:val="20"/>
+          <w:lang w:val="fr-FR"/>
+        </w:rPr>
+      </w:pPr>
+      <w:r>
+        <w:rPr>
+          <w:sz w:val="20"/>
+          <w:szCs w:val="20"/>
+          <w:lang w:val="fr-FR"/>
+        </w:rPr>
+        <w:t>--- Test 1: Paramètres par défaut ---</w:t>
+      </w:r>
+    </w:p>
+    <w:p>
+      <w:pPr>
+        <w:pStyle w:val="Compact"/>
+        <w:ind w:left="720"/>
+        <w:rPr>
+          <w:sz w:val="20"/>
+          <w:szCs w:val="20"/>
+          <w:lang w:val="fr-FR"/>
+        </w:rPr>
+      </w:pPr>
+      <w:r>
+        <w:rPr>
+          <w:sz w:val="20"/>
+          <w:szCs w:val="20"/>
+          <w:lang w:val="fr-FR"/>
+        </w:rPr>
+        <w:t>Temps écoulé: 61.28 secondes</w:t>
+      </w:r>
+    </w:p>
+    <w:p>
+      <w:pPr>
+        <w:pStyle w:val="Compact"/>
+        <w:ind w:left="720"/>
+        <w:rPr>
+          <w:sz w:val="20"/>
+          <w:szCs w:val="20"/>
+          <w:lang w:val="fr-FR"/>
+        </w:rPr>
+      </w:pPr>
+      <w:r>
+        <w:rPr>
+          <w:rFonts w:ascii="Segoe UI Emoji" w:hAnsi="Segoe UI Emoji" w:cs="Segoe UI Emoji"/>
+          <w:sz w:val="20"/>
+          <w:szCs w:val="20"/>
+          <w:lang w:val="fr-FR"/>
+        </w:rPr>
+        <w:t>✅</w:t>
+      </w:r>
+      <w:r>
+        <w:rPr>
+          <w:sz w:val="20"/>
+          <w:szCs w:val="20"/>
+          <w:lang w:val="fr-FR"/>
+        </w:rPr>
+        <w:t xml:space="preserve"> Test réussi (retour: 0)</w:t>
+      </w:r>
+    </w:p>
+    <w:p>
+      <w:pPr>
+        <w:pStyle w:val="Compact"/>
+        <w:ind w:left="720"/>
+        <w:rPr>
+          <w:sz w:val="20"/>
+          <w:szCs w:val="20"/>
+          <w:lang w:val="fr-FR"/>
+        </w:rPr>
+      </w:pPr>
+      <w:r>
+        <w:rPr>
+          <w:rFonts w:ascii="Segoe UI Emoji" w:hAnsi="Segoe UI Emoji" w:cs="Segoe UI Emoji"/>
+          <w:sz w:val="20"/>
+          <w:szCs w:val="20"/>
+          <w:lang w:val="fr-FR"/>
+        </w:rPr>
+        <w:lastRenderedPageBreak/>
+        <w:t>✅</w:t>
+      </w:r>
+      <w:r>
+        <w:rPr>
+          <w:sz w:val="20"/>
+          <w:szCs w:val="20"/>
+          <w:lang w:val="fr-FR"/>
+        </w:rPr>
+        <w:t xml:space="preserve"> Graphiques générés avec succès</w:t>
+      </w:r>
+    </w:p>
+    <w:p>
+      <w:pPr>
+        <w:pStyle w:val="Compact"/>
+        <w:ind w:left="720"/>
+        <w:rPr>
+          <w:sz w:val="20"/>
+          <w:szCs w:val="20"/>
+          <w:lang w:val="fr-FR"/>
+        </w:rPr>
+      </w:pPr>
+    </w:p>
+    <w:p>
+      <w:pPr>
+        <w:pStyle w:val="Compact"/>
+        <w:ind w:left="720"/>
+        <w:rPr>
+          <w:sz w:val="20"/>
+          <w:szCs w:val="20"/>
+          <w:lang w:val="fr-FR"/>
+        </w:rPr>
+      </w:pPr>
+      <w:r>
+        <w:rPr>
+          <w:sz w:val="20"/>
+          <w:szCs w:val="20"/>
+          <w:lang w:val="fr-FR"/>
+        </w:rPr>
+        <w:t>--- Test 2: Grande population ---</w:t>
+      </w:r>
+    </w:p>
+    <w:p>
+      <w:pPr>
+        <w:pStyle w:val="Compact"/>
+        <w:ind w:left="720"/>
+        <w:rPr>
+          <w:sz w:val="20"/>
+          <w:szCs w:val="20"/>
+          <w:lang w:val="fr-FR"/>
+        </w:rPr>
+      </w:pPr>
+      <w:r>
+        <w:rPr>
+          <w:sz w:val="20"/>
+          <w:szCs w:val="20"/>
+          <w:lang w:val="fr-FR"/>
+        </w:rPr>
+        <w:t>Temps écoulé: 70.33 secondes</w:t>
+      </w:r>
+    </w:p>
+    <w:p>
+      <w:pPr>
+        <w:pStyle w:val="Compact"/>
+        <w:ind w:left="720"/>
+        <w:rPr>
+          <w:sz w:val="20"/>
+          <w:szCs w:val="20"/>
+          <w:lang w:val="fr-FR"/>
+        </w:rPr>
+      </w:pPr>
+      <w:r>
+        <w:rPr>
+          <w:rFonts w:ascii="Segoe UI Emoji" w:hAnsi="Segoe UI Emoji" w:cs="Segoe UI Emoji"/>
+          <w:sz w:val="20"/>
+          <w:szCs w:val="20"/>
+          <w:lang w:val="fr-FR"/>
+        </w:rPr>
+        <w:t>✅</w:t>
+      </w:r>
+      <w:r>
+        <w:rPr>
+          <w:sz w:val="20"/>
+          <w:szCs w:val="20"/>
+          <w:lang w:val="fr-FR"/>
+        </w:rPr>
+        <w:t xml:space="preserve"> Test réussi (retour: 0)</w:t>
+      </w:r>
+    </w:p>
+    <w:p>
+      <w:pPr>
+        <w:pStyle w:val="Compact"/>
+        <w:ind w:left="720"/>
+        <w:rPr>
+          <w:sz w:val="20"/>
+          <w:szCs w:val="20"/>
+          <w:lang w:val="fr-FR"/>
+        </w:rPr>
+      </w:pPr>
+      <w:r>
+        <w:rPr>
+          <w:rFonts w:ascii="Segoe UI Emoji" w:hAnsi="Segoe UI Emoji" w:cs="Segoe UI Emoji"/>
+          <w:sz w:val="20"/>
+          <w:szCs w:val="20"/>
+          <w:lang w:val="fr-FR"/>
+        </w:rPr>
+        <w:t>✅</w:t>
+      </w:r>
+      <w:r>
+        <w:rPr>
+          <w:sz w:val="20"/>
+          <w:szCs w:val="20"/>
+          <w:lang w:val="fr-FR"/>
+        </w:rPr>
+        <w:t xml:space="preserve"> Graphiques générés avec succès</w:t>
+      </w:r>
+    </w:p>
+    <w:p>
+      <w:pPr>
+        <w:pStyle w:val="Compact"/>
+        <w:ind w:left="720"/>
+        <w:rPr>
+          <w:sz w:val="20"/>
+          <w:szCs w:val="20"/>
+          <w:lang w:val="fr-FR"/>
+        </w:rPr>
+      </w:pPr>
+    </w:p>
+    <w:p>
+      <w:pPr>
+        <w:pStyle w:val="Compact"/>
+        <w:ind w:left="720"/>
+        <w:rPr>
+          <w:sz w:val="20"/>
+          <w:szCs w:val="20"/>
+          <w:lang w:val="fr-FR"/>
+        </w:rPr>
+      </w:pPr>
+      <w:r>
+        <w:rPr>
+          <w:sz w:val="20"/>
+          <w:szCs w:val="20"/>
+          <w:lang w:val="fr-FR"/>
+        </w:rPr>
+        <w:t>--- Test 3: Sans génération de graphiques ---</w:t>
+      </w:r>
+    </w:p>
+    <w:p>
+      <w:pPr>
+        <w:pStyle w:val="Compact"/>
+        <w:ind w:left="720"/>
+        <w:rPr>
+          <w:sz w:val="20"/>
+          <w:szCs w:val="20"/>
+          <w:lang w:val="fr-FR"/>
+        </w:rPr>
+      </w:pPr>
+      <w:r>
+        <w:rPr>
+          <w:sz w:val="20"/>
+          <w:szCs w:val="20"/>
+          <w:lang w:val="fr-FR"/>
+        </w:rPr>
+        <w:t>Temps écoulé: 0.08 secondes</w:t>
+      </w:r>
+    </w:p>
+    <w:p>
+      <w:pPr>
+        <w:pStyle w:val="Compact"/>
+        <w:ind w:left="720"/>
+        <w:rPr>
+          <w:sz w:val="20"/>
+          <w:szCs w:val="20"/>
+          <w:lang w:val="fr-FR"/>
+        </w:rPr>
+      </w:pPr>
+      <w:r>
+        <w:rPr>
+          <w:rFonts w:ascii="Segoe UI Emoji" w:hAnsi="Segoe UI Emoji" w:cs="Segoe UI Emoji"/>
+          <w:sz w:val="20"/>
+          <w:szCs w:val="20"/>
+          <w:lang w:val="fr-FR"/>
+        </w:rPr>
+        <w:t>✅</w:t>
+      </w:r>
+      <w:r>
+        <w:rPr>
+          <w:sz w:val="20"/>
+          <w:szCs w:val="20"/>
+          <w:lang w:val="fr-FR"/>
+        </w:rPr>
+        <w:t xml:space="preserve"> Test réussi (retour: 0)</w:t>
+      </w:r>
+    </w:p>
+    <w:p>
+      <w:pPr>
+        <w:pStyle w:val="Compact"/>
+        <w:ind w:left="720"/>
+        <w:rPr>
+          <w:sz w:val="20"/>
+          <w:szCs w:val="20"/>
+          <w:lang w:val="fr-FR"/>
+        </w:rPr>
+      </w:pPr>
+    </w:p>
+    <w:p>
+      <w:pPr>
+        <w:pStyle w:val="Compact"/>
+        <w:ind w:left="720"/>
+        <w:rPr>
+          <w:sz w:val="20"/>
+          <w:szCs w:val="20"/>
+          <w:lang w:val="fr-FR"/>
+        </w:rPr>
+      </w:pPr>
+      <w:r>
+        <w:rPr>
+          <w:sz w:val="20"/>
+          <w:szCs w:val="20"/>
+          <w:lang w:val="fr-FR"/>
+        </w:rPr>
+        <w:t>--- Test 4: Dossier de sortie personnalisé ---</w:t>
+      </w:r>
+    </w:p>
+    <w:p>
+      <w:pPr>
+        <w:pStyle w:val="Compact"/>
+        <w:ind w:left="720"/>
+        <w:rPr>
+          <w:sz w:val="20"/>
+          <w:szCs w:val="20"/>
+          <w:lang w:val="fr-FR"/>
+        </w:rPr>
+      </w:pPr>
+      <w:r>
+        <w:rPr>
+          <w:sz w:val="20"/>
+          <w:szCs w:val="20"/>
+          <w:lang w:val="fr-FR"/>
+        </w:rPr>
+        <w:t>Temps écoulé: 7.87 secondes</w:t>
+      </w:r>
+    </w:p>
+    <w:p>
+      <w:pPr>
+        <w:pStyle w:val="Compact"/>
+        <w:ind w:left="720"/>
+        <w:rPr>
+          <w:sz w:val="20"/>
+          <w:szCs w:val="20"/>
+          <w:lang w:val="fr-FR"/>
+        </w:rPr>
+      </w:pPr>
+      <w:r>
+        <w:rPr>
+          <w:rFonts w:ascii="Segoe UI Emoji" w:hAnsi="Segoe UI Emoji" w:cs="Segoe UI Emoji"/>
+          <w:sz w:val="20"/>
+          <w:szCs w:val="20"/>
+          <w:lang w:val="fr-FR"/>
+        </w:rPr>
+        <w:t>✅</w:t>
+      </w:r>
+      <w:r>
+        <w:rPr>
+          <w:sz w:val="20"/>
+          <w:szCs w:val="20"/>
+          <w:lang w:val="fr-FR"/>
+        </w:rPr>
+        <w:t xml:space="preserve"> Test réussi (retour: 0)</w:t>
+      </w:r>
+    </w:p>
+    <w:p>
+      <w:pPr>
+        <w:pStyle w:val="Compact"/>
+        <w:ind w:left="720"/>
+        <w:rPr>
+          <w:sz w:val="20"/>
+          <w:szCs w:val="20"/>
+          <w:lang w:val="fr-FR"/>
+        </w:rPr>
+      </w:pPr>
+      <w:r>
+        <w:rPr>
+          <w:rFonts w:ascii="Segoe UI Emoji" w:hAnsi="Segoe UI Emoji" w:cs="Segoe UI Emoji"/>
+          <w:sz w:val="20"/>
+          <w:szCs w:val="20"/>
+          <w:lang w:val="fr-FR"/>
+        </w:rPr>
+        <w:t>✅</w:t>
+      </w:r>
+      <w:r>
+        <w:rPr>
+          <w:sz w:val="20"/>
+          <w:szCs w:val="20"/>
+          <w:lang w:val="fr-FR"/>
+        </w:rPr>
+        <w:t xml:space="preserve"> Fichier CSV généré avec succès</w:t>
+      </w:r>
+    </w:p>
+    <w:p>
+      <w:pPr>
+        <w:pStyle w:val="Compact"/>
+        <w:ind w:left="720"/>
+        <w:rPr>
+          <w:sz w:val="20"/>
+          <w:szCs w:val="20"/>
+          <w:lang w:val="fr-FR"/>
+        </w:rPr>
+      </w:pPr>
+      <w:r>
+        <w:rPr>
+          <w:rFonts w:ascii="Segoe UI Emoji" w:hAnsi="Segoe UI Emoji" w:cs="Segoe UI Emoji"/>
+          <w:sz w:val="20"/>
+          <w:szCs w:val="20"/>
+          <w:lang w:val="fr-FR"/>
+        </w:rPr>
+        <w:t>✅</w:t>
+      </w:r>
+      <w:r>
+        <w:rPr>
+          <w:sz w:val="20"/>
+          <w:szCs w:val="20"/>
+          <w:lang w:val="fr-FR"/>
+        </w:rPr>
+        <w:t xml:space="preserve"> Graphiques générés avec succès</w:t>
+      </w:r>
+    </w:p>
+    <w:p>
+      <w:pPr>
+        <w:pStyle w:val="Compact"/>
+        <w:ind w:left="720"/>
+        <w:rPr>
+          <w:sz w:val="20"/>
+          <w:szCs w:val="20"/>
+          <w:lang w:val="fr-FR"/>
+        </w:rPr>
+      </w:pPr>
+    </w:p>
+    <w:p>
+      <w:pPr>
+        <w:pStyle w:val="Compact"/>
+        <w:ind w:left="720"/>
+        <w:rPr>
+          <w:sz w:val="20"/>
+          <w:szCs w:val="20"/>
+          <w:lang w:val="fr-FR"/>
+        </w:rPr>
+      </w:pPr>
+      <w:r>
+        <w:rPr>
+          <w:sz w:val="20"/>
+          <w:szCs w:val="20"/>
+          <w:lang w:val="fr-FR"/>
+        </w:rPr>
+        <w:t>=== FIN DES TESTS ===</w:t>
+      </w:r>
+    </w:p>
+    <w:p>
+      <w:pPr>
+        <w:pStyle w:val="Compact"/>
+        <w:rPr>
+          <w:sz w:val="20"/>
+          <w:szCs w:val="20"/>
+          <w:lang w:val="fr-FR"/>
+        </w:rPr>
+      </w:pPr>
+    </w:p>
+    <w:p>
+      <w:pPr>
+        <w:pStyle w:val="Titre2"/>
+        <w:rPr>
+          <w:lang w:val="fr-FR"/>
+        </w:rPr>
+      </w:pPr>
+      <w:r>
+        <w:rPr>
+          <w:rFonts w:ascii="Segoe UI Emoji" w:hAnsi="Segoe UI Emoji" w:cs="Segoe UI Emoji"/>
+          <w:lang w:val="fr-FR"/>
+        </w:rPr>
+        <w:t>📄</w:t>
+      </w:r>
+      <w:r>
+        <w:rPr>
+          <w:lang w:val="fr-FR"/>
+        </w:rPr>
+        <w:t xml:space="preserve"> </w:t>
+      </w:r>
+      <w:proofErr w:type="spellStart"/>
+      <w:r>
+        <w:rPr>
+          <w:lang w:val="fr-FR"/>
+        </w:rPr>
+        <w:t>Generated</w:t>
+      </w:r>
+      <w:proofErr w:type="spellEnd"/>
+      <w:r>
+        <w:rPr>
+          <w:lang w:val="fr-FR"/>
+        </w:rPr>
+        <w:t xml:space="preserve"> Files</w:t>
       </w:r>
     </w:p>
     <w:p>
@@ -1373,88 +2587,618 @@
         <w:pStyle w:val="Compact"/>
         <w:numPr>
           <w:ilvl w:val="0"/>
-          <w:numId w:val="11"/>
+          <w:numId w:val="24"/>
         </w:numPr>
-      </w:pPr>
-      <w:r>
-        <w:t>Amortization tables with payment breakdowns</w:t>
-      </w:r>
+        <w:rPr>
+          <w:lang w:val="fr-FR"/>
+        </w:rPr>
+      </w:pPr>
+      <w:r>
+        <w:rPr>
+          <w:lang w:val="fr-FR"/>
+        </w:rPr>
+        <w:t xml:space="preserve">CSV file </w:t>
+      </w:r>
+      <w:proofErr w:type="spellStart"/>
+      <w:r>
+        <w:rPr>
+          <w:lang w:val="fr-FR"/>
+        </w:rPr>
+        <w:t>containing</w:t>
+      </w:r>
+      <w:proofErr w:type="spellEnd"/>
+      <w:r>
+        <w:rPr>
+          <w:lang w:val="fr-FR"/>
+        </w:rPr>
+        <w:t>:</w:t>
+      </w:r>
+    </w:p>
+    <w:p>
+      <w:pPr>
+        <w:pStyle w:val="Compact"/>
+        <w:numPr>
+          <w:ilvl w:val="1"/>
+          <w:numId w:val="24"/>
+        </w:numPr>
+        <w:rPr>
+          <w:lang w:val="fr-FR"/>
+        </w:rPr>
+      </w:pPr>
+      <w:r>
+        <w:rPr>
+          <w:lang w:val="fr-FR"/>
+        </w:rPr>
+        <w:t>Sample sizes</w:t>
+      </w:r>
+    </w:p>
+    <w:p>
+      <w:pPr>
+        <w:pStyle w:val="Compact"/>
+        <w:numPr>
+          <w:ilvl w:val="1"/>
+          <w:numId w:val="24"/>
+        </w:numPr>
+        <w:rPr>
+          <w:lang w:val="fr-FR"/>
+        </w:rPr>
+      </w:pPr>
+      <w:r>
+        <w:rPr>
+          <w:lang w:val="fr-FR"/>
+        </w:rPr>
+        <w:t xml:space="preserve">Population </w:t>
+      </w:r>
+      <w:proofErr w:type="spellStart"/>
+      <w:r>
+        <w:rPr>
+          <w:lang w:val="fr-FR"/>
+        </w:rPr>
+        <w:t>statistics</w:t>
+      </w:r>
+      <w:proofErr w:type="spellEnd"/>
+    </w:p>
+    <w:p>
+      <w:pPr>
+        <w:pStyle w:val="Compact"/>
+        <w:numPr>
+          <w:ilvl w:val="1"/>
+          <w:numId w:val="24"/>
+        </w:numPr>
+        <w:rPr>
+          <w:lang w:val="fr-FR"/>
+        </w:rPr>
+      </w:pPr>
+      <w:r>
+        <w:rPr>
+          <w:lang w:val="fr-FR"/>
+        </w:rPr>
+        <w:t>Mean values</w:t>
+      </w:r>
+    </w:p>
+    <w:p>
+      <w:pPr>
+        <w:pStyle w:val="Compact"/>
+        <w:numPr>
+          <w:ilvl w:val="1"/>
+          <w:numId w:val="24"/>
+        </w:numPr>
+        <w:rPr>
+          <w:lang w:val="fr-FR"/>
+        </w:rPr>
+      </w:pPr>
+      <w:proofErr w:type="spellStart"/>
+      <w:r>
+        <w:rPr>
+          <w:lang w:val="fr-FR"/>
+        </w:rPr>
+        <w:t>Other</w:t>
+      </w:r>
+      <w:proofErr w:type="spellEnd"/>
+      <w:r>
+        <w:rPr>
+          <w:lang w:val="fr-FR"/>
+        </w:rPr>
+        <w:t xml:space="preserve"> </w:t>
+      </w:r>
+      <w:proofErr w:type="spellStart"/>
+      <w:r>
+        <w:rPr>
+          <w:lang w:val="fr-FR"/>
+        </w:rPr>
+        <w:t>statistical</w:t>
+      </w:r>
+      <w:proofErr w:type="spellEnd"/>
+      <w:r>
+        <w:rPr>
+          <w:lang w:val="fr-FR"/>
+        </w:rPr>
+        <w:t xml:space="preserve"> </w:t>
+      </w:r>
+      <w:proofErr w:type="spellStart"/>
+      <w:r>
+        <w:rPr>
+          <w:lang w:val="fr-FR"/>
+        </w:rPr>
+        <w:t>metrics</w:t>
+      </w:r>
+      <w:proofErr w:type="spellEnd"/>
     </w:p>
     <w:p>
       <w:pPr>
         <w:pStyle w:val="Compact"/>
         <w:numPr>
           <w:ilvl w:val="0"/>
-          <w:numId w:val="11"/>
+          <w:numId w:val="24"/>
         </w:numPr>
-      </w:pPr>
-      <w:r>
-        <w:t>Break-even points and recovery periods</w:t>
-      </w:r>
-    </w:p>
-    <w:p>
-      <w:pPr>
-        <w:pStyle w:val="Titre2"/>
-      </w:pPr>
-      <w:bookmarkStart w:id="9" w:name="contributing"/>
-      <w:bookmarkEnd w:id="8"/>
-      <w:r>
-        <w:t>🤝 Contributing</w:t>
-      </w:r>
-    </w:p>
-    <w:p>
-      <w:pPr>
-        <w:pStyle w:val="FirstParagraph"/>
-      </w:pPr>
-      <w:r>
-        <w:t>Contributions are welcome! Please feel free to submit a Pull Request.</w:t>
-      </w:r>
-    </w:p>
-    <w:p>
-      <w:pPr>
-        <w:pStyle w:val="Titre2"/>
-      </w:pPr>
-      <w:bookmarkStart w:id="10" w:name="author"/>
-      <w:bookmarkEnd w:id="9"/>
-      <w:r>
-        <w:lastRenderedPageBreak/>
-        <w:t>✍️ Author</w:t>
-      </w:r>
-    </w:p>
-    <w:p>
-      <w:pPr>
-        <w:pStyle w:val="FirstParagraph"/>
-      </w:pPr>
-      <w:r>
+        <w:rPr>
+          <w:lang w:val="fr-FR"/>
+        </w:rPr>
+      </w:pPr>
+      <w:r>
+        <w:rPr>
+          <w:lang w:val="fr-FR"/>
+        </w:rPr>
+        <w:t xml:space="preserve">Graphs (if </w:t>
+      </w:r>
+      <w:proofErr w:type="spellStart"/>
+      <w:r>
+        <w:rPr>
+          <w:lang w:val="fr-FR"/>
+        </w:rPr>
+        <w:t>enabled</w:t>
+      </w:r>
+      <w:proofErr w:type="spellEnd"/>
+      <w:r>
+        <w:rPr>
+          <w:lang w:val="fr-FR"/>
+        </w:rPr>
+        <w:t>):</w:t>
+      </w:r>
+    </w:p>
+    <w:p>
+      <w:pPr>
+        <w:pStyle w:val="Compact"/>
+        <w:numPr>
+          <w:ilvl w:val="1"/>
+          <w:numId w:val="24"/>
+        </w:numPr>
+        <w:rPr>
+          <w:lang w:val="fr-FR"/>
+        </w:rPr>
+      </w:pPr>
+      <w:r>
+        <w:rPr>
+          <w:lang w:val="fr-FR"/>
+        </w:rPr>
+        <w:t>Individual population analysis (sample_size_XXX.png)</w:t>
+      </w:r>
+    </w:p>
+    <w:p>
+      <w:pPr>
+        <w:pStyle w:val="Compact"/>
+        <w:numPr>
+          <w:ilvl w:val="1"/>
+          <w:numId w:val="24"/>
+        </w:numPr>
+      </w:pPr>
+      <w:r>
+        <w:t>Combined population analysis (combined_populations.png)</w:t>
+      </w:r>
+    </w:p>
+    <w:p>
+      <w:pPr>
+        <w:pStyle w:val="Compact"/>
+        <w:numPr>
+          <w:ilvl w:val="1"/>
+          <w:numId w:val="24"/>
+        </w:numPr>
+        <w:rPr>
+          <w:lang w:val="fr-FR"/>
+        </w:rPr>
+      </w:pPr>
+      <w:r>
+        <w:rPr>
+          <w:lang w:val="fr-FR"/>
+        </w:rPr>
+        <w:t xml:space="preserve">Normal distribution </w:t>
+      </w:r>
+      <w:proofErr w:type="spellStart"/>
+      <w:r>
+        <w:rPr>
+          <w:lang w:val="fr-FR"/>
+        </w:rPr>
+        <w:t>fits</w:t>
+      </w:r>
+      <w:proofErr w:type="spellEnd"/>
+    </w:p>
+    <w:p>
+      <w:pPr>
+        <w:pStyle w:val="Compact"/>
+        <w:numPr>
+          <w:ilvl w:val="1"/>
+          <w:numId w:val="24"/>
+        </w:numPr>
+        <w:rPr>
+          <w:lang w:val="fr-FR"/>
+        </w:rPr>
+      </w:pPr>
+      <w:r>
+        <w:rPr>
+          <w:lang w:val="fr-FR"/>
+        </w:rPr>
+        <w:t>Box plots</w:t>
+      </w:r>
+    </w:p>
+    <w:p>
+      <w:pPr>
+        <w:pStyle w:val="Compact"/>
+        <w:numPr>
+          <w:ilvl w:val="1"/>
+          <w:numId w:val="24"/>
+        </w:numPr>
         <w:rPr>
           <w:b/>
           <w:bCs/>
-        </w:rPr>
-        <w:t>Abdel YEZZA, Ph.D</w:t>
-      </w:r>
+          <w:lang w:val="fr-FR"/>
+        </w:rPr>
+      </w:pPr>
+      <w:r>
+        <w:rPr>
+          <w:lang w:val="fr-FR"/>
+        </w:rPr>
+        <w:t>Regression analysis plots</w:t>
+      </w:r>
+    </w:p>
+    <w:p>
+      <w:pPr>
+        <w:pStyle w:val="Compact"/>
+      </w:pPr>
     </w:p>
     <w:p>
       <w:pPr>
         <w:pStyle w:val="Titre2"/>
       </w:pPr>
-      <w:bookmarkStart w:id="11" w:name="license"/>
+      <w:bookmarkStart w:id="7" w:name="visualization-examples"/>
+      <w:bookmarkEnd w:id="4"/>
+      <w:bookmarkEnd w:id="6"/>
+      <w:r>
+        <w:t>📊 Visualization Examples</w:t>
+      </w:r>
+    </w:p>
+    <w:p>
+      <w:pPr>
+        <w:pStyle w:val="Paragraphedeliste"/>
+        <w:numPr>
+          <w:ilvl w:val="0"/>
+          <w:numId w:val="25"/>
+        </w:numPr>
+        <w:spacing w:line="360" w:lineRule="auto"/>
+      </w:pPr>
+      <w:bookmarkStart w:id="8" w:name="contributing"/>
+      <w:bookmarkEnd w:id="7"/>
+      <w:r>
+        <w:t xml:space="preserve">The program generates several types of plots depending on the </w:t>
+      </w:r>
+      <w:proofErr w:type="spellStart"/>
+      <w:r>
+        <w:t>generate_combined_graph</w:t>
+      </w:r>
+      <w:proofErr w:type="spellEnd"/>
+      <w:r>
+        <w:t xml:space="preserve"> parameter:</w:t>
+      </w:r>
+    </w:p>
+    <w:p>
+      <w:pPr>
+        <w:pStyle w:val="Paragraphedeliste"/>
+        <w:numPr>
+          <w:ilvl w:val="0"/>
+          <w:numId w:val="25"/>
+        </w:numPr>
+        <w:spacing w:line="360" w:lineRule="auto"/>
+      </w:pPr>
+      <w:r>
+        <w:t>Individual population analysis (4 graphs per population)</w:t>
+      </w:r>
+    </w:p>
+    <w:p>
+      <w:pPr>
+        <w:pStyle w:val="Paragraphedeliste"/>
+        <w:numPr>
+          <w:ilvl w:val="0"/>
+          <w:numId w:val="25"/>
+        </w:numPr>
+        <w:spacing w:line="360" w:lineRule="auto"/>
+      </w:pPr>
+      <w:r>
+        <w:t>Distribution analysis with μ, σ, and mode indicators</w:t>
+      </w:r>
+    </w:p>
+    <w:p>
+      <w:pPr>
+        <w:pStyle w:val="Paragraphedeliste"/>
+        <w:numPr>
+          <w:ilvl w:val="0"/>
+          <w:numId w:val="25"/>
+        </w:numPr>
+        <w:spacing w:line="360" w:lineRule="auto"/>
+      </w:pPr>
+      <w:r>
+        <w:t>Box plots showing quartiles and outliers</w:t>
+      </w:r>
+    </w:p>
+    <w:p>
+      <w:pPr>
+        <w:pStyle w:val="Paragraphedeliste"/>
+        <w:numPr>
+          <w:ilvl w:val="0"/>
+          <w:numId w:val="25"/>
+        </w:numPr>
+        <w:spacing w:line="360" w:lineRule="auto"/>
+      </w:pPr>
+      <w:r>
+        <w:t>Histograms and normal distribution fits</w:t>
+      </w:r>
+    </w:p>
+    <w:p>
+      <w:pPr>
+        <w:pStyle w:val="Paragraphedeliste"/>
+        <w:numPr>
+          <w:ilvl w:val="0"/>
+          <w:numId w:val="25"/>
+        </w:numPr>
+        <w:spacing w:line="360" w:lineRule="auto"/>
+      </w:pPr>
+      <w:r>
+        <w:t>Combined population analysis showing all populations in one graph</w:t>
+      </w:r>
+    </w:p>
+    <w:p>
+      <w:pPr>
+        <w:pStyle w:val="Paragraphedeliste"/>
+        <w:numPr>
+          <w:ilvl w:val="0"/>
+          <w:numId w:val="25"/>
+        </w:numPr>
+        <w:spacing w:line="360" w:lineRule="auto"/>
+      </w:pPr>
+      <w:r>
+        <w:t>Regression analysis for sample means</w:t>
+      </w:r>
+    </w:p>
+    <w:p>
+      <w:pPr>
+        <w:pStyle w:val="Titre2"/>
+        <w:rPr>
+          <w:rFonts w:ascii="Segoe UI Emoji" w:hAnsi="Segoe UI Emoji" w:cs="Segoe UI Emoji"/>
+        </w:rPr>
+      </w:pPr>
+      <w:r>
+        <w:rPr>
+          <w:rFonts w:ascii="Segoe UI Emoji" w:hAnsi="Segoe UI Emoji" w:cs="Segoe UI Emoji"/>
+          <w:lang w:val="fr-FR"/>
+        </w:rPr>
+        <w:lastRenderedPageBreak/>
+        <w:t>🧪</w:t>
+      </w:r>
+      <w:r>
+        <w:rPr>
+          <w:rFonts w:ascii="Segoe UI Emoji" w:hAnsi="Segoe UI Emoji" w:cs="Segoe UI Emoji"/>
+        </w:rPr>
+        <w:t xml:space="preserve"> Testing</w:t>
+      </w:r>
+    </w:p>
+    <w:p>
+      <w:r>
+        <w:t>Run the automated test suite:</w:t>
+      </w:r>
+    </w:p>
+    <w:p>
+      <w:r>
+        <w:rPr>
+          <w:highlight w:val="yellow"/>
+        </w:rPr>
+        <w:t>python main.py --test</w:t>
+      </w:r>
+    </w:p>
+    <w:p>
+      <w:r>
+        <w:t>This will execute various test scenarios and verify:</w:t>
+      </w:r>
+    </w:p>
+    <w:p>
+      <w:pPr>
+        <w:pStyle w:val="Paragraphedeliste"/>
+        <w:numPr>
+          <w:ilvl w:val="0"/>
+          <w:numId w:val="27"/>
+        </w:numPr>
+        <w:rPr>
+          <w:lang w:val="fr-FR"/>
+        </w:rPr>
+      </w:pPr>
+      <w:r>
+        <w:rPr>
+          <w:lang w:val="fr-FR"/>
+        </w:rPr>
+        <w:t xml:space="preserve">Basic </w:t>
+      </w:r>
+      <w:proofErr w:type="spellStart"/>
+      <w:r>
+        <w:rPr>
+          <w:lang w:val="fr-FR"/>
+        </w:rPr>
+        <w:t>functionality</w:t>
+      </w:r>
+      <w:proofErr w:type="spellEnd"/>
+    </w:p>
+    <w:p>
+      <w:pPr>
+        <w:pStyle w:val="Paragraphedeliste"/>
+        <w:numPr>
+          <w:ilvl w:val="0"/>
+          <w:numId w:val="27"/>
+        </w:numPr>
+        <w:rPr>
+          <w:lang w:val="fr-FR"/>
+        </w:rPr>
+      </w:pPr>
+      <w:r>
+        <w:rPr>
+          <w:lang w:val="fr-FR"/>
+        </w:rPr>
+        <w:t>Large population handling</w:t>
+      </w:r>
+    </w:p>
+    <w:p>
+      <w:pPr>
+        <w:pStyle w:val="Paragraphedeliste"/>
+        <w:numPr>
+          <w:ilvl w:val="0"/>
+          <w:numId w:val="27"/>
+        </w:numPr>
+        <w:rPr>
+          <w:lang w:val="fr-FR"/>
+        </w:rPr>
+      </w:pPr>
+      <w:r>
+        <w:rPr>
+          <w:lang w:val="fr-FR"/>
+        </w:rPr>
+        <w:t xml:space="preserve">Graph </w:t>
+      </w:r>
+      <w:proofErr w:type="spellStart"/>
+      <w:r>
+        <w:rPr>
+          <w:lang w:val="fr-FR"/>
+        </w:rPr>
+        <w:t>generation</w:t>
+      </w:r>
+      <w:proofErr w:type="spellEnd"/>
+      <w:r>
+        <w:rPr>
+          <w:lang w:val="fr-FR"/>
+        </w:rPr>
+        <w:t xml:space="preserve"> options</w:t>
+      </w:r>
+    </w:p>
+    <w:p>
+      <w:pPr>
+        <w:pStyle w:val="Paragraphedeliste"/>
+        <w:numPr>
+          <w:ilvl w:val="0"/>
+          <w:numId w:val="27"/>
+        </w:numPr>
+        <w:rPr>
+          <w:lang w:val="fr-FR"/>
+        </w:rPr>
+      </w:pPr>
+      <w:r>
+        <w:rPr>
+          <w:lang w:val="fr-FR"/>
+        </w:rPr>
+        <w:t>File output handling</w:t>
+      </w:r>
+    </w:p>
+    <w:p>
+      <w:pPr>
+        <w:rPr>
+          <w:lang w:val="fr-FR"/>
+        </w:rPr>
+      </w:pPr>
+    </w:p>
+    <w:p>
+      <w:pPr>
+        <w:pStyle w:val="Titre2"/>
+        <w:rPr>
+          <w:rFonts w:ascii="Segoe UI Emoji" w:hAnsi="Segoe UI Emoji" w:cs="Segoe UI Emoji"/>
+          <w:lang w:val="fr-FR"/>
+        </w:rPr>
+      </w:pPr>
+      <w:r>
+        <w:rPr>
+          <w:rFonts w:ascii="Segoe UI Emoji" w:hAnsi="Segoe UI Emoji" w:cs="Segoe UI Emoji"/>
+          <w:lang w:val="fr-FR"/>
+        </w:rPr>
+        <w:t>📜 License</w:t>
+      </w:r>
+    </w:p>
+    <w:p>
+      <w:r>
+        <w:t>This project is open source and available under the MIT License.</w:t>
+      </w:r>
+    </w:p>
+    <w:p/>
+    <w:p>
+      <w:pPr>
+        <w:pStyle w:val="Titre2"/>
+      </w:pPr>
+      <w:r>
+        <w:rPr>
+          <w:rFonts w:ascii="Segoe UI Emoji" w:hAnsi="Segoe UI Emoji" w:cs="Segoe UI Emoji"/>
+        </w:rPr>
+        <w:t>🤝</w:t>
+      </w:r>
+      <w:r>
+        <w:t xml:space="preserve"> Contributing</w:t>
+      </w:r>
+    </w:p>
+    <w:p>
+      <w:pPr>
+        <w:pStyle w:val="FirstParagraph"/>
+      </w:pPr>
+      <w:r>
+        <w:t>Contributions are welcome! Please feel free to submit a Pull Request.</w:t>
+      </w:r>
+    </w:p>
+    <w:p/>
+    <w:p>
+      <w:pPr>
+        <w:pStyle w:val="Titre2"/>
+      </w:pPr>
+      <w:bookmarkStart w:id="9" w:name="author"/>
+      <w:bookmarkEnd w:id="8"/>
+      <w:r>
+        <w:t>✍️ Author</w:t>
+      </w:r>
+    </w:p>
+    <w:p>
+      <w:pPr>
+        <w:pStyle w:val="FirstParagraph"/>
+      </w:pPr>
+      <w:r>
+        <w:t xml:space="preserve">Abdel YEZZA, </w:t>
+      </w:r>
+      <w:proofErr w:type="spellStart"/>
+      <w:r>
+        <w:t>Ph.D</w:t>
+      </w:r>
+      <w:proofErr w:type="spellEnd"/>
+    </w:p>
+    <w:p/>
+    <w:p>
+      <w:pPr>
+        <w:pStyle w:val="Titre2"/>
+      </w:pPr>
+      <w:bookmarkStart w:id="10" w:name="license"/>
+      <w:bookmarkEnd w:id="9"/>
+      <w:r>
+        <w:t>📄 License</w:t>
+      </w:r>
+    </w:p>
+    <w:p>
+      <w:pPr>
+        <w:pStyle w:val="FirstParagraph"/>
+      </w:pPr>
+      <w:r>
+        <w:t>This code is completely free and can be modified without any restriction.</w:t>
+      </w:r>
+      <w:bookmarkEnd w:id="0"/>
       <w:bookmarkEnd w:id="10"/>
-      <w:r>
-        <w:t>📄 License</w:t>
-      </w:r>
-    </w:p>
-    <w:p>
-      <w:pPr>
-        <w:pStyle w:val="FirstParagraph"/>
-      </w:pPr>
-      <w:r>
-        <w:t>This code is completely free and can be modified without any restriction.</w:t>
-      </w:r>
-      <w:bookmarkEnd w:id="0"/>
-      <w:bookmarkEnd w:id="11"/>
     </w:p>
     <w:sectPr>
-      <w:headerReference w:type="default" r:id="rId12"/>
+      <w:headerReference w:type="default" r:id="rId14"/>
       <w:pgSz w:w="12240" w:h="15840"/>
       <w:pgMar w:top="720" w:right="720" w:bottom="720" w:left="720" w:header="720" w:footer="720" w:gutter="0"/>
       <w:cols w:space="720"/>
@@ -1520,9 +3264,28 @@
         <w:tab w:val="clear" w:pos="9072"/>
         <w:tab w:val="right" w:pos="10773"/>
       </w:tabs>
+      <w:rPr>
+        <w:b/>
+        <w:bCs/>
+      </w:rPr>
     </w:pPr>
     <w:r>
-      <w:t>Project Finance Indicators - Abdel YEZZA, Ph.D</w:t>
+      <w:rPr>
+        <w:b/>
+        <w:bCs/>
+      </w:rPr>
+      <w:t>Statistical Sample Generator and Analyzer</w:t>
+    </w:r>
+    <w:r>
+      <w:t xml:space="preserve"> - Abdel YEZZA, </w:t>
+    </w:r>
+    <w:proofErr w:type="spellStart"/>
+    <w:r>
+      <w:t>Ph.D</w:t>
+    </w:r>
+    <w:proofErr w:type="spellEnd"/>
+    <w:r>
+      <w:t xml:space="preserve"> - Jan. 2025</w:t>
     </w:r>
     <w:r>
       <w:tab/>
@@ -1534,9 +3297,9 @@
       <mc:AlternateContent>
         <mc:Choice Requires="wps">
           <w:drawing>
-            <wp:inline distT="0" distB="0" distL="0" distR="0" wp14:anchorId="1A99A314" wp14:editId="5C041BD9">
-              <wp:extent cx="263525" cy="298450"/>
-              <wp:effectExtent l="0" t="0" r="3175" b="0"/>
+            <wp:inline distT="0" distB="0" distL="0" distR="0" wp14:anchorId="1A99A314" wp14:editId="12E0E203">
+              <wp:extent cx="577464" cy="305407"/>
+              <wp:effectExtent l="0" t="0" r="0" b="0"/>
               <wp:docPr id="584975956" name="AutoShape 2"/>
               <wp:cNvGraphicFramePr>
                 <a:graphicFrameLocks xmlns:a="http://schemas.openxmlformats.org/drawingml/2006/main"/>
@@ -1550,7 +3313,7 @@
                     <wps:spPr bwMode="auto">
                       <a:xfrm>
                         <a:off x="0" y="0"/>
-                        <a:ext cx="263525" cy="298450"/>
+                        <a:ext cx="577464" cy="305407"/>
                       </a:xfrm>
                       <a:prstGeom prst="flowChartAlternateProcess">
                         <a:avLst/>
@@ -1589,47 +3352,36 @@
                               <w:bottom w:val="single" w:sz="48" w:space="1" w:color="9BBB59" w:themeColor="accent3"/>
                             </w:pBdr>
                             <w:jc w:val="right"/>
-                            <w:rPr>
-                              <w:sz w:val="16"/>
-                              <w:szCs w:val="16"/>
-                            </w:rPr>
                           </w:pPr>
                           <w:r>
-                            <w:rPr>
-                              <w:sz w:val="16"/>
-                              <w:szCs w:val="16"/>
-                            </w:rPr>
                             <w:fldChar w:fldCharType="begin"/>
                           </w:r>
                           <w:r>
-                            <w:rPr>
-                              <w:sz w:val="16"/>
-                              <w:szCs w:val="16"/>
-                            </w:rPr>
                             <w:instrText>PAGE    \* MERGEFORMAT</w:instrText>
                           </w:r>
                           <w:r>
-                            <w:rPr>
-                              <w:sz w:val="16"/>
-                              <w:szCs w:val="16"/>
-                            </w:rPr>
                             <w:fldChar w:fldCharType="separate"/>
                           </w:r>
                           <w:r>
                             <w:rPr>
-                              <w:sz w:val="16"/>
-                              <w:szCs w:val="16"/>
                               <w:lang w:val="fr-FR"/>
                             </w:rPr>
                             <w:t>1</w:t>
                           </w:r>
                           <w:r>
-                            <w:rPr>
-                              <w:sz w:val="16"/>
-                              <w:szCs w:val="16"/>
-                            </w:rPr>
                             <w:fldChar w:fldCharType="end"/>
                           </w:r>
+                          <w:r>
+                            <w:t>/</w:t>
+                          </w:r>
+                          <w:fldSimple w:instr=" NUMPAGES   \* MERGEFORMAT ">
+                            <w:r>
+                              <w:rPr>
+                                <w:noProof/>
+                              </w:rPr>
+                              <w:t>8</w:t>
+                            </w:r>
+                          </w:fldSimple>
                         </w:p>
                       </w:txbxContent>
                     </wps:txbx>
@@ -1660,7 +3412,7 @@
               </v:formulas>
               <v:path gradientshapeok="t" limo="10800,10800" o:connecttype="custom" o:connectlocs="@8,0;0,@9;@8,@7;@6,@9" textboxrect="@3,@3,@4,@5"/>
             </v:shapetype>
-            <v:shape id="AutoShape 2" o:spid="_x0000_s1026" type="#_x0000_t176" style="width:20.75pt;height:23.5pt;visibility:visible;mso-wrap-style:square;mso-left-percent:-10001;mso-top-percent:-10001;mso-position-horizontal:absolute;mso-position-horizontal-relative:char;mso-position-vertical:absolute;mso-position-vertical-relative:line;mso-left-percent:-10001;mso-top-percent:-10001;v-text-anchor:top" o:gfxdata="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" filled="f" fillcolor="#5c83b4" stroked="f" strokecolor="#737373">
+            <v:shape id="AutoShape 2" o:spid="_x0000_s1026" type="#_x0000_t176" style="width:45.45pt;height:24.05pt;visibility:visible;mso-wrap-style:square;mso-left-percent:-10001;mso-top-percent:-10001;mso-position-horizontal:absolute;mso-position-horizontal-relative:char;mso-position-vertical:absolute;mso-position-vertical-relative:line;mso-left-percent:-10001;mso-top-percent:-10001;v-text-anchor:top" o:gfxdata="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" filled="f" fillcolor="#5c83b4" stroked="f" strokecolor="#737373">
               <v:textbox>
                 <w:txbxContent>
                   <w:p>
@@ -1671,47 +3423,36 @@
                         <w:bottom w:val="single" w:sz="48" w:space="1" w:color="9BBB59" w:themeColor="accent3"/>
                       </w:pBdr>
                       <w:jc w:val="right"/>
-                      <w:rPr>
-                        <w:sz w:val="16"/>
-                        <w:szCs w:val="16"/>
-                      </w:rPr>
                     </w:pPr>
                     <w:r>
-                      <w:rPr>
-                        <w:sz w:val="16"/>
-                        <w:szCs w:val="16"/>
-                      </w:rPr>
                       <w:fldChar w:fldCharType="begin"/>
                     </w:r>
                     <w:r>
-                      <w:rPr>
-                        <w:sz w:val="16"/>
-                        <w:szCs w:val="16"/>
-                      </w:rPr>
                       <w:instrText>PAGE    \* MERGEFORMAT</w:instrText>
                     </w:r>
                     <w:r>
-                      <w:rPr>
-                        <w:sz w:val="16"/>
-                        <w:szCs w:val="16"/>
-                      </w:rPr>
                       <w:fldChar w:fldCharType="separate"/>
                     </w:r>
                     <w:r>
                       <w:rPr>
-                        <w:sz w:val="16"/>
-                        <w:szCs w:val="16"/>
                         <w:lang w:val="fr-FR"/>
                       </w:rPr>
                       <w:t>1</w:t>
                     </w:r>
                     <w:r>
-                      <w:rPr>
-                        <w:sz w:val="16"/>
-                        <w:szCs w:val="16"/>
-                      </w:rPr>
                       <w:fldChar w:fldCharType="end"/>
                     </w:r>
+                    <w:r>
+                      <w:t>/</w:t>
+                    </w:r>
+                    <w:fldSimple w:instr=" NUMPAGES   \* MERGEFORMAT ">
+                      <w:r>
+                        <w:rPr>
+                          <w:noProof/>
+                        </w:rPr>
+                        <w:t>8</w:t>
+                      </w:r>
+                    </w:fldSimple>
                   </w:p>
                 </w:txbxContent>
               </v:textbox>
@@ -2140,6 +3881,155 @@
     </w:lvl>
   </w:abstractNum>
   <w:abstractNum w:abstractNumId="5" w15:restartNumberingAfterBreak="0">
+    <w:nsid w:val="00E86E89"/>
+    <w:multiLevelType w:val="multilevel"/>
+    <w:tmpl w:val="B3426412"/>
+    <w:lvl w:ilvl="0">
+      <w:start w:val="1"/>
+      <w:numFmt w:val="bullet"/>
+      <w:lvlText w:val=""/>
+      <w:lvlJc w:val="left"/>
+      <w:pPr>
+        <w:tabs>
+          <w:tab w:val="num" w:pos="720"/>
+        </w:tabs>
+        <w:ind w:left="720" w:hanging="360"/>
+      </w:pPr>
+      <w:rPr>
+        <w:rFonts w:ascii="Symbol" w:hAnsi="Symbol" w:hint="default"/>
+        <w:sz w:val="20"/>
+      </w:rPr>
+    </w:lvl>
+    <w:lvl w:ilvl="1" w:tentative="1">
+      <w:start w:val="1"/>
+      <w:numFmt w:val="bullet"/>
+      <w:lvlText w:val="o"/>
+      <w:lvlJc w:val="left"/>
+      <w:pPr>
+        <w:tabs>
+          <w:tab w:val="num" w:pos="1440"/>
+        </w:tabs>
+        <w:ind w:left="1440" w:hanging="360"/>
+      </w:pPr>
+      <w:rPr>
+        <w:rFonts w:ascii="Courier New" w:hAnsi="Courier New" w:hint="default"/>
+        <w:sz w:val="20"/>
+      </w:rPr>
+    </w:lvl>
+    <w:lvl w:ilvl="2" w:tentative="1">
+      <w:start w:val="1"/>
+      <w:numFmt w:val="bullet"/>
+      <w:lvlText w:val=""/>
+      <w:lvlJc w:val="left"/>
+      <w:pPr>
+        <w:tabs>
+          <w:tab w:val="num" w:pos="2160"/>
+        </w:tabs>
+        <w:ind w:left="2160" w:hanging="360"/>
+      </w:pPr>
+      <w:rPr>
+        <w:rFonts w:ascii="Wingdings" w:hAnsi="Wingdings" w:hint="default"/>
+        <w:sz w:val="20"/>
+      </w:rPr>
+    </w:lvl>
+    <w:lvl w:ilvl="3" w:tentative="1">
+      <w:start w:val="1"/>
+      <w:numFmt w:val="bullet"/>
+      <w:lvlText w:val=""/>
+      <w:lvlJc w:val="left"/>
+      <w:pPr>
+        <w:tabs>
+          <w:tab w:val="num" w:pos="2880"/>
+        </w:tabs>
+        <w:ind w:left="2880" w:hanging="360"/>
+      </w:pPr>
+      <w:rPr>
+        <w:rFonts w:ascii="Wingdings" w:hAnsi="Wingdings" w:hint="default"/>
+        <w:sz w:val="20"/>
+      </w:rPr>
+    </w:lvl>
+    <w:lvl w:ilvl="4" w:tentative="1">
+      <w:start w:val="1"/>
+      <w:numFmt w:val="bullet"/>
+      <w:lvlText w:val=""/>
+      <w:lvlJc w:val="left"/>
+      <w:pPr>
+        <w:tabs>
+          <w:tab w:val="num" w:pos="3600"/>
+        </w:tabs>
+        <w:ind w:left="3600" w:hanging="360"/>
+      </w:pPr>
+      <w:rPr>
+        <w:rFonts w:ascii="Wingdings" w:hAnsi="Wingdings" w:hint="default"/>
+        <w:sz w:val="20"/>
+      </w:rPr>
+    </w:lvl>
+    <w:lvl w:ilvl="5" w:tentative="1">
+      <w:start w:val="1"/>
+      <w:numFmt w:val="bullet"/>
+      <w:lvlText w:val=""/>
+      <w:lvlJc w:val="left"/>
+      <w:pPr>
+        <w:tabs>
+          <w:tab w:val="num" w:pos="4320"/>
+        </w:tabs>
+        <w:ind w:left="4320" w:hanging="360"/>
+      </w:pPr>
+      <w:rPr>
+        <w:rFonts w:ascii="Wingdings" w:hAnsi="Wingdings" w:hint="default"/>
+        <w:sz w:val="20"/>
+      </w:rPr>
+    </w:lvl>
+    <w:lvl w:ilvl="6" w:tentative="1">
+      <w:start w:val="1"/>
+      <w:numFmt w:val="bullet"/>
+      <w:lvlText w:val=""/>
+      <w:lvlJc w:val="left"/>
+      <w:pPr>
+        <w:tabs>
+          <w:tab w:val="num" w:pos="5040"/>
+        </w:tabs>
+        <w:ind w:left="5040" w:hanging="360"/>
+      </w:pPr>
+      <w:rPr>
+        <w:rFonts w:ascii="Wingdings" w:hAnsi="Wingdings" w:hint="default"/>
+        <w:sz w:val="20"/>
+      </w:rPr>
+    </w:lvl>
+    <w:lvl w:ilvl="7" w:tentative="1">
+      <w:start w:val="1"/>
+      <w:numFmt w:val="bullet"/>
+      <w:lvlText w:val=""/>
+      <w:lvlJc w:val="left"/>
+      <w:pPr>
+        <w:tabs>
+          <w:tab w:val="num" w:pos="5760"/>
+        </w:tabs>
+        <w:ind w:left="5760" w:hanging="360"/>
+      </w:pPr>
+      <w:rPr>
+        <w:rFonts w:ascii="Wingdings" w:hAnsi="Wingdings" w:hint="default"/>
+        <w:sz w:val="20"/>
+      </w:rPr>
+    </w:lvl>
+    <w:lvl w:ilvl="8" w:tentative="1">
+      <w:start w:val="1"/>
+      <w:numFmt w:val="bullet"/>
+      <w:lvlText w:val=""/>
+      <w:lvlJc w:val="left"/>
+      <w:pPr>
+        <w:tabs>
+          <w:tab w:val="num" w:pos="6480"/>
+        </w:tabs>
+        <w:ind w:left="6480" w:hanging="360"/>
+      </w:pPr>
+      <w:rPr>
+        <w:rFonts w:ascii="Wingdings" w:hAnsi="Wingdings" w:hint="default"/>
+        <w:sz w:val="20"/>
+      </w:rPr>
+    </w:lvl>
+  </w:abstractNum>
+  <w:abstractNum w:abstractNumId="6" w15:restartNumberingAfterBreak="0">
     <w:nsid w:val="1B1529ED"/>
     <w:multiLevelType w:val="hybridMultilevel"/>
     <w:tmpl w:val="4B52168A"/>
@@ -2225,7 +4115,233 @@
       </w:pPr>
     </w:lvl>
   </w:abstractNum>
-  <w:abstractNum w:abstractNumId="6" w15:restartNumberingAfterBreak="0">
+  <w:abstractNum w:abstractNumId="7" w15:restartNumberingAfterBreak="0">
+    <w:nsid w:val="284D56F1"/>
+    <w:multiLevelType w:val="multilevel"/>
+    <w:tmpl w:val="3048C294"/>
+    <w:lvl w:ilvl="0">
+      <w:start w:val="1"/>
+      <w:numFmt w:val="decimal"/>
+      <w:lvlText w:val="%1."/>
+      <w:lvlJc w:val="left"/>
+      <w:pPr>
+        <w:tabs>
+          <w:tab w:val="num" w:pos="720"/>
+        </w:tabs>
+        <w:ind w:left="720" w:hanging="360"/>
+      </w:pPr>
+    </w:lvl>
+    <w:lvl w:ilvl="1" w:tentative="1">
+      <w:start w:val="1"/>
+      <w:numFmt w:val="decimal"/>
+      <w:lvlText w:val="%2."/>
+      <w:lvlJc w:val="left"/>
+      <w:pPr>
+        <w:tabs>
+          <w:tab w:val="num" w:pos="1440"/>
+        </w:tabs>
+        <w:ind w:left="1440" w:hanging="360"/>
+      </w:pPr>
+    </w:lvl>
+    <w:lvl w:ilvl="2" w:tentative="1">
+      <w:start w:val="1"/>
+      <w:numFmt w:val="decimal"/>
+      <w:lvlText w:val="%3."/>
+      <w:lvlJc w:val="left"/>
+      <w:pPr>
+        <w:tabs>
+          <w:tab w:val="num" w:pos="2160"/>
+        </w:tabs>
+        <w:ind w:left="2160" w:hanging="360"/>
+      </w:pPr>
+    </w:lvl>
+    <w:lvl w:ilvl="3" w:tentative="1">
+      <w:start w:val="1"/>
+      <w:numFmt w:val="decimal"/>
+      <w:lvlText w:val="%4."/>
+      <w:lvlJc w:val="left"/>
+      <w:pPr>
+        <w:tabs>
+          <w:tab w:val="num" w:pos="2880"/>
+        </w:tabs>
+        <w:ind w:left="2880" w:hanging="360"/>
+      </w:pPr>
+    </w:lvl>
+    <w:lvl w:ilvl="4" w:tentative="1">
+      <w:start w:val="1"/>
+      <w:numFmt w:val="decimal"/>
+      <w:lvlText w:val="%5."/>
+      <w:lvlJc w:val="left"/>
+      <w:pPr>
+        <w:tabs>
+          <w:tab w:val="num" w:pos="3600"/>
+        </w:tabs>
+        <w:ind w:left="3600" w:hanging="360"/>
+      </w:pPr>
+    </w:lvl>
+    <w:lvl w:ilvl="5" w:tentative="1">
+      <w:start w:val="1"/>
+      <w:numFmt w:val="decimal"/>
+      <w:lvlText w:val="%6."/>
+      <w:lvlJc w:val="left"/>
+      <w:pPr>
+        <w:tabs>
+          <w:tab w:val="num" w:pos="4320"/>
+        </w:tabs>
+        <w:ind w:left="4320" w:hanging="360"/>
+      </w:pPr>
+    </w:lvl>
+    <w:lvl w:ilvl="6" w:tentative="1">
+      <w:start w:val="1"/>
+      <w:numFmt w:val="decimal"/>
+      <w:lvlText w:val="%7."/>
+      <w:lvlJc w:val="left"/>
+      <w:pPr>
+        <w:tabs>
+          <w:tab w:val="num" w:pos="5040"/>
+        </w:tabs>
+        <w:ind w:left="5040" w:hanging="360"/>
+      </w:pPr>
+    </w:lvl>
+    <w:lvl w:ilvl="7" w:tentative="1">
+      <w:start w:val="1"/>
+      <w:numFmt w:val="decimal"/>
+      <w:lvlText w:val="%8."/>
+      <w:lvlJc w:val="left"/>
+      <w:pPr>
+        <w:tabs>
+          <w:tab w:val="num" w:pos="5760"/>
+        </w:tabs>
+        <w:ind w:left="5760" w:hanging="360"/>
+      </w:pPr>
+    </w:lvl>
+    <w:lvl w:ilvl="8" w:tentative="1">
+      <w:start w:val="1"/>
+      <w:numFmt w:val="decimal"/>
+      <w:lvlText w:val="%9."/>
+      <w:lvlJc w:val="left"/>
+      <w:pPr>
+        <w:tabs>
+          <w:tab w:val="num" w:pos="6480"/>
+        </w:tabs>
+        <w:ind w:left="6480" w:hanging="360"/>
+      </w:pPr>
+    </w:lvl>
+  </w:abstractNum>
+  <w:abstractNum w:abstractNumId="8" w15:restartNumberingAfterBreak="0">
+    <w:nsid w:val="347A7AF1"/>
+    <w:multiLevelType w:val="multilevel"/>
+    <w:tmpl w:val="8B34D5C4"/>
+    <w:lvl w:ilvl="0">
+      <w:start w:val="5"/>
+      <w:numFmt w:val="decimal"/>
+      <w:lvlText w:val="%1."/>
+      <w:lvlJc w:val="left"/>
+      <w:pPr>
+        <w:tabs>
+          <w:tab w:val="num" w:pos="720"/>
+        </w:tabs>
+        <w:ind w:left="720" w:hanging="360"/>
+      </w:pPr>
+    </w:lvl>
+    <w:lvl w:ilvl="1" w:tentative="1">
+      <w:start w:val="1"/>
+      <w:numFmt w:val="decimal"/>
+      <w:lvlText w:val="%2."/>
+      <w:lvlJc w:val="left"/>
+      <w:pPr>
+        <w:tabs>
+          <w:tab w:val="num" w:pos="1440"/>
+        </w:tabs>
+        <w:ind w:left="1440" w:hanging="360"/>
+      </w:pPr>
+    </w:lvl>
+    <w:lvl w:ilvl="2" w:tentative="1">
+      <w:start w:val="1"/>
+      <w:numFmt w:val="decimal"/>
+      <w:lvlText w:val="%3."/>
+      <w:lvlJc w:val="left"/>
+      <w:pPr>
+        <w:tabs>
+          <w:tab w:val="num" w:pos="2160"/>
+        </w:tabs>
+        <w:ind w:left="2160" w:hanging="360"/>
+      </w:pPr>
+    </w:lvl>
+    <w:lvl w:ilvl="3" w:tentative="1">
+      <w:start w:val="1"/>
+      <w:numFmt w:val="decimal"/>
+      <w:lvlText w:val="%4."/>
+      <w:lvlJc w:val="left"/>
+      <w:pPr>
+        <w:tabs>
+          <w:tab w:val="num" w:pos="2880"/>
+        </w:tabs>
+        <w:ind w:left="2880" w:hanging="360"/>
+      </w:pPr>
+    </w:lvl>
+    <w:lvl w:ilvl="4" w:tentative="1">
+      <w:start w:val="1"/>
+      <w:numFmt w:val="decimal"/>
+      <w:lvlText w:val="%5."/>
+      <w:lvlJc w:val="left"/>
+      <w:pPr>
+        <w:tabs>
+          <w:tab w:val="num" w:pos="3600"/>
+        </w:tabs>
+        <w:ind w:left="3600" w:hanging="360"/>
+      </w:pPr>
+    </w:lvl>
+    <w:lvl w:ilvl="5" w:tentative="1">
+      <w:start w:val="1"/>
+      <w:numFmt w:val="decimal"/>
+      <w:lvlText w:val="%6."/>
+      <w:lvlJc w:val="left"/>
+      <w:pPr>
+        <w:tabs>
+          <w:tab w:val="num" w:pos="4320"/>
+        </w:tabs>
+        <w:ind w:left="4320" w:hanging="360"/>
+      </w:pPr>
+    </w:lvl>
+    <w:lvl w:ilvl="6" w:tentative="1">
+      <w:start w:val="1"/>
+      <w:numFmt w:val="decimal"/>
+      <w:lvlText w:val="%7."/>
+      <w:lvlJc w:val="left"/>
+      <w:pPr>
+        <w:tabs>
+          <w:tab w:val="num" w:pos="5040"/>
+        </w:tabs>
+        <w:ind w:left="5040" w:hanging="360"/>
+      </w:pPr>
+    </w:lvl>
+    <w:lvl w:ilvl="7" w:tentative="1">
+      <w:start w:val="1"/>
+      <w:numFmt w:val="decimal"/>
+      <w:lvlText w:val="%8."/>
+      <w:lvlJc w:val="left"/>
+      <w:pPr>
+        <w:tabs>
+          <w:tab w:val="num" w:pos="5760"/>
+        </w:tabs>
+        <w:ind w:left="5760" w:hanging="360"/>
+      </w:pPr>
+    </w:lvl>
+    <w:lvl w:ilvl="8" w:tentative="1">
+      <w:start w:val="1"/>
+      <w:numFmt w:val="decimal"/>
+      <w:lvlText w:val="%9."/>
+      <w:lvlJc w:val="left"/>
+      <w:pPr>
+        <w:tabs>
+          <w:tab w:val="num" w:pos="6480"/>
+        </w:tabs>
+        <w:ind w:left="6480" w:hanging="360"/>
+      </w:pPr>
+    </w:lvl>
+  </w:abstractNum>
+  <w:abstractNum w:abstractNumId="9" w15:restartNumberingAfterBreak="0">
     <w:nsid w:val="37463BCF"/>
     <w:multiLevelType w:val="hybridMultilevel"/>
     <w:tmpl w:val="5C2C9DCC"/>
@@ -2311,7 +4427,120 @@
       </w:pPr>
     </w:lvl>
   </w:abstractNum>
-  <w:abstractNum w:abstractNumId="7" w15:restartNumberingAfterBreak="0">
+  <w:abstractNum w:abstractNumId="10" w15:restartNumberingAfterBreak="0">
+    <w:nsid w:val="40FE1DD9"/>
+    <w:multiLevelType w:val="multilevel"/>
+    <w:tmpl w:val="9CF60DF0"/>
+    <w:lvl w:ilvl="0">
+      <w:start w:val="4"/>
+      <w:numFmt w:val="decimal"/>
+      <w:lvlText w:val="%1."/>
+      <w:lvlJc w:val="left"/>
+      <w:pPr>
+        <w:tabs>
+          <w:tab w:val="num" w:pos="720"/>
+        </w:tabs>
+        <w:ind w:left="720" w:hanging="360"/>
+      </w:pPr>
+    </w:lvl>
+    <w:lvl w:ilvl="1" w:tentative="1">
+      <w:start w:val="1"/>
+      <w:numFmt w:val="decimal"/>
+      <w:lvlText w:val="%2."/>
+      <w:lvlJc w:val="left"/>
+      <w:pPr>
+        <w:tabs>
+          <w:tab w:val="num" w:pos="1440"/>
+        </w:tabs>
+        <w:ind w:left="1440" w:hanging="360"/>
+      </w:pPr>
+    </w:lvl>
+    <w:lvl w:ilvl="2" w:tentative="1">
+      <w:start w:val="1"/>
+      <w:numFmt w:val="decimal"/>
+      <w:lvlText w:val="%3."/>
+      <w:lvlJc w:val="left"/>
+      <w:pPr>
+        <w:tabs>
+          <w:tab w:val="num" w:pos="2160"/>
+        </w:tabs>
+        <w:ind w:left="2160" w:hanging="360"/>
+      </w:pPr>
+    </w:lvl>
+    <w:lvl w:ilvl="3" w:tentative="1">
+      <w:start w:val="1"/>
+      <w:numFmt w:val="decimal"/>
+      <w:lvlText w:val="%4."/>
+      <w:lvlJc w:val="left"/>
+      <w:pPr>
+        <w:tabs>
+          <w:tab w:val="num" w:pos="2880"/>
+        </w:tabs>
+        <w:ind w:left="2880" w:hanging="360"/>
+      </w:pPr>
+    </w:lvl>
+    <w:lvl w:ilvl="4" w:tentative="1">
+      <w:start w:val="1"/>
+      <w:numFmt w:val="decimal"/>
+      <w:lvlText w:val="%5."/>
+      <w:lvlJc w:val="left"/>
+      <w:pPr>
+        <w:tabs>
+          <w:tab w:val="num" w:pos="3600"/>
+        </w:tabs>
+        <w:ind w:left="3600" w:hanging="360"/>
+      </w:pPr>
+    </w:lvl>
+    <w:lvl w:ilvl="5" w:tentative="1">
+      <w:start w:val="1"/>
+      <w:numFmt w:val="decimal"/>
+      <w:lvlText w:val="%6."/>
+      <w:lvlJc w:val="left"/>
+      <w:pPr>
+        <w:tabs>
+          <w:tab w:val="num" w:pos="4320"/>
+        </w:tabs>
+        <w:ind w:left="4320" w:hanging="360"/>
+      </w:pPr>
+    </w:lvl>
+    <w:lvl w:ilvl="6" w:tentative="1">
+      <w:start w:val="1"/>
+      <w:numFmt w:val="decimal"/>
+      <w:lvlText w:val="%7."/>
+      <w:lvlJc w:val="left"/>
+      <w:pPr>
+        <w:tabs>
+          <w:tab w:val="num" w:pos="5040"/>
+        </w:tabs>
+        <w:ind w:left="5040" w:hanging="360"/>
+      </w:pPr>
+    </w:lvl>
+    <w:lvl w:ilvl="7" w:tentative="1">
+      <w:start w:val="1"/>
+      <w:numFmt w:val="decimal"/>
+      <w:lvlText w:val="%8."/>
+      <w:lvlJc w:val="left"/>
+      <w:pPr>
+        <w:tabs>
+          <w:tab w:val="num" w:pos="5760"/>
+        </w:tabs>
+        <w:ind w:left="5760" w:hanging="360"/>
+      </w:pPr>
+    </w:lvl>
+    <w:lvl w:ilvl="8" w:tentative="1">
+      <w:start w:val="1"/>
+      <w:numFmt w:val="decimal"/>
+      <w:lvlText w:val="%9."/>
+      <w:lvlJc w:val="left"/>
+      <w:pPr>
+        <w:tabs>
+          <w:tab w:val="num" w:pos="6480"/>
+        </w:tabs>
+        <w:ind w:left="6480" w:hanging="360"/>
+      </w:pPr>
+    </w:lvl>
+  </w:abstractNum>
+  <w:abstractNum w:abstractNumId="11" w15:restartNumberingAfterBreak="0">
     <w:nsid w:val="4BB06B06"/>
     <w:multiLevelType w:val="multilevel"/>
     <w:tmpl w:val="0E88BBE2"/>
@@ -2424,7 +4653,120 @@
       </w:pPr>
     </w:lvl>
   </w:abstractNum>
-  <w:abstractNum w:abstractNumId="8" w15:restartNumberingAfterBreak="0">
+  <w:abstractNum w:abstractNumId="12" w15:restartNumberingAfterBreak="0">
+    <w:nsid w:val="4DD36397"/>
+    <w:multiLevelType w:val="multilevel"/>
+    <w:tmpl w:val="EE1AEECA"/>
+    <w:lvl w:ilvl="0">
+      <w:start w:val="3"/>
+      <w:numFmt w:val="decimal"/>
+      <w:lvlText w:val="%1."/>
+      <w:lvlJc w:val="left"/>
+      <w:pPr>
+        <w:tabs>
+          <w:tab w:val="num" w:pos="720"/>
+        </w:tabs>
+        <w:ind w:left="720" w:hanging="360"/>
+      </w:pPr>
+    </w:lvl>
+    <w:lvl w:ilvl="1" w:tentative="1">
+      <w:start w:val="1"/>
+      <w:numFmt w:val="decimal"/>
+      <w:lvlText w:val="%2."/>
+      <w:lvlJc w:val="left"/>
+      <w:pPr>
+        <w:tabs>
+          <w:tab w:val="num" w:pos="1440"/>
+        </w:tabs>
+        <w:ind w:left="1440" w:hanging="360"/>
+      </w:pPr>
+    </w:lvl>
+    <w:lvl w:ilvl="2" w:tentative="1">
+      <w:start w:val="1"/>
+      <w:numFmt w:val="decimal"/>
+      <w:lvlText w:val="%3."/>
+      <w:lvlJc w:val="left"/>
+      <w:pPr>
+        <w:tabs>
+          <w:tab w:val="num" w:pos="2160"/>
+        </w:tabs>
+        <w:ind w:left="2160" w:hanging="360"/>
+      </w:pPr>
+    </w:lvl>
+    <w:lvl w:ilvl="3" w:tentative="1">
+      <w:start w:val="1"/>
+      <w:numFmt w:val="decimal"/>
+      <w:lvlText w:val="%4."/>
+      <w:lvlJc w:val="left"/>
+      <w:pPr>
+        <w:tabs>
+          <w:tab w:val="num" w:pos="2880"/>
+        </w:tabs>
+        <w:ind w:left="2880" w:hanging="360"/>
+      </w:pPr>
+    </w:lvl>
+    <w:lvl w:ilvl="4" w:tentative="1">
+      <w:start w:val="1"/>
+      <w:numFmt w:val="decimal"/>
+      <w:lvlText w:val="%5."/>
+      <w:lvlJc w:val="left"/>
+      <w:pPr>
+        <w:tabs>
+          <w:tab w:val="num" w:pos="3600"/>
+        </w:tabs>
+        <w:ind w:left="3600" w:hanging="360"/>
+      </w:pPr>
+    </w:lvl>
+    <w:lvl w:ilvl="5" w:tentative="1">
+      <w:start w:val="1"/>
+      <w:numFmt w:val="decimal"/>
+      <w:lvlText w:val="%6."/>
+      <w:lvlJc w:val="left"/>
+      <w:pPr>
+        <w:tabs>
+          <w:tab w:val="num" w:pos="4320"/>
+        </w:tabs>
+        <w:ind w:left="4320" w:hanging="360"/>
+      </w:pPr>
+    </w:lvl>
+    <w:lvl w:ilvl="6" w:tentative="1">
+      <w:start w:val="1"/>
+      <w:numFmt w:val="decimal"/>
+      <w:lvlText w:val="%7."/>
+      <w:lvlJc w:val="left"/>
+      <w:pPr>
+        <w:tabs>
+          <w:tab w:val="num" w:pos="5040"/>
+        </w:tabs>
+        <w:ind w:left="5040" w:hanging="360"/>
+      </w:pPr>
+    </w:lvl>
+    <w:lvl w:ilvl="7" w:tentative="1">
+      <w:start w:val="1"/>
+      <w:numFmt w:val="decimal"/>
+      <w:lvlText w:val="%8."/>
+      <w:lvlJc w:val="left"/>
+      <w:pPr>
+        <w:tabs>
+          <w:tab w:val="num" w:pos="5760"/>
+        </w:tabs>
+        <w:ind w:left="5760" w:hanging="360"/>
+      </w:pPr>
+    </w:lvl>
+    <w:lvl w:ilvl="8" w:tentative="1">
+      <w:start w:val="1"/>
+      <w:numFmt w:val="decimal"/>
+      <w:lvlText w:val="%9."/>
+      <w:lvlJc w:val="left"/>
+      <w:pPr>
+        <w:tabs>
+          <w:tab w:val="num" w:pos="6480"/>
+        </w:tabs>
+        <w:ind w:left="6480" w:hanging="360"/>
+      </w:pPr>
+    </w:lvl>
+  </w:abstractNum>
+  <w:abstractNum w:abstractNumId="13" w15:restartNumberingAfterBreak="0">
     <w:nsid w:val="56C75BB6"/>
     <w:multiLevelType w:val="multilevel"/>
     <w:tmpl w:val="2E049FBE"/>
@@ -2573,7 +4915,156 @@
       </w:rPr>
     </w:lvl>
   </w:abstractNum>
-  <w:abstractNum w:abstractNumId="9" w15:restartNumberingAfterBreak="0">
+  <w:abstractNum w:abstractNumId="14" w15:restartNumberingAfterBreak="0">
+    <w:nsid w:val="61984588"/>
+    <w:multiLevelType w:val="multilevel"/>
+    <w:tmpl w:val="64989AAC"/>
+    <w:lvl w:ilvl="0">
+      <w:start w:val="1"/>
+      <w:numFmt w:val="bullet"/>
+      <w:lvlText w:val=""/>
+      <w:lvlJc w:val="left"/>
+      <w:pPr>
+        <w:tabs>
+          <w:tab w:val="num" w:pos="720"/>
+        </w:tabs>
+        <w:ind w:left="720" w:hanging="360"/>
+      </w:pPr>
+      <w:rPr>
+        <w:rFonts w:ascii="Symbol" w:hAnsi="Symbol" w:hint="default"/>
+        <w:sz w:val="20"/>
+      </w:rPr>
+    </w:lvl>
+    <w:lvl w:ilvl="1">
+      <w:start w:val="1"/>
+      <w:numFmt w:val="bullet"/>
+      <w:lvlText w:val="o"/>
+      <w:lvlJc w:val="left"/>
+      <w:pPr>
+        <w:tabs>
+          <w:tab w:val="num" w:pos="1440"/>
+        </w:tabs>
+        <w:ind w:left="1440" w:hanging="360"/>
+      </w:pPr>
+      <w:rPr>
+        <w:rFonts w:ascii="Courier New" w:hAnsi="Courier New" w:hint="default"/>
+        <w:sz w:val="20"/>
+      </w:rPr>
+    </w:lvl>
+    <w:lvl w:ilvl="2" w:tentative="1">
+      <w:start w:val="1"/>
+      <w:numFmt w:val="bullet"/>
+      <w:lvlText w:val=""/>
+      <w:lvlJc w:val="left"/>
+      <w:pPr>
+        <w:tabs>
+          <w:tab w:val="num" w:pos="2160"/>
+        </w:tabs>
+        <w:ind w:left="2160" w:hanging="360"/>
+      </w:pPr>
+      <w:rPr>
+        <w:rFonts w:ascii="Wingdings" w:hAnsi="Wingdings" w:hint="default"/>
+        <w:sz w:val="20"/>
+      </w:rPr>
+    </w:lvl>
+    <w:lvl w:ilvl="3" w:tentative="1">
+      <w:start w:val="1"/>
+      <w:numFmt w:val="bullet"/>
+      <w:lvlText w:val=""/>
+      <w:lvlJc w:val="left"/>
+      <w:pPr>
+        <w:tabs>
+          <w:tab w:val="num" w:pos="2880"/>
+        </w:tabs>
+        <w:ind w:left="2880" w:hanging="360"/>
+      </w:pPr>
+      <w:rPr>
+        <w:rFonts w:ascii="Wingdings" w:hAnsi="Wingdings" w:hint="default"/>
+        <w:sz w:val="20"/>
+      </w:rPr>
+    </w:lvl>
+    <w:lvl w:ilvl="4" w:tentative="1">
+      <w:start w:val="1"/>
+      <w:numFmt w:val="bullet"/>
+      <w:lvlText w:val=""/>
+      <w:lvlJc w:val="left"/>
+      <w:pPr>
+        <w:tabs>
+          <w:tab w:val="num" w:pos="3600"/>
+        </w:tabs>
+        <w:ind w:left="3600" w:hanging="360"/>
+      </w:pPr>
+      <w:rPr>
+        <w:rFonts w:ascii="Wingdings" w:hAnsi="Wingdings" w:hint="default"/>
+        <w:sz w:val="20"/>
+      </w:rPr>
+    </w:lvl>
+    <w:lvl w:ilvl="5" w:tentative="1">
+      <w:start w:val="1"/>
+      <w:numFmt w:val="bullet"/>
+      <w:lvlText w:val=""/>
+      <w:lvlJc w:val="left"/>
+      <w:pPr>
+        <w:tabs>
+          <w:tab w:val="num" w:pos="4320"/>
+        </w:tabs>
+        <w:ind w:left="4320" w:hanging="360"/>
+      </w:pPr>
+      <w:rPr>
+        <w:rFonts w:ascii="Wingdings" w:hAnsi="Wingdings" w:hint="default"/>
+        <w:sz w:val="20"/>
+      </w:rPr>
+    </w:lvl>
+    <w:lvl w:ilvl="6" w:tentative="1">
+      <w:start w:val="1"/>
+      <w:numFmt w:val="bullet"/>
+      <w:lvlText w:val=""/>
+      <w:lvlJc w:val="left"/>
+      <w:pPr>
+        <w:tabs>
+          <w:tab w:val="num" w:pos="5040"/>
+        </w:tabs>
+        <w:ind w:left="5040" w:hanging="360"/>
+      </w:pPr>
+      <w:rPr>
+        <w:rFonts w:ascii="Wingdings" w:hAnsi="Wingdings" w:hint="default"/>
+        <w:sz w:val="20"/>
+      </w:rPr>
+    </w:lvl>
+    <w:lvl w:ilvl="7" w:tentative="1">
+      <w:start w:val="1"/>
+      <w:numFmt w:val="bullet"/>
+      <w:lvlText w:val=""/>
+      <w:lvlJc w:val="left"/>
+      <w:pPr>
+        <w:tabs>
+          <w:tab w:val="num" w:pos="5760"/>
+        </w:tabs>
+        <w:ind w:left="5760" w:hanging="360"/>
+      </w:pPr>
+      <w:rPr>
+        <w:rFonts w:ascii="Wingdings" w:hAnsi="Wingdings" w:hint="default"/>
+        <w:sz w:val="20"/>
+      </w:rPr>
+    </w:lvl>
+    <w:lvl w:ilvl="8" w:tentative="1">
+      <w:start w:val="1"/>
+      <w:numFmt w:val="bullet"/>
+      <w:lvlText w:val=""/>
+      <w:lvlJc w:val="left"/>
+      <w:pPr>
+        <w:tabs>
+          <w:tab w:val="num" w:pos="6480"/>
+        </w:tabs>
+        <w:ind w:left="6480" w:hanging="360"/>
+      </w:pPr>
+      <w:rPr>
+        <w:rFonts w:ascii="Wingdings" w:hAnsi="Wingdings" w:hint="default"/>
+        <w:sz w:val="20"/>
+      </w:rPr>
+    </w:lvl>
+  </w:abstractNum>
+  <w:abstractNum w:abstractNumId="15" w15:restartNumberingAfterBreak="0">
     <w:nsid w:val="69B16C2B"/>
     <w:multiLevelType w:val="hybridMultilevel"/>
     <w:tmpl w:val="F5320270"/>
@@ -2659,7 +5150,463 @@
       </w:pPr>
     </w:lvl>
   </w:abstractNum>
-  <w:abstractNum w:abstractNumId="10" w15:restartNumberingAfterBreak="0">
+  <w:abstractNum w:abstractNumId="16" w15:restartNumberingAfterBreak="0">
+    <w:nsid w:val="6B7E09C7"/>
+    <w:multiLevelType w:val="hybridMultilevel"/>
+    <w:tmpl w:val="A7561170"/>
+    <w:lvl w:ilvl="0" w:tplc="040C0001">
+      <w:start w:val="1"/>
+      <w:numFmt w:val="bullet"/>
+      <w:lvlText w:val=""/>
+      <w:lvlJc w:val="left"/>
+      <w:pPr>
+        <w:ind w:left="720" w:hanging="360"/>
+      </w:pPr>
+      <w:rPr>
+        <w:rFonts w:ascii="Symbol" w:hAnsi="Symbol" w:hint="default"/>
+      </w:rPr>
+    </w:lvl>
+    <w:lvl w:ilvl="1" w:tplc="040C0003" w:tentative="1">
+      <w:start w:val="1"/>
+      <w:numFmt w:val="bullet"/>
+      <w:lvlText w:val="o"/>
+      <w:lvlJc w:val="left"/>
+      <w:pPr>
+        <w:ind w:left="1440" w:hanging="360"/>
+      </w:pPr>
+      <w:rPr>
+        <w:rFonts w:ascii="Courier New" w:hAnsi="Courier New" w:cs="Courier New" w:hint="default"/>
+      </w:rPr>
+    </w:lvl>
+    <w:lvl w:ilvl="2" w:tplc="040C0005" w:tentative="1">
+      <w:start w:val="1"/>
+      <w:numFmt w:val="bullet"/>
+      <w:lvlText w:val=""/>
+      <w:lvlJc w:val="left"/>
+      <w:pPr>
+        <w:ind w:left="2160" w:hanging="360"/>
+      </w:pPr>
+      <w:rPr>
+        <w:rFonts w:ascii="Wingdings" w:hAnsi="Wingdings" w:hint="default"/>
+      </w:rPr>
+    </w:lvl>
+    <w:lvl w:ilvl="3" w:tplc="040C0001" w:tentative="1">
+      <w:start w:val="1"/>
+      <w:numFmt w:val="bullet"/>
+      <w:lvlText w:val=""/>
+      <w:lvlJc w:val="left"/>
+      <w:pPr>
+        <w:ind w:left="2880" w:hanging="360"/>
+      </w:pPr>
+      <w:rPr>
+        <w:rFonts w:ascii="Symbol" w:hAnsi="Symbol" w:hint="default"/>
+      </w:rPr>
+    </w:lvl>
+    <w:lvl w:ilvl="4" w:tplc="040C0003" w:tentative="1">
+      <w:start w:val="1"/>
+      <w:numFmt w:val="bullet"/>
+      <w:lvlText w:val="o"/>
+      <w:lvlJc w:val="left"/>
+      <w:pPr>
+        <w:ind w:left="3600" w:hanging="360"/>
+      </w:pPr>
+      <w:rPr>
+        <w:rFonts w:ascii="Courier New" w:hAnsi="Courier New" w:cs="Courier New" w:hint="default"/>
+      </w:rPr>
+    </w:lvl>
+    <w:lvl w:ilvl="5" w:tplc="040C0005" w:tentative="1">
+      <w:start w:val="1"/>
+      <w:numFmt w:val="bullet"/>
+      <w:lvlText w:val=""/>
+      <w:lvlJc w:val="left"/>
+      <w:pPr>
+        <w:ind w:left="4320" w:hanging="360"/>
+      </w:pPr>
+      <w:rPr>
+        <w:rFonts w:ascii="Wingdings" w:hAnsi="Wingdings" w:hint="default"/>
+      </w:rPr>
+    </w:lvl>
+    <w:lvl w:ilvl="6" w:tplc="040C0001" w:tentative="1">
+      <w:start w:val="1"/>
+      <w:numFmt w:val="bullet"/>
+      <w:lvlText w:val=""/>
+      <w:lvlJc w:val="left"/>
+      <w:pPr>
+        <w:ind w:left="5040" w:hanging="360"/>
+      </w:pPr>
+      <w:rPr>
+        <w:rFonts w:ascii="Symbol" w:hAnsi="Symbol" w:hint="default"/>
+      </w:rPr>
+    </w:lvl>
+    <w:lvl w:ilvl="7" w:tplc="040C0003" w:tentative="1">
+      <w:start w:val="1"/>
+      <w:numFmt w:val="bullet"/>
+      <w:lvlText w:val="o"/>
+      <w:lvlJc w:val="left"/>
+      <w:pPr>
+        <w:ind w:left="5760" w:hanging="360"/>
+      </w:pPr>
+      <w:rPr>
+        <w:rFonts w:ascii="Courier New" w:hAnsi="Courier New" w:cs="Courier New" w:hint="default"/>
+      </w:rPr>
+    </w:lvl>
+    <w:lvl w:ilvl="8" w:tplc="040C0005" w:tentative="1">
+      <w:start w:val="1"/>
+      <w:numFmt w:val="bullet"/>
+      <w:lvlText w:val=""/>
+      <w:lvlJc w:val="left"/>
+      <w:pPr>
+        <w:ind w:left="6480" w:hanging="360"/>
+      </w:pPr>
+      <w:rPr>
+        <w:rFonts w:ascii="Wingdings" w:hAnsi="Wingdings" w:hint="default"/>
+      </w:rPr>
+    </w:lvl>
+  </w:abstractNum>
+  <w:abstractNum w:abstractNumId="17" w15:restartNumberingAfterBreak="0">
+    <w:nsid w:val="75C423E1"/>
+    <w:multiLevelType w:val="multilevel"/>
+    <w:tmpl w:val="4B289AE0"/>
+    <w:lvl w:ilvl="0">
+      <w:start w:val="2"/>
+      <w:numFmt w:val="decimal"/>
+      <w:lvlText w:val="%1."/>
+      <w:lvlJc w:val="left"/>
+      <w:pPr>
+        <w:tabs>
+          <w:tab w:val="num" w:pos="720"/>
+        </w:tabs>
+        <w:ind w:left="720" w:hanging="360"/>
+      </w:pPr>
+    </w:lvl>
+    <w:lvl w:ilvl="1" w:tentative="1">
+      <w:start w:val="1"/>
+      <w:numFmt w:val="decimal"/>
+      <w:lvlText w:val="%2."/>
+      <w:lvlJc w:val="left"/>
+      <w:pPr>
+        <w:tabs>
+          <w:tab w:val="num" w:pos="1440"/>
+        </w:tabs>
+        <w:ind w:left="1440" w:hanging="360"/>
+      </w:pPr>
+    </w:lvl>
+    <w:lvl w:ilvl="2" w:tentative="1">
+      <w:start w:val="1"/>
+      <w:numFmt w:val="decimal"/>
+      <w:lvlText w:val="%3."/>
+      <w:lvlJc w:val="left"/>
+      <w:pPr>
+        <w:tabs>
+          <w:tab w:val="num" w:pos="2160"/>
+        </w:tabs>
+        <w:ind w:left="2160" w:hanging="360"/>
+      </w:pPr>
+    </w:lvl>
+    <w:lvl w:ilvl="3" w:tentative="1">
+      <w:start w:val="1"/>
+      <w:numFmt w:val="decimal"/>
+      <w:lvlText w:val="%4."/>
+      <w:lvlJc w:val="left"/>
+      <w:pPr>
+        <w:tabs>
+          <w:tab w:val="num" w:pos="2880"/>
+        </w:tabs>
+        <w:ind w:left="2880" w:hanging="360"/>
+      </w:pPr>
+    </w:lvl>
+    <w:lvl w:ilvl="4" w:tentative="1">
+      <w:start w:val="1"/>
+      <w:numFmt w:val="decimal"/>
+      <w:lvlText w:val="%5."/>
+      <w:lvlJc w:val="left"/>
+      <w:pPr>
+        <w:tabs>
+          <w:tab w:val="num" w:pos="3600"/>
+        </w:tabs>
+        <w:ind w:left="3600" w:hanging="360"/>
+      </w:pPr>
+    </w:lvl>
+    <w:lvl w:ilvl="5" w:tentative="1">
+      <w:start w:val="1"/>
+      <w:numFmt w:val="decimal"/>
+      <w:lvlText w:val="%6."/>
+      <w:lvlJc w:val="left"/>
+      <w:pPr>
+        <w:tabs>
+          <w:tab w:val="num" w:pos="4320"/>
+        </w:tabs>
+        <w:ind w:left="4320" w:hanging="360"/>
+      </w:pPr>
+    </w:lvl>
+    <w:lvl w:ilvl="6" w:tentative="1">
+      <w:start w:val="1"/>
+      <w:numFmt w:val="decimal"/>
+      <w:lvlText w:val="%7."/>
+      <w:lvlJc w:val="left"/>
+      <w:pPr>
+        <w:tabs>
+          <w:tab w:val="num" w:pos="5040"/>
+        </w:tabs>
+        <w:ind w:left="5040" w:hanging="360"/>
+      </w:pPr>
+    </w:lvl>
+    <w:lvl w:ilvl="7" w:tentative="1">
+      <w:start w:val="1"/>
+      <w:numFmt w:val="decimal"/>
+      <w:lvlText w:val="%8."/>
+      <w:lvlJc w:val="left"/>
+      <w:pPr>
+        <w:tabs>
+          <w:tab w:val="num" w:pos="5760"/>
+        </w:tabs>
+        <w:ind w:left="5760" w:hanging="360"/>
+      </w:pPr>
+    </w:lvl>
+    <w:lvl w:ilvl="8" w:tentative="1">
+      <w:start w:val="1"/>
+      <w:numFmt w:val="decimal"/>
+      <w:lvlText w:val="%9."/>
+      <w:lvlJc w:val="left"/>
+      <w:pPr>
+        <w:tabs>
+          <w:tab w:val="num" w:pos="6480"/>
+        </w:tabs>
+        <w:ind w:left="6480" w:hanging="360"/>
+      </w:pPr>
+    </w:lvl>
+  </w:abstractNum>
+  <w:abstractNum w:abstractNumId="18" w15:restartNumberingAfterBreak="0">
+    <w:nsid w:val="775E34E0"/>
+    <w:multiLevelType w:val="hybridMultilevel"/>
+    <w:tmpl w:val="7840BBFE"/>
+    <w:lvl w:ilvl="0" w:tplc="040C0001">
+      <w:start w:val="1"/>
+      <w:numFmt w:val="bullet"/>
+      <w:lvlText w:val=""/>
+      <w:lvlJc w:val="left"/>
+      <w:pPr>
+        <w:ind w:left="720" w:hanging="360"/>
+      </w:pPr>
+      <w:rPr>
+        <w:rFonts w:ascii="Symbol" w:hAnsi="Symbol" w:hint="default"/>
+      </w:rPr>
+    </w:lvl>
+    <w:lvl w:ilvl="1" w:tplc="040C0003" w:tentative="1">
+      <w:start w:val="1"/>
+      <w:numFmt w:val="bullet"/>
+      <w:lvlText w:val="o"/>
+      <w:lvlJc w:val="left"/>
+      <w:pPr>
+        <w:ind w:left="1440" w:hanging="360"/>
+      </w:pPr>
+      <w:rPr>
+        <w:rFonts w:ascii="Courier New" w:hAnsi="Courier New" w:cs="Courier New" w:hint="default"/>
+      </w:rPr>
+    </w:lvl>
+    <w:lvl w:ilvl="2" w:tplc="040C0005" w:tentative="1">
+      <w:start w:val="1"/>
+      <w:numFmt w:val="bullet"/>
+      <w:lvlText w:val=""/>
+      <w:lvlJc w:val="left"/>
+      <w:pPr>
+        <w:ind w:left="2160" w:hanging="360"/>
+      </w:pPr>
+      <w:rPr>
+        <w:rFonts w:ascii="Wingdings" w:hAnsi="Wingdings" w:hint="default"/>
+      </w:rPr>
+    </w:lvl>
+    <w:lvl w:ilvl="3" w:tplc="040C0001" w:tentative="1">
+      <w:start w:val="1"/>
+      <w:numFmt w:val="bullet"/>
+      <w:lvlText w:val=""/>
+      <w:lvlJc w:val="left"/>
+      <w:pPr>
+        <w:ind w:left="2880" w:hanging="360"/>
+      </w:pPr>
+      <w:rPr>
+        <w:rFonts w:ascii="Symbol" w:hAnsi="Symbol" w:hint="default"/>
+      </w:rPr>
+    </w:lvl>
+    <w:lvl w:ilvl="4" w:tplc="040C0003" w:tentative="1">
+      <w:start w:val="1"/>
+      <w:numFmt w:val="bullet"/>
+      <w:lvlText w:val="o"/>
+      <w:lvlJc w:val="left"/>
+      <w:pPr>
+        <w:ind w:left="3600" w:hanging="360"/>
+      </w:pPr>
+      <w:rPr>
+        <w:rFonts w:ascii="Courier New" w:hAnsi="Courier New" w:cs="Courier New" w:hint="default"/>
+      </w:rPr>
+    </w:lvl>
+    <w:lvl w:ilvl="5" w:tplc="040C0005" w:tentative="1">
+      <w:start w:val="1"/>
+      <w:numFmt w:val="bullet"/>
+      <w:lvlText w:val=""/>
+      <w:lvlJc w:val="left"/>
+      <w:pPr>
+        <w:ind w:left="4320" w:hanging="360"/>
+      </w:pPr>
+      <w:rPr>
+        <w:rFonts w:ascii="Wingdings" w:hAnsi="Wingdings" w:hint="default"/>
+      </w:rPr>
+    </w:lvl>
+    <w:lvl w:ilvl="6" w:tplc="040C0001" w:tentative="1">
+      <w:start w:val="1"/>
+      <w:numFmt w:val="bullet"/>
+      <w:lvlText w:val=""/>
+      <w:lvlJc w:val="left"/>
+      <w:pPr>
+        <w:ind w:left="5040" w:hanging="360"/>
+      </w:pPr>
+      <w:rPr>
+        <w:rFonts w:ascii="Symbol" w:hAnsi="Symbol" w:hint="default"/>
+      </w:rPr>
+    </w:lvl>
+    <w:lvl w:ilvl="7" w:tplc="040C0003" w:tentative="1">
+      <w:start w:val="1"/>
+      <w:numFmt w:val="bullet"/>
+      <w:lvlText w:val="o"/>
+      <w:lvlJc w:val="left"/>
+      <w:pPr>
+        <w:ind w:left="5760" w:hanging="360"/>
+      </w:pPr>
+      <w:rPr>
+        <w:rFonts w:ascii="Courier New" w:hAnsi="Courier New" w:cs="Courier New" w:hint="default"/>
+      </w:rPr>
+    </w:lvl>
+    <w:lvl w:ilvl="8" w:tplc="040C0005" w:tentative="1">
+      <w:start w:val="1"/>
+      <w:numFmt w:val="bullet"/>
+      <w:lvlText w:val=""/>
+      <w:lvlJc w:val="left"/>
+      <w:pPr>
+        <w:ind w:left="6480" w:hanging="360"/>
+      </w:pPr>
+      <w:rPr>
+        <w:rFonts w:ascii="Wingdings" w:hAnsi="Wingdings" w:hint="default"/>
+      </w:rPr>
+    </w:lvl>
+  </w:abstractNum>
+  <w:abstractNum w:abstractNumId="19" w15:restartNumberingAfterBreak="0">
+    <w:nsid w:val="78AE0F8C"/>
+    <w:multiLevelType w:val="multilevel"/>
+    <w:tmpl w:val="65B42004"/>
+    <w:lvl w:ilvl="0">
+      <w:start w:val="1"/>
+      <w:numFmt w:val="decimal"/>
+      <w:lvlText w:val="%1."/>
+      <w:lvlJc w:val="left"/>
+      <w:pPr>
+        <w:tabs>
+          <w:tab w:val="num" w:pos="720"/>
+        </w:tabs>
+        <w:ind w:left="720" w:hanging="360"/>
+      </w:pPr>
+    </w:lvl>
+    <w:lvl w:ilvl="1">
+      <w:start w:val="1"/>
+      <w:numFmt w:val="bullet"/>
+      <w:lvlText w:val="o"/>
+      <w:lvlJc w:val="left"/>
+      <w:pPr>
+        <w:tabs>
+          <w:tab w:val="num" w:pos="1440"/>
+        </w:tabs>
+        <w:ind w:left="1440" w:hanging="360"/>
+      </w:pPr>
+      <w:rPr>
+        <w:rFonts w:ascii="Courier New" w:hAnsi="Courier New" w:hint="default"/>
+        <w:sz w:val="20"/>
+      </w:rPr>
+    </w:lvl>
+    <w:lvl w:ilvl="2" w:tentative="1">
+      <w:start w:val="1"/>
+      <w:numFmt w:val="decimal"/>
+      <w:lvlText w:val="%3."/>
+      <w:lvlJc w:val="left"/>
+      <w:pPr>
+        <w:tabs>
+          <w:tab w:val="num" w:pos="2160"/>
+        </w:tabs>
+        <w:ind w:left="2160" w:hanging="360"/>
+      </w:pPr>
+    </w:lvl>
+    <w:lvl w:ilvl="3" w:tentative="1">
+      <w:start w:val="1"/>
+      <w:numFmt w:val="decimal"/>
+      <w:lvlText w:val="%4."/>
+      <w:lvlJc w:val="left"/>
+      <w:pPr>
+        <w:tabs>
+          <w:tab w:val="num" w:pos="2880"/>
+        </w:tabs>
+        <w:ind w:left="2880" w:hanging="360"/>
+      </w:pPr>
+    </w:lvl>
+    <w:lvl w:ilvl="4" w:tentative="1">
+      <w:start w:val="1"/>
+      <w:numFmt w:val="decimal"/>
+      <w:lvlText w:val="%5."/>
+      <w:lvlJc w:val="left"/>
+      <w:pPr>
+        <w:tabs>
+          <w:tab w:val="num" w:pos="3600"/>
+        </w:tabs>
+        <w:ind w:left="3600" w:hanging="360"/>
+      </w:pPr>
+    </w:lvl>
+    <w:lvl w:ilvl="5" w:tentative="1">
+      <w:start w:val="1"/>
+      <w:numFmt w:val="decimal"/>
+      <w:lvlText w:val="%6."/>
+      <w:lvlJc w:val="left"/>
+      <w:pPr>
+        <w:tabs>
+          <w:tab w:val="num" w:pos="4320"/>
+        </w:tabs>
+        <w:ind w:left="4320" w:hanging="360"/>
+      </w:pPr>
+    </w:lvl>
+    <w:lvl w:ilvl="6" w:tentative="1">
+      <w:start w:val="1"/>
+      <w:numFmt w:val="decimal"/>
+      <w:lvlText w:val="%7."/>
+      <w:lvlJc w:val="left"/>
+      <w:pPr>
+        <w:tabs>
+          <w:tab w:val="num" w:pos="5040"/>
+        </w:tabs>
+        <w:ind w:left="5040" w:hanging="360"/>
+      </w:pPr>
+    </w:lvl>
+    <w:lvl w:ilvl="7" w:tentative="1">
+      <w:start w:val="1"/>
+      <w:numFmt w:val="decimal"/>
+      <w:lvlText w:val="%8."/>
+      <w:lvlJc w:val="left"/>
+      <w:pPr>
+        <w:tabs>
+          <w:tab w:val="num" w:pos="5760"/>
+        </w:tabs>
+        <w:ind w:left="5760" w:hanging="360"/>
+      </w:pPr>
+    </w:lvl>
+    <w:lvl w:ilvl="8" w:tentative="1">
+      <w:start w:val="1"/>
+      <w:numFmt w:val="decimal"/>
+      <w:lvlText w:val="%9."/>
+      <w:lvlJc w:val="left"/>
+      <w:pPr>
+        <w:tabs>
+          <w:tab w:val="num" w:pos="6480"/>
+        </w:tabs>
+        <w:ind w:left="6480" w:hanging="360"/>
+      </w:pPr>
+    </w:lvl>
+  </w:abstractNum>
+  <w:abstractNum w:abstractNumId="20" w15:restartNumberingAfterBreak="0">
     <w:nsid w:val="7B5718D8"/>
     <w:multiLevelType w:val="multilevel"/>
     <w:tmpl w:val="A7A4E70A"/>
@@ -2923,22 +5870,52 @@
     <w:abstractNumId w:val="1"/>
   </w:num>
   <w:num w:numId="12" w16cid:durableId="2076928961">
+    <w:abstractNumId w:val="6"/>
+  </w:num>
+  <w:num w:numId="13" w16cid:durableId="375546932">
+    <w:abstractNumId w:val="20"/>
+  </w:num>
+  <w:num w:numId="14" w16cid:durableId="537356952">
+    <w:abstractNumId w:val="11"/>
+  </w:num>
+  <w:num w:numId="15" w16cid:durableId="222522054">
+    <w:abstractNumId w:val="15"/>
+  </w:num>
+  <w:num w:numId="16" w16cid:durableId="1489709790">
+    <w:abstractNumId w:val="13"/>
+  </w:num>
+  <w:num w:numId="17" w16cid:durableId="2121298759">
+    <w:abstractNumId w:val="9"/>
+  </w:num>
+  <w:num w:numId="18" w16cid:durableId="723257956">
+    <w:abstractNumId w:val="14"/>
+  </w:num>
+  <w:num w:numId="19" w16cid:durableId="431390663">
+    <w:abstractNumId w:val="7"/>
+  </w:num>
+  <w:num w:numId="20" w16cid:durableId="51512515">
+    <w:abstractNumId w:val="17"/>
+  </w:num>
+  <w:num w:numId="21" w16cid:durableId="941305631">
+    <w:abstractNumId w:val="12"/>
+  </w:num>
+  <w:num w:numId="22" w16cid:durableId="37054804">
+    <w:abstractNumId w:val="10"/>
+  </w:num>
+  <w:num w:numId="23" w16cid:durableId="964459606">
+    <w:abstractNumId w:val="8"/>
+  </w:num>
+  <w:num w:numId="24" w16cid:durableId="1046563781">
+    <w:abstractNumId w:val="19"/>
+  </w:num>
+  <w:num w:numId="25" w16cid:durableId="1884755515">
+    <w:abstractNumId w:val="18"/>
+  </w:num>
+  <w:num w:numId="26" w16cid:durableId="854685375">
     <w:abstractNumId w:val="5"/>
   </w:num>
-  <w:num w:numId="13" w16cid:durableId="375546932">
-    <w:abstractNumId w:val="10"/>
-  </w:num>
-  <w:num w:numId="14" w16cid:durableId="537356952">
-    <w:abstractNumId w:val="7"/>
-  </w:num>
-  <w:num w:numId="15" w16cid:durableId="222522054">
-    <w:abstractNumId w:val="9"/>
-  </w:num>
-  <w:num w:numId="16" w16cid:durableId="1489709790">
-    <w:abstractNumId w:val="8"/>
-  </w:num>
-  <w:num w:numId="17" w16cid:durableId="2121298759">
-    <w:abstractNumId w:val="6"/>
+  <w:num w:numId="27" w16cid:durableId="760445932">
+    <w:abstractNumId w:val="16"/>
   </w:num>
 </w:numbering>
 </file>

--- a/README.docx
+++ b/README.docx
@@ -1,6 +1,7 @@
 
 <file path=word/document.xml><?xml version="1.0" encoding="utf-8"?>
 <w:document xmlns:wpc="http://schemas.microsoft.com/office/word/2010/wordprocessingCanvas" xmlns:cx="http://schemas.microsoft.com/office/drawing/2014/chartex" xmlns:cx1="http://schemas.microsoft.com/office/drawing/2015/9/8/chartex" xmlns:cx2="http://schemas.microsoft.com/office/drawing/2015/10/21/chartex" xmlns:cx3="http://schemas.microsoft.com/office/drawing/2016/5/9/chartex" xmlns:cx4="http://schemas.microsoft.com/office/drawing/2016/5/10/chartex" xmlns:cx5="http://schemas.microsoft.com/office/drawing/2016/5/11/chartex" xmlns:cx6="http://schemas.microsoft.com/office/drawing/2016/5/12/chartex" xmlns:cx7="http://schemas.microsoft.com/office/drawing/2016/5/13/chartex" xmlns:cx8="http://schemas.microsoft.com/office/drawing/2016/5/14/chartex" xmlns:mc="http://schemas.openxmlformats.org/markup-compatibility/2006" xmlns:aink="http://schemas.microsoft.com/office/drawing/2016/ink" xmlns:am3d="http://schemas.microsoft.com/office/drawing/2017/model3d" xmlns:o="urn:schemas-microsoft-com:office:office" xmlns:oel="http://schemas.microsoft.com/office/2019/extlst" xmlns:r="http://schemas.openxmlformats.org/officeDocument/2006/relationships" xmlns:m="http://schemas.openxmlformats.org/officeDocument/2006/math" xmlns:v="urn:schemas-microsoft-com:vml" xmlns:wp14="http://schemas.microsoft.com/office/word/2010/wordprocessingDrawing" xmlns:wp="http://schemas.openxmlformats.org/drawingml/2006/wordprocessingDrawing" xmlns:w10="urn:schemas-microsoft-com:office:word" xmlns:w="http://schemas.openxmlformats.org/wordprocessingml/2006/main" xmlns:w14="http://schemas.microsoft.com/office/word/2010/wordml" xmlns:w15="http://schemas.microsoft.com/office/word/2012/wordml" xmlns:w16cex="http://schemas.microsoft.com/office/word/2018/wordml/cex" xmlns:w16cid="http://schemas.microsoft.com/office/word/2016/wordml/cid" xmlns:w16="http://schemas.microsoft.com/office/word/2018/wordml" xmlns:w16du="http://schemas.microsoft.com/office/word/2023/wordml/word16du" xmlns:w16sdtdh="http://schemas.microsoft.com/office/word/2020/wordml/sdtdatahash" xmlns:w16sdtfl="http://schemas.microsoft.com/office/word/2024/wordml/sdtformatlock" xmlns:w16se="http://schemas.microsoft.com/office/word/2015/wordml/symex" xmlns:wpg="http://schemas.microsoft.com/office/word/2010/wordprocessingGroup" xmlns:wpi="http://schemas.microsoft.com/office/word/2010/wordprocessingInk" xmlns:wne="http://schemas.microsoft.com/office/word/2006/wordml" xmlns:wps="http://schemas.microsoft.com/office/word/2010/wordprocessingShape" mc:Ignorable="w14 w15 w16se w16cid w16 w16cex w16sdtdh w16sdtfl w16du wp14">
+  <w:background w:color="EEECE1" w:themeColor="background2"/>
   <w:body>
     <w:p>
       <w:pPr>
@@ -8,7 +9,13 @@
       </w:pPr>
       <w:bookmarkStart w:id="0" w:name="project-finance-indicators"/>
       <w:r>
-        <w:t xml:space="preserve">📊 </w:t>
+        <w:rPr>
+          <w:rFonts w:ascii="Segoe UI Emoji" w:hAnsi="Segoe UI Emoji" w:cs="Segoe UI Emoji"/>
+        </w:rPr>
+        <w:t>📊</w:t>
+      </w:r>
+      <w:r>
+        <w:t xml:space="preserve"> </w:t>
       </w:r>
       <w:r>
         <w:t>Statistical Sample Generator and Analyzer</w:t>
@@ -107,12 +114,18 @@
     </w:p>
     <w:p>
       <w:pPr>
-        <w:pStyle w:val="Titre2"/>
+        <w:pStyle w:val="Titre1"/>
       </w:pPr>
       <w:bookmarkStart w:id="2" w:name="features"/>
       <w:bookmarkEnd w:id="1"/>
       <w:r>
-        <w:t>🔍 Features</w:t>
+        <w:rPr>
+          <w:rFonts w:ascii="Segoe UI Emoji" w:hAnsi="Segoe UI Emoji" w:cs="Segoe UI Emoji"/>
+        </w:rPr>
+        <w:t>🔍</w:t>
+      </w:r>
+      <w:r>
+        <w:t xml:space="preserve"> Features</w:t>
       </w:r>
     </w:p>
     <w:p>
@@ -340,6 +353,23 @@
     </w:p>
     <w:p>
       <w:pPr>
+        <w:rPr>
+          <w:color w:val="4F81BD" w:themeColor="accent1"/>
+          <w:highlight w:val="green"/>
+          <w:lang w:val="fr-FR"/>
+        </w:rPr>
+      </w:pPr>
+      <w:r>
+        <w:rPr>
+          <w:color w:val="4F81BD" w:themeColor="accent1"/>
+          <w:highlight w:val="green"/>
+          <w:lang w:val="fr-FR"/>
+        </w:rPr>
+        <w:br w:type="page"/>
+      </w:r>
+    </w:p>
+    <w:p>
+      <w:pPr>
         <w:pStyle w:val="Paragraphedeliste"/>
         <w:numPr>
           <w:ilvl w:val="1"/>
@@ -352,14 +382,35 @@
           <w:lang w:val="fr-FR"/>
         </w:rPr>
       </w:pPr>
+      <w:proofErr w:type="spellStart"/>
       <w:r>
         <w:rPr>
           <w:color w:val="4F81BD" w:themeColor="accent1"/>
           <w:highlight w:val="green"/>
           <w:lang w:val="fr-FR"/>
         </w:rPr>
-        <w:t>Combined population analysis</w:t>
-      </w:r>
+        <w:lastRenderedPageBreak/>
+        <w:t>Combined</w:t>
+      </w:r>
+      <w:proofErr w:type="spellEnd"/>
+      <w:r>
+        <w:rPr>
+          <w:color w:val="4F81BD" w:themeColor="accent1"/>
+          <w:highlight w:val="green"/>
+          <w:lang w:val="fr-FR"/>
+        </w:rPr>
+        <w:t xml:space="preserve"> population </w:t>
+      </w:r>
+      <w:proofErr w:type="spellStart"/>
+      <w:r>
+        <w:rPr>
+          <w:color w:val="4F81BD" w:themeColor="accent1"/>
+          <w:highlight w:val="green"/>
+          <w:lang w:val="fr-FR"/>
+        </w:rPr>
+        <w:t>analysis</w:t>
+      </w:r>
+      <w:proofErr w:type="spellEnd"/>
     </w:p>
     <w:p>
       <w:pPr>
@@ -377,7 +428,6 @@
           <w:highlight w:val="green"/>
           <w:lang w:val="fr-FR"/>
         </w:rPr>
-        <w:lastRenderedPageBreak/>
         <w:drawing>
           <wp:inline distT="0" distB="0" distL="0" distR="0" wp14:anchorId="4795B472" wp14:editId="45698A54">
             <wp:extent cx="6806565" cy="3601720"/>
@@ -735,11 +785,17 @@
     </w:p>
     <w:p>
       <w:pPr>
-        <w:pStyle w:val="Titre2"/>
-      </w:pPr>
-      <w:r>
+        <w:pStyle w:val="Titre1"/>
+      </w:pPr>
+      <w:r>
+        <w:rPr>
+          <w:rFonts w:ascii="Segoe UI Emoji" w:hAnsi="Segoe UI Emoji" w:cs="Segoe UI Emoji"/>
+        </w:rPr>
         <w:lastRenderedPageBreak/>
-        <w:t>🛠️ Installation</w:t>
+        <w:t>🛠️</w:t>
+      </w:r>
+      <w:r>
+        <w:t xml:space="preserve"> Installation</w:t>
       </w:r>
     </w:p>
     <w:p>
@@ -797,7 +853,23 @@
           <w:rStyle w:val="NormalTok"/>
           <w:rFonts w:ascii="Courier New" w:hAnsi="Courier New" w:cs="Courier New"/>
         </w:rPr>
-        <w:t xml:space="preserve"> venv </w:t>
+        <w:t xml:space="preserve"> </w:t>
+      </w:r>
+      <w:proofErr w:type="spellStart"/>
+      <w:r>
+        <w:rPr>
+          <w:rStyle w:val="NormalTok"/>
+          <w:rFonts w:ascii="Courier New" w:hAnsi="Courier New" w:cs="Courier New"/>
+        </w:rPr>
+        <w:t>venv</w:t>
+      </w:r>
+      <w:proofErr w:type="spellEnd"/>
+      <w:r>
+        <w:rPr>
+          <w:rStyle w:val="NormalTok"/>
+          <w:rFonts w:ascii="Courier New" w:hAnsi="Courier New" w:cs="Courier New"/>
+        </w:rPr>
+        <w:t xml:space="preserve"> </w:t>
       </w:r>
       <w:proofErr w:type="spellStart"/>
       <w:r>
@@ -944,15 +1016,7 @@
           <w:rFonts w:ascii="Courier New" w:hAnsi="Courier New" w:cs="Courier New"/>
           <w:color w:val="00B050"/>
         </w:rPr>
-        <w:t>P</w:t>
-      </w:r>
-      <w:r>
-        <w:rPr>
-          <w:rStyle w:val="ExtensionTok"/>
-          <w:rFonts w:ascii="Courier New" w:hAnsi="Courier New" w:cs="Courier New"/>
-          <w:color w:val="00B050"/>
-        </w:rPr>
-        <w:t>ip</w:t>
+        <w:t>Pip</w:t>
       </w:r>
       <w:r>
         <w:rPr>
@@ -1003,7 +1067,7 @@
     </w:p>
     <w:p>
       <w:pPr>
-        <w:pStyle w:val="Titre2"/>
+        <w:pStyle w:val="Titre1"/>
       </w:pPr>
       <w:r>
         <w:rPr>
@@ -1022,6 +1086,9 @@
         <w:ind w:left="480"/>
       </w:pPr>
       <w:r>
+        <w:rPr>
+          <w:noProof/>
+        </w:rPr>
         <w:drawing>
           <wp:inline distT="0" distB="0" distL="0" distR="0" wp14:anchorId="04CAA2A5" wp14:editId="3E7FFD99">
             <wp:extent cx="5401429" cy="3277057"/>
@@ -1061,12 +1128,18 @@
     </w:p>
     <w:p>
       <w:pPr>
-        <w:pStyle w:val="Titre2"/>
+        <w:pStyle w:val="Titre1"/>
       </w:pPr>
       <w:bookmarkStart w:id="4" w:name="usage"/>
       <w:bookmarkEnd w:id="3"/>
       <w:r>
-        <w:t>📚 Usage</w:t>
+        <w:rPr>
+          <w:rFonts w:ascii="Segoe UI Emoji" w:hAnsi="Segoe UI Emoji" w:cs="Segoe UI Emoji"/>
+        </w:rPr>
+        <w:t>📚</w:t>
+      </w:r>
+      <w:r>
+        <w:t xml:space="preserve"> Usage</w:t>
       </w:r>
     </w:p>
     <w:p>
@@ -1225,14 +1298,10 @@
         <w:t>]</w:t>
       </w:r>
     </w:p>
-    <w:p/>
     <w:p>
       <w:pPr>
         <w:pStyle w:val="Titre3"/>
         <w:ind w:firstLine="720"/>
-        <w:rPr>
-          <w:lang w:val="fr-FR"/>
-        </w:rPr>
       </w:pPr>
       <w:r>
         <w:rPr>
@@ -1242,9 +1311,6 @@
         <w:t>📚</w:t>
       </w:r>
       <w:r>
-        <w:rPr>
-          <w:lang w:val="fr-FR"/>
-        </w:rPr>
         <w:t xml:space="preserve"> Parameters</w:t>
       </w:r>
     </w:p>
@@ -1321,6 +1387,7 @@
           <w:b/>
           <w:bCs/>
         </w:rPr>
+        <w:lastRenderedPageBreak/>
         <w:t>polynomial_degree</w:t>
       </w:r>
       <w:proofErr w:type="spellEnd"/>
@@ -1341,7 +1408,6 @@
           <w:b/>
           <w:bCs/>
         </w:rPr>
-        <w:lastRenderedPageBreak/>
         <w:t>graphs_folder</w:t>
       </w:r>
       <w:proofErr w:type="spellEnd"/>
@@ -1413,52 +1479,10 @@
           <w:left w:val="single" w:sz="8" w:space="4" w:color="9BBB59" w:themeColor="accent3"/>
         </w:pBdr>
         <w:ind w:left="2160"/>
-        <w:rPr>
-          <w:lang w:val="fr-FR"/>
-        </w:rPr>
-      </w:pPr>
-      <w:r>
-        <w:rPr>
-          <w:lang w:val="fr-FR"/>
-        </w:rPr>
-        <w:t xml:space="preserve">2: </w:t>
-      </w:r>
-      <w:proofErr w:type="spellStart"/>
-      <w:r>
-        <w:rPr>
-          <w:lang w:val="fr-FR"/>
-        </w:rPr>
-        <w:t>Generate</w:t>
-      </w:r>
-      <w:proofErr w:type="spellEnd"/>
-      <w:r>
-        <w:rPr>
-          <w:lang w:val="fr-FR"/>
-        </w:rPr>
-        <w:t xml:space="preserve"> </w:t>
-      </w:r>
-      <w:proofErr w:type="spellStart"/>
-      <w:r>
-        <w:rPr>
-          <w:lang w:val="fr-FR"/>
-        </w:rPr>
-        <w:t>combined</w:t>
-      </w:r>
-      <w:proofErr w:type="spellEnd"/>
-      <w:r>
-        <w:rPr>
-          <w:lang w:val="fr-FR"/>
-        </w:rPr>
-        <w:t xml:space="preserve"> graph </w:t>
-      </w:r>
-      <w:proofErr w:type="spellStart"/>
-      <w:r>
-        <w:rPr>
-          <w:lang w:val="fr-FR"/>
-        </w:rPr>
-        <w:t>only</w:t>
-      </w:r>
-      <w:proofErr w:type="spellEnd"/>
+      </w:pPr>
+      <w:r>
+        <w:t>2: Generate combined graph only</w:t>
+      </w:r>
     </w:p>
     <w:p>
       <w:pPr>
@@ -1483,7 +1507,7 @@
     </w:p>
     <w:p>
       <w:pPr>
-        <w:pStyle w:val="Titre2"/>
+        <w:pStyle w:val="Titre1"/>
         <w:rPr>
           <w:lang w:val="fr-FR"/>
         </w:rPr>
@@ -1970,9 +1994,6 @@
       <w:pPr>
         <w:pStyle w:val="Compact"/>
         <w:ind w:left="720"/>
-        <w:rPr>
-          <w:lang w:val="fr-FR"/>
-        </w:rPr>
       </w:pPr>
     </w:p>
     <w:p>
@@ -2013,14 +2034,10 @@
       <w:pPr>
         <w:pStyle w:val="Compact"/>
         <w:ind w:firstLine="360"/>
-        <w:rPr>
-          <w:lang w:val="fr-FR"/>
-        </w:rPr>
       </w:pPr>
       <w:r>
         <w:rPr>
           <w:highlight w:val="yellow"/>
-          <w:lang w:val="fr-FR"/>
         </w:rPr>
         <w:t>python main.py --test</w:t>
       </w:r>
@@ -2034,18 +2051,14 @@
           <w:bCs/>
           <w:i/>
           <w:iCs/>
-          <w:lang w:val="fr-FR"/>
-        </w:rPr>
-      </w:pPr>
-    </w:p>
-    <w:p>
-      <w:pPr>
-        <w:pStyle w:val="Compact"/>
-        <w:ind w:left="360"/>
+        </w:rPr>
+      </w:pPr>
+    </w:p>
+    <w:p>
+      <w:pPr>
         <w:rPr>
           <w:b/>
           <w:bCs/>
-          <w:lang w:val="fr-FR"/>
         </w:rPr>
       </w:pPr>
       <w:r>
@@ -2054,15 +2067,14 @@
           <w:bCs/>
           <w:i/>
           <w:iCs/>
-          <w:lang w:val="fr-FR"/>
-        </w:rPr>
+        </w:rPr>
+        <w:lastRenderedPageBreak/>
         <w:t>Output</w:t>
       </w:r>
       <w:r>
         <w:rPr>
           <w:b/>
           <w:bCs/>
-          <w:lang w:val="fr-FR"/>
         </w:rPr>
         <w:t>:</w:t>
       </w:r>
@@ -2096,6 +2108,14 @@
           <w:lang w:val="fr-FR"/>
         </w:rPr>
       </w:pPr>
+      <w:r>
+        <w:rPr>
+          <w:sz w:val="20"/>
+          <w:szCs w:val="20"/>
+          <w:lang w:val="fr-FR"/>
+        </w:rPr>
+        <w:t>--- Test 1: Paramètres par défaut ---</w:t>
+      </w:r>
     </w:p>
     <w:p>
       <w:pPr>
@@ -2113,7 +2133,7 @@
           <w:szCs w:val="20"/>
           <w:lang w:val="fr-FR"/>
         </w:rPr>
-        <w:t>--- Test 1: Paramètres par défaut ---</w:t>
+        <w:t>Temps écoulé: 61.28 secondes</w:t>
       </w:r>
     </w:p>
     <w:p>
@@ -2128,11 +2148,20 @@
       </w:pPr>
       <w:r>
         <w:rPr>
-          <w:sz w:val="20"/>
-          <w:szCs w:val="20"/>
-          <w:lang w:val="fr-FR"/>
-        </w:rPr>
-        <w:t>Temps écoulé: 61.28 secondes</w:t>
+          <w:rFonts w:ascii="Segoe UI Emoji" w:hAnsi="Segoe UI Emoji" w:cs="Segoe UI Emoji"/>
+          <w:sz w:val="20"/>
+          <w:szCs w:val="20"/>
+          <w:lang w:val="fr-FR"/>
+        </w:rPr>
+        <w:t>✅</w:t>
+      </w:r>
+      <w:r>
+        <w:rPr>
+          <w:sz w:val="20"/>
+          <w:szCs w:val="20"/>
+          <w:lang w:val="fr-FR"/>
+        </w:rPr>
+        <w:t xml:space="preserve"> Test réussi (retour: 0)</w:t>
       </w:r>
     </w:p>
     <w:p>
@@ -2160,7 +2189,7 @@
           <w:szCs w:val="20"/>
           <w:lang w:val="fr-FR"/>
         </w:rPr>
-        <w:t xml:space="preserve"> Test réussi (retour: 0)</w:t>
+        <w:t xml:space="preserve"> Graphiques générés avec succès</w:t>
       </w:r>
     </w:p>
     <w:p>
@@ -2173,24 +2202,6 @@
           <w:lang w:val="fr-FR"/>
         </w:rPr>
       </w:pPr>
-      <w:r>
-        <w:rPr>
-          <w:rFonts w:ascii="Segoe UI Emoji" w:hAnsi="Segoe UI Emoji" w:cs="Segoe UI Emoji"/>
-          <w:sz w:val="20"/>
-          <w:szCs w:val="20"/>
-          <w:lang w:val="fr-FR"/>
-        </w:rPr>
-        <w:lastRenderedPageBreak/>
-        <w:t>✅</w:t>
-      </w:r>
-      <w:r>
-        <w:rPr>
-          <w:sz w:val="20"/>
-          <w:szCs w:val="20"/>
-          <w:lang w:val="fr-FR"/>
-        </w:rPr>
-        <w:t xml:space="preserve"> Graphiques générés avec succès</w:t>
-      </w:r>
     </w:p>
     <w:p>
       <w:pPr>
@@ -2202,6 +2213,14 @@
           <w:lang w:val="fr-FR"/>
         </w:rPr>
       </w:pPr>
+      <w:r>
+        <w:rPr>
+          <w:sz w:val="20"/>
+          <w:szCs w:val="20"/>
+          <w:lang w:val="fr-FR"/>
+        </w:rPr>
+        <w:t>--- Test 2: Grande population ---</w:t>
+      </w:r>
     </w:p>
     <w:p>
       <w:pPr>
@@ -2219,7 +2238,7 @@
           <w:szCs w:val="20"/>
           <w:lang w:val="fr-FR"/>
         </w:rPr>
-        <w:t>--- Test 2: Grande population ---</w:t>
+        <w:t>Temps écoulé: 70.33 secondes</w:t>
       </w:r>
     </w:p>
     <w:p>
@@ -2234,11 +2253,20 @@
       </w:pPr>
       <w:r>
         <w:rPr>
-          <w:sz w:val="20"/>
-          <w:szCs w:val="20"/>
-          <w:lang w:val="fr-FR"/>
-        </w:rPr>
-        <w:t>Temps écoulé: 70.33 secondes</w:t>
+          <w:rFonts w:ascii="Segoe UI Emoji" w:hAnsi="Segoe UI Emoji" w:cs="Segoe UI Emoji"/>
+          <w:sz w:val="20"/>
+          <w:szCs w:val="20"/>
+          <w:lang w:val="fr-FR"/>
+        </w:rPr>
+        <w:t>✅</w:t>
+      </w:r>
+      <w:r>
+        <w:rPr>
+          <w:sz w:val="20"/>
+          <w:szCs w:val="20"/>
+          <w:lang w:val="fr-FR"/>
+        </w:rPr>
+        <w:t xml:space="preserve"> Test réussi (retour: 0)</w:t>
       </w:r>
     </w:p>
     <w:p>
@@ -2266,7 +2294,7 @@
           <w:szCs w:val="20"/>
           <w:lang w:val="fr-FR"/>
         </w:rPr>
-        <w:t xml:space="preserve"> Test réussi (retour: 0)</w:t>
+        <w:t xml:space="preserve"> Graphiques générés avec succès</w:t>
       </w:r>
     </w:p>
     <w:p>
@@ -2279,23 +2307,6 @@
           <w:lang w:val="fr-FR"/>
         </w:rPr>
       </w:pPr>
-      <w:r>
-        <w:rPr>
-          <w:rFonts w:ascii="Segoe UI Emoji" w:hAnsi="Segoe UI Emoji" w:cs="Segoe UI Emoji"/>
-          <w:sz w:val="20"/>
-          <w:szCs w:val="20"/>
-          <w:lang w:val="fr-FR"/>
-        </w:rPr>
-        <w:t>✅</w:t>
-      </w:r>
-      <w:r>
-        <w:rPr>
-          <w:sz w:val="20"/>
-          <w:szCs w:val="20"/>
-          <w:lang w:val="fr-FR"/>
-        </w:rPr>
-        <w:t xml:space="preserve"> Graphiques générés avec succès</w:t>
-      </w:r>
     </w:p>
     <w:p>
       <w:pPr>
@@ -2307,6 +2318,14 @@
           <w:lang w:val="fr-FR"/>
         </w:rPr>
       </w:pPr>
+      <w:r>
+        <w:rPr>
+          <w:sz w:val="20"/>
+          <w:szCs w:val="20"/>
+          <w:lang w:val="fr-FR"/>
+        </w:rPr>
+        <w:t>--- Test 3: Sans génération de graphiques ---</w:t>
+      </w:r>
     </w:p>
     <w:p>
       <w:pPr>
@@ -2324,7 +2343,7 @@
           <w:szCs w:val="20"/>
           <w:lang w:val="fr-FR"/>
         </w:rPr>
-        <w:t>--- Test 3: Sans génération de graphiques ---</w:t>
+        <w:t>Temps écoulé: 0.08 secondes</w:t>
       </w:r>
     </w:p>
     <w:p>
@@ -2339,11 +2358,20 @@
       </w:pPr>
       <w:r>
         <w:rPr>
-          <w:sz w:val="20"/>
-          <w:szCs w:val="20"/>
-          <w:lang w:val="fr-FR"/>
-        </w:rPr>
-        <w:t>Temps écoulé: 0.08 secondes</w:t>
+          <w:rFonts w:ascii="Segoe UI Emoji" w:hAnsi="Segoe UI Emoji" w:cs="Segoe UI Emoji"/>
+          <w:sz w:val="20"/>
+          <w:szCs w:val="20"/>
+          <w:lang w:val="fr-FR"/>
+        </w:rPr>
+        <w:t>✅</w:t>
+      </w:r>
+      <w:r>
+        <w:rPr>
+          <w:sz w:val="20"/>
+          <w:szCs w:val="20"/>
+          <w:lang w:val="fr-FR"/>
+        </w:rPr>
+        <w:t xml:space="preserve"> Test réussi (retour: 0)</w:t>
       </w:r>
     </w:p>
     <w:p>
@@ -2356,23 +2384,6 @@
           <w:lang w:val="fr-FR"/>
         </w:rPr>
       </w:pPr>
-      <w:r>
-        <w:rPr>
-          <w:rFonts w:ascii="Segoe UI Emoji" w:hAnsi="Segoe UI Emoji" w:cs="Segoe UI Emoji"/>
-          <w:sz w:val="20"/>
-          <w:szCs w:val="20"/>
-          <w:lang w:val="fr-FR"/>
-        </w:rPr>
-        <w:t>✅</w:t>
-      </w:r>
-      <w:r>
-        <w:rPr>
-          <w:sz w:val="20"/>
-          <w:szCs w:val="20"/>
-          <w:lang w:val="fr-FR"/>
-        </w:rPr>
-        <w:t xml:space="preserve"> Test réussi (retour: 0)</w:t>
-      </w:r>
     </w:p>
     <w:p>
       <w:pPr>
@@ -2384,6 +2395,14 @@
           <w:lang w:val="fr-FR"/>
         </w:rPr>
       </w:pPr>
+      <w:r>
+        <w:rPr>
+          <w:sz w:val="20"/>
+          <w:szCs w:val="20"/>
+          <w:lang w:val="fr-FR"/>
+        </w:rPr>
+        <w:t>--- Test 4: Dossier de sortie personnalisé ---</w:t>
+      </w:r>
     </w:p>
     <w:p>
       <w:pPr>
@@ -2401,7 +2420,7 @@
           <w:szCs w:val="20"/>
           <w:lang w:val="fr-FR"/>
         </w:rPr>
-        <w:t>--- Test 4: Dossier de sortie personnalisé ---</w:t>
+        <w:t>Temps écoulé: 7.87 secondes</w:t>
       </w:r>
     </w:p>
     <w:p>
@@ -2416,11 +2435,20 @@
       </w:pPr>
       <w:r>
         <w:rPr>
-          <w:sz w:val="20"/>
-          <w:szCs w:val="20"/>
-          <w:lang w:val="fr-FR"/>
-        </w:rPr>
-        <w:t>Temps écoulé: 7.87 secondes</w:t>
+          <w:rFonts w:ascii="Segoe UI Emoji" w:hAnsi="Segoe UI Emoji" w:cs="Segoe UI Emoji"/>
+          <w:sz w:val="20"/>
+          <w:szCs w:val="20"/>
+          <w:lang w:val="fr-FR"/>
+        </w:rPr>
+        <w:t>✅</w:t>
+      </w:r>
+      <w:r>
+        <w:rPr>
+          <w:sz w:val="20"/>
+          <w:szCs w:val="20"/>
+          <w:lang w:val="fr-FR"/>
+        </w:rPr>
+        <w:t xml:space="preserve"> Test réussi (retour: 0)</w:t>
       </w:r>
     </w:p>
     <w:p>
@@ -2448,7 +2476,7 @@
           <w:szCs w:val="20"/>
           <w:lang w:val="fr-FR"/>
         </w:rPr>
-        <w:t xml:space="preserve"> Test réussi (retour: 0)</w:t>
+        <w:t xml:space="preserve"> Fichier CSV généré avec succès</w:t>
       </w:r>
     </w:p>
     <w:p>
@@ -2476,7 +2504,7 @@
           <w:szCs w:val="20"/>
           <w:lang w:val="fr-FR"/>
         </w:rPr>
-        <w:t xml:space="preserve"> Fichier CSV généré avec succès</w:t>
+        <w:t xml:space="preserve"> Graphiques générés avec succès</w:t>
       </w:r>
     </w:p>
     <w:p>
@@ -2489,23 +2517,6 @@
           <w:lang w:val="fr-FR"/>
         </w:rPr>
       </w:pPr>
-      <w:r>
-        <w:rPr>
-          <w:rFonts w:ascii="Segoe UI Emoji" w:hAnsi="Segoe UI Emoji" w:cs="Segoe UI Emoji"/>
-          <w:sz w:val="20"/>
-          <w:szCs w:val="20"/>
-          <w:lang w:val="fr-FR"/>
-        </w:rPr>
-        <w:t>✅</w:t>
-      </w:r>
-      <w:r>
-        <w:rPr>
-          <w:sz w:val="20"/>
-          <w:szCs w:val="20"/>
-          <w:lang w:val="fr-FR"/>
-        </w:rPr>
-        <w:t xml:space="preserve"> Graphiques générés avec succès</w:t>
-      </w:r>
     </w:p>
     <w:p>
       <w:pPr>
@@ -2517,17 +2528,6 @@
           <w:lang w:val="fr-FR"/>
         </w:rPr>
       </w:pPr>
-    </w:p>
-    <w:p>
-      <w:pPr>
-        <w:pStyle w:val="Compact"/>
-        <w:ind w:left="720"/>
-        <w:rPr>
-          <w:sz w:val="20"/>
-          <w:szCs w:val="20"/>
-          <w:lang w:val="fr-FR"/>
-        </w:rPr>
-      </w:pPr>
       <w:r>
         <w:rPr>
           <w:sz w:val="20"/>
@@ -2539,17 +2539,7 @@
     </w:p>
     <w:p>
       <w:pPr>
-        <w:pStyle w:val="Compact"/>
-        <w:rPr>
-          <w:sz w:val="20"/>
-          <w:szCs w:val="20"/>
-          <w:lang w:val="fr-FR"/>
-        </w:rPr>
-      </w:pPr>
-    </w:p>
-    <w:p>
-      <w:pPr>
-        <w:pStyle w:val="Titre2"/>
+        <w:pStyle w:val="Titre1"/>
         <w:rPr>
           <w:lang w:val="fr-FR"/>
         </w:rPr>
@@ -2852,18 +2842,35 @@
     </w:p>
     <w:p>
       <w:pPr>
-        <w:pStyle w:val="Compact"/>
-      </w:pPr>
-    </w:p>
-    <w:p>
-      <w:pPr>
-        <w:pStyle w:val="Titre2"/>
+        <w:rPr>
+          <w:rFonts w:ascii="Segoe UI Emoji" w:eastAsiaTheme="majorEastAsia" w:hAnsi="Segoe UI Emoji" w:cs="Segoe UI Emoji"/>
+          <w:sz w:val="36"/>
+          <w:szCs w:val="36"/>
+        </w:rPr>
       </w:pPr>
       <w:bookmarkStart w:id="7" w:name="visualization-examples"/>
       <w:bookmarkEnd w:id="4"/>
       <w:bookmarkEnd w:id="6"/>
       <w:r>
-        <w:t>📊 Visualization Examples</w:t>
+        <w:rPr>
+          <w:rFonts w:ascii="Segoe UI Emoji" w:hAnsi="Segoe UI Emoji" w:cs="Segoe UI Emoji"/>
+        </w:rPr>
+        <w:br w:type="page"/>
+      </w:r>
+    </w:p>
+    <w:p>
+      <w:pPr>
+        <w:pStyle w:val="Titre1"/>
+      </w:pPr>
+      <w:r>
+        <w:rPr>
+          <w:rFonts w:ascii="Segoe UI Emoji" w:hAnsi="Segoe UI Emoji" w:cs="Segoe UI Emoji"/>
+        </w:rPr>
+        <w:lastRenderedPageBreak/>
+        <w:t>📊</w:t>
+      </w:r>
+      <w:r>
+        <w:t xml:space="preserve"> Visualization Examples</w:t>
       </w:r>
     </w:p>
     <w:p>
@@ -2969,23 +2976,16 @@
     </w:p>
     <w:p>
       <w:pPr>
-        <w:pStyle w:val="Titre2"/>
+        <w:pStyle w:val="Titre1"/>
+      </w:pPr>
+      <w:r>
         <w:rPr>
           <w:rFonts w:ascii="Segoe UI Emoji" w:hAnsi="Segoe UI Emoji" w:cs="Segoe UI Emoji"/>
-        </w:rPr>
-      </w:pPr>
-      <w:r>
-        <w:rPr>
-          <w:rFonts w:ascii="Segoe UI Emoji" w:hAnsi="Segoe UI Emoji" w:cs="Segoe UI Emoji"/>
-          <w:lang w:val="fr-FR"/>
-        </w:rPr>
-        <w:lastRenderedPageBreak/>
+          <w:lang w:val="fr-FR"/>
+        </w:rPr>
         <w:t>🧪</w:t>
       </w:r>
       <w:r>
-        <w:rPr>
-          <w:rFonts w:ascii="Segoe UI Emoji" w:hAnsi="Segoe UI Emoji" w:cs="Segoe UI Emoji"/>
-        </w:rPr>
         <w:t xml:space="preserve"> Testing</w:t>
       </w:r>
     </w:p>
@@ -3110,57 +3110,68 @@
     </w:p>
     <w:p>
       <w:pPr>
-        <w:pStyle w:val="Titre2"/>
+        <w:pStyle w:val="Titre1"/>
+        <w:rPr>
+          <w:lang w:val="fr-FR"/>
+        </w:rPr>
+      </w:pPr>
+      <w:r>
         <w:rPr>
           <w:rFonts w:ascii="Segoe UI Emoji" w:hAnsi="Segoe UI Emoji" w:cs="Segoe UI Emoji"/>
           <w:lang w:val="fr-FR"/>
         </w:rPr>
+        <w:t>📜</w:t>
+      </w:r>
+      <w:r>
+        <w:rPr>
+          <w:lang w:val="fr-FR"/>
+        </w:rPr>
+        <w:t xml:space="preserve"> License</w:t>
+      </w:r>
+    </w:p>
+    <w:p>
+      <w:r>
+        <w:t>This project is open source and available under the MIT License.</w:t>
+      </w:r>
+    </w:p>
+    <w:p/>
+    <w:p>
+      <w:pPr>
+        <w:pStyle w:val="Titre1"/>
       </w:pPr>
       <w:r>
         <w:rPr>
           <w:rFonts w:ascii="Segoe UI Emoji" w:hAnsi="Segoe UI Emoji" w:cs="Segoe UI Emoji"/>
-          <w:lang w:val="fr-FR"/>
-        </w:rPr>
-        <w:t>📜 License</w:t>
-      </w:r>
-    </w:p>
-    <w:p>
-      <w:r>
-        <w:t>This project is open source and available under the MIT License.</w:t>
+        </w:rPr>
+        <w:t>🤝</w:t>
+      </w:r>
+      <w:r>
+        <w:t xml:space="preserve"> Contributing</w:t>
+      </w:r>
+    </w:p>
+    <w:p>
+      <w:pPr>
+        <w:pStyle w:val="FirstParagraph"/>
+      </w:pPr>
+      <w:r>
+        <w:t>Contributions are welcome! Please feel free to submit a Pull Request.</w:t>
       </w:r>
     </w:p>
     <w:p/>
     <w:p>
       <w:pPr>
-        <w:pStyle w:val="Titre2"/>
-      </w:pPr>
-      <w:r>
-        <w:rPr>
-          <w:rFonts w:ascii="Segoe UI Emoji" w:hAnsi="Segoe UI Emoji" w:cs="Segoe UI Emoji"/>
-        </w:rPr>
-        <w:t>🤝</w:t>
-      </w:r>
-      <w:r>
-        <w:t xml:space="preserve"> Contributing</w:t>
-      </w:r>
-    </w:p>
-    <w:p>
-      <w:pPr>
-        <w:pStyle w:val="FirstParagraph"/>
-      </w:pPr>
-      <w:r>
-        <w:t>Contributions are welcome! Please feel free to submit a Pull Request.</w:t>
-      </w:r>
-    </w:p>
-    <w:p/>
-    <w:p>
-      <w:pPr>
-        <w:pStyle w:val="Titre2"/>
+        <w:pStyle w:val="Titre1"/>
       </w:pPr>
       <w:bookmarkStart w:id="9" w:name="author"/>
       <w:bookmarkEnd w:id="8"/>
       <w:r>
-        <w:t>✍️ Author</w:t>
+        <w:rPr>
+          <w:rFonts w:ascii="Segoe UI Emoji" w:hAnsi="Segoe UI Emoji" w:cs="Segoe UI Emoji"/>
+        </w:rPr>
+        <w:t>✍️</w:t>
+      </w:r>
+      <w:r>
+        <w:t xml:space="preserve"> Author</w:t>
       </w:r>
     </w:p>
     <w:p>
@@ -3179,12 +3190,18 @@
     <w:p/>
     <w:p>
       <w:pPr>
-        <w:pStyle w:val="Titre2"/>
+        <w:pStyle w:val="Titre1"/>
       </w:pPr>
       <w:bookmarkStart w:id="10" w:name="license"/>
       <w:bookmarkEnd w:id="9"/>
       <w:r>
-        <w:t>📄 License</w:t>
+        <w:rPr>
+          <w:rFonts w:ascii="Segoe UI Emoji" w:hAnsi="Segoe UI Emoji" w:cs="Segoe UI Emoji"/>
+        </w:rPr>
+        <w:t>📄</w:t>
+      </w:r>
+      <w:r>
+        <w:t xml:space="preserve"> License</w:t>
       </w:r>
     </w:p>
     <w:p>
@@ -5925,20 +5942,35 @@
   <w:docDefaults>
     <w:rPrDefault>
       <w:rPr>
-        <w:rFonts w:asciiTheme="minorHAnsi" w:eastAsiaTheme="minorHAnsi" w:hAnsiTheme="minorHAnsi" w:cstheme="minorBidi"/>
-        <w:sz w:val="24"/>
-        <w:szCs w:val="24"/>
+        <w:rFonts w:asciiTheme="minorHAnsi" w:eastAsiaTheme="minorEastAsia" w:hAnsiTheme="minorHAnsi" w:cstheme="minorBidi"/>
+        <w:sz w:val="21"/>
+        <w:szCs w:val="21"/>
         <w:lang w:val="en-US" w:eastAsia="en-US" w:bidi="ar-SA"/>
       </w:rPr>
     </w:rPrDefault>
     <w:pPrDefault>
       <w:pPr>
-        <w:spacing w:after="200"/>
+        <w:spacing w:after="160" w:line="312" w:lineRule="auto"/>
       </w:pPr>
     </w:pPrDefault>
   </w:docDefaults>
   <w:latentStyles w:defLockedState="0" w:defUIPriority="0" w:defSemiHidden="0" w:defUnhideWhenUsed="0" w:defQFormat="0" w:count="376">
+    <w:lsdException w:name="Normal" w:qFormat="1"/>
+    <w:lsdException w:name="heading 1" w:qFormat="1"/>
+    <w:lsdException w:name="heading 2" w:qFormat="1"/>
+    <w:lsdException w:name="heading 3" w:qFormat="1"/>
+    <w:lsdException w:name="heading 4" w:qFormat="1"/>
+    <w:lsdException w:name="heading 5" w:qFormat="1"/>
+    <w:lsdException w:name="heading 6" w:qFormat="1"/>
+    <w:lsdException w:name="heading 7" w:qFormat="1"/>
+    <w:lsdException w:name="heading 8" w:qFormat="1"/>
+    <w:lsdException w:name="heading 9" w:qFormat="1"/>
     <w:lsdException w:name="footer" w:uiPriority="99"/>
+    <w:lsdException w:name="caption" w:uiPriority="35" w:qFormat="1"/>
+    <w:lsdException w:name="Title" w:uiPriority="10" w:qFormat="1"/>
+    <w:lsdException w:name="Subtitle" w:uiPriority="11" w:qFormat="1"/>
+    <w:lsdException w:name="Strong" w:uiPriority="22" w:qFormat="1"/>
+    <w:lsdException w:name="Emphasis" w:uiPriority="20" w:qFormat="1"/>
     <w:lsdException w:name="Normal Table" w:semiHidden="1" w:unhideWhenUsed="1"/>
     <w:lsdException w:name="Table Simple 1" w:semiHidden="1" w:unhideWhenUsed="1"/>
     <w:lsdException w:name="Table Simple 2" w:semiHidden="1" w:unhideWhenUsed="1"/>
@@ -5983,6 +6015,7 @@
     <w:lsdException w:name="Table Web 2" w:semiHidden="1" w:unhideWhenUsed="1"/>
     <w:lsdException w:name="Table Web 3" w:semiHidden="1" w:unhideWhenUsed="1"/>
     <w:lsdException w:name="Table Theme" w:semiHidden="1" w:unhideWhenUsed="1"/>
+    <w:lsdException w:name="No Spacing" w:uiPriority="1" w:qFormat="1"/>
     <w:lsdException w:name="Light Shading"/>
     <w:lsdException w:name="Light List"/>
     <w:lsdException w:name="Light Grid"/>
@@ -6003,6 +6036,9 @@
     <w:lsdException w:name="Medium Shading 1 Accent 1"/>
     <w:lsdException w:name="Medium Shading 2 Accent 1"/>
     <w:lsdException w:name="Medium List 1 Accent 1"/>
+    <w:lsdException w:name="List Paragraph" w:uiPriority="34" w:qFormat="1"/>
+    <w:lsdException w:name="Quote" w:uiPriority="29" w:qFormat="1"/>
+    <w:lsdException w:name="Intense Quote" w:uiPriority="30" w:qFormat="1"/>
     <w:lsdException w:name="Medium List 2 Accent 1"/>
     <w:lsdException w:name="Medium Grid 1 Accent 1"/>
     <w:lsdException w:name="Medium Grid 2 Accent 1"/>
@@ -6081,6 +6117,12 @@
     <w:lsdException w:name="Colorful Shading Accent 6"/>
     <w:lsdException w:name="Colorful List Accent 6"/>
     <w:lsdException w:name="Colorful Grid Accent 6"/>
+    <w:lsdException w:name="Subtle Emphasis" w:uiPriority="19" w:qFormat="1"/>
+    <w:lsdException w:name="Intense Emphasis" w:uiPriority="21" w:qFormat="1"/>
+    <w:lsdException w:name="Subtle Reference" w:uiPriority="31" w:qFormat="1"/>
+    <w:lsdException w:name="Intense Reference" w:uiPriority="32" w:qFormat="1"/>
+    <w:lsdException w:name="Book Title" w:uiPriority="33" w:qFormat="1"/>
+    <w:lsdException w:name="TOC Heading" w:qFormat="1"/>
     <w:lsdException w:name="Grid Table 4" w:uiPriority="49"/>
     <w:lsdException w:name="Grid Table 5 Dark" w:uiPriority="50"/>
     <w:lsdException w:name="Grid Table 6 Colorful" w:uiPriority="51"/>
@@ -6185,185 +6227,211 @@
   <w:style w:type="paragraph" w:default="1" w:styleId="Normal">
     <w:name w:val="Normal"/>
     <w:qFormat/>
+    <w:rsid w:val="007D370B"/>
   </w:style>
   <w:style w:type="paragraph" w:styleId="Titre1">
     <w:name w:val="heading 1"/>
     <w:basedOn w:val="Normal"/>
-    <w:next w:val="Corpsdetexte"/>
+    <w:next w:val="Normal"/>
     <w:link w:val="Titre1Car"/>
     <w:uiPriority w:val="9"/>
     <w:qFormat/>
+    <w:rsid w:val="007D370B"/>
     <w:pPr>
       <w:keepNext/>
       <w:keepLines/>
-      <w:spacing w:before="480" w:after="0"/>
+      <w:pBdr>
+        <w:left w:val="single" w:sz="12" w:space="12" w:color="C0504D" w:themeColor="accent2"/>
+      </w:pBdr>
+      <w:spacing w:before="80" w:after="80" w:line="240" w:lineRule="auto"/>
       <w:outlineLvl w:val="0"/>
     </w:pPr>
     <w:rPr>
       <w:rFonts w:asciiTheme="majorHAnsi" w:eastAsiaTheme="majorEastAsia" w:hAnsiTheme="majorHAnsi" w:cstheme="majorBidi"/>
-      <w:b/>
-      <w:bCs/>
-      <w:color w:val="4F81BD" w:themeColor="accent1"/>
-      <w:sz w:val="32"/>
-      <w:szCs w:val="32"/>
+      <w:caps/>
+      <w:spacing w:val="10"/>
+      <w:sz w:val="36"/>
+      <w:szCs w:val="36"/>
     </w:rPr>
   </w:style>
   <w:style w:type="paragraph" w:styleId="Titre2">
     <w:name w:val="heading 2"/>
     <w:basedOn w:val="Normal"/>
-    <w:next w:val="Corpsdetexte"/>
+    <w:next w:val="Normal"/>
+    <w:link w:val="Titre2Car"/>
     <w:uiPriority w:val="9"/>
     <w:unhideWhenUsed/>
     <w:qFormat/>
+    <w:rsid w:val="007D370B"/>
     <w:pPr>
       <w:keepNext/>
       <w:keepLines/>
-      <w:spacing w:before="200" w:after="0"/>
+      <w:spacing w:before="120" w:after="0" w:line="240" w:lineRule="auto"/>
       <w:outlineLvl w:val="1"/>
     </w:pPr>
     <w:rPr>
       <w:rFonts w:asciiTheme="majorHAnsi" w:eastAsiaTheme="majorEastAsia" w:hAnsiTheme="majorHAnsi" w:cstheme="majorBidi"/>
-      <w:b/>
-      <w:bCs/>
-      <w:color w:val="4F81BD" w:themeColor="accent1"/>
-      <w:sz w:val="28"/>
-      <w:szCs w:val="28"/>
+      <w:sz w:val="36"/>
+      <w:szCs w:val="36"/>
     </w:rPr>
   </w:style>
   <w:style w:type="paragraph" w:styleId="Titre3">
     <w:name w:val="heading 3"/>
     <w:basedOn w:val="Normal"/>
-    <w:next w:val="Corpsdetexte"/>
+    <w:next w:val="Normal"/>
+    <w:link w:val="Titre3Car"/>
     <w:uiPriority w:val="9"/>
     <w:unhideWhenUsed/>
     <w:qFormat/>
+    <w:rsid w:val="007D370B"/>
     <w:pPr>
       <w:keepNext/>
       <w:keepLines/>
-      <w:spacing w:before="200" w:after="0"/>
+      <w:spacing w:before="80" w:after="0" w:line="240" w:lineRule="auto"/>
       <w:outlineLvl w:val="2"/>
     </w:pPr>
     <w:rPr>
       <w:rFonts w:asciiTheme="majorHAnsi" w:eastAsiaTheme="majorEastAsia" w:hAnsiTheme="majorHAnsi" w:cstheme="majorBidi"/>
-      <w:b/>
-      <w:bCs/>
-      <w:color w:val="4F81BD" w:themeColor="accent1"/>
+      <w:caps/>
+      <w:sz w:val="28"/>
+      <w:szCs w:val="28"/>
     </w:rPr>
   </w:style>
   <w:style w:type="paragraph" w:styleId="Titre4">
     <w:name w:val="heading 4"/>
     <w:basedOn w:val="Normal"/>
-    <w:next w:val="Corpsdetexte"/>
+    <w:next w:val="Normal"/>
+    <w:link w:val="Titre4Car"/>
     <w:uiPriority w:val="9"/>
     <w:unhideWhenUsed/>
     <w:qFormat/>
+    <w:rsid w:val="007D370B"/>
     <w:pPr>
       <w:keepNext/>
       <w:keepLines/>
-      <w:spacing w:before="200" w:after="0"/>
+      <w:spacing w:before="80" w:after="0" w:line="240" w:lineRule="auto"/>
       <w:outlineLvl w:val="3"/>
     </w:pPr>
     <w:rPr>
       <w:rFonts w:asciiTheme="majorHAnsi" w:eastAsiaTheme="majorEastAsia" w:hAnsiTheme="majorHAnsi" w:cstheme="majorBidi"/>
-      <w:bCs/>
       <w:i/>
-      <w:color w:val="4F81BD" w:themeColor="accent1"/>
+      <w:iCs/>
+      <w:sz w:val="28"/>
+      <w:szCs w:val="28"/>
     </w:rPr>
   </w:style>
   <w:style w:type="paragraph" w:styleId="Titre5">
     <w:name w:val="heading 5"/>
     <w:basedOn w:val="Normal"/>
-    <w:next w:val="Corpsdetexte"/>
+    <w:next w:val="Normal"/>
+    <w:link w:val="Titre5Car"/>
     <w:uiPriority w:val="9"/>
     <w:unhideWhenUsed/>
     <w:qFormat/>
+    <w:rsid w:val="007D370B"/>
     <w:pPr>
       <w:keepNext/>
       <w:keepLines/>
-      <w:spacing w:before="200" w:after="0"/>
+      <w:spacing w:before="80" w:after="0" w:line="240" w:lineRule="auto"/>
       <w:outlineLvl w:val="4"/>
     </w:pPr>
     <w:rPr>
       <w:rFonts w:asciiTheme="majorHAnsi" w:eastAsiaTheme="majorEastAsia" w:hAnsiTheme="majorHAnsi" w:cstheme="majorBidi"/>
-      <w:iCs/>
-      <w:color w:val="4F81BD" w:themeColor="accent1"/>
+      <w:sz w:val="24"/>
+      <w:szCs w:val="24"/>
     </w:rPr>
   </w:style>
   <w:style w:type="paragraph" w:styleId="Titre6">
     <w:name w:val="heading 6"/>
     <w:basedOn w:val="Normal"/>
-    <w:next w:val="Corpsdetexte"/>
+    <w:next w:val="Normal"/>
+    <w:link w:val="Titre6Car"/>
     <w:uiPriority w:val="9"/>
     <w:unhideWhenUsed/>
     <w:qFormat/>
+    <w:rsid w:val="007D370B"/>
     <w:pPr>
       <w:keepNext/>
       <w:keepLines/>
-      <w:spacing w:before="200" w:after="0"/>
+      <w:spacing w:before="80" w:after="0" w:line="240" w:lineRule="auto"/>
       <w:outlineLvl w:val="5"/>
     </w:pPr>
     <w:rPr>
       <w:rFonts w:asciiTheme="majorHAnsi" w:eastAsiaTheme="majorEastAsia" w:hAnsiTheme="majorHAnsi" w:cstheme="majorBidi"/>
-      <w:color w:val="4F81BD" w:themeColor="accent1"/>
+      <w:i/>
+      <w:iCs/>
+      <w:sz w:val="24"/>
+      <w:szCs w:val="24"/>
     </w:rPr>
   </w:style>
   <w:style w:type="paragraph" w:styleId="Titre7">
     <w:name w:val="heading 7"/>
     <w:basedOn w:val="Normal"/>
-    <w:next w:val="Corpsdetexte"/>
+    <w:next w:val="Normal"/>
+    <w:link w:val="Titre7Car"/>
     <w:uiPriority w:val="9"/>
     <w:unhideWhenUsed/>
     <w:qFormat/>
+    <w:rsid w:val="007D370B"/>
     <w:pPr>
       <w:keepNext/>
       <w:keepLines/>
-      <w:spacing w:before="200" w:after="0"/>
+      <w:spacing w:before="80" w:after="0" w:line="240" w:lineRule="auto"/>
       <w:outlineLvl w:val="6"/>
     </w:pPr>
     <w:rPr>
       <w:rFonts w:asciiTheme="majorHAnsi" w:eastAsiaTheme="majorEastAsia" w:hAnsiTheme="majorHAnsi" w:cstheme="majorBidi"/>
-      <w:color w:val="4F81BD" w:themeColor="accent1"/>
+      <w:color w:val="595959" w:themeColor="text1" w:themeTint="A6"/>
+      <w:sz w:val="24"/>
+      <w:szCs w:val="24"/>
     </w:rPr>
   </w:style>
   <w:style w:type="paragraph" w:styleId="Titre8">
     <w:name w:val="heading 8"/>
     <w:basedOn w:val="Normal"/>
-    <w:next w:val="Corpsdetexte"/>
+    <w:next w:val="Normal"/>
+    <w:link w:val="Titre8Car"/>
     <w:uiPriority w:val="9"/>
     <w:unhideWhenUsed/>
     <w:qFormat/>
+    <w:rsid w:val="007D370B"/>
     <w:pPr>
       <w:keepNext/>
       <w:keepLines/>
-      <w:spacing w:before="200" w:after="0"/>
+      <w:spacing w:before="80" w:after="0" w:line="240" w:lineRule="auto"/>
       <w:outlineLvl w:val="7"/>
     </w:pPr>
     <w:rPr>
       <w:rFonts w:asciiTheme="majorHAnsi" w:eastAsiaTheme="majorEastAsia" w:hAnsiTheme="majorHAnsi" w:cstheme="majorBidi"/>
-      <w:color w:val="4F81BD" w:themeColor="accent1"/>
+      <w:caps/>
     </w:rPr>
   </w:style>
   <w:style w:type="paragraph" w:styleId="Titre9">
     <w:name w:val="heading 9"/>
     <w:basedOn w:val="Normal"/>
-    <w:next w:val="Corpsdetexte"/>
+    <w:next w:val="Normal"/>
+    <w:link w:val="Titre9Car"/>
     <w:uiPriority w:val="9"/>
     <w:unhideWhenUsed/>
     <w:qFormat/>
+    <w:rsid w:val="007D370B"/>
     <w:pPr>
       <w:keepNext/>
       <w:keepLines/>
-      <w:spacing w:before="200" w:after="0"/>
+      <w:spacing w:before="80" w:after="0" w:line="240" w:lineRule="auto"/>
       <w:outlineLvl w:val="8"/>
     </w:pPr>
     <w:rPr>
       <w:rFonts w:asciiTheme="majorHAnsi" w:eastAsiaTheme="majorEastAsia" w:hAnsiTheme="majorHAnsi" w:cstheme="majorBidi"/>
-      <w:color w:val="4F81BD" w:themeColor="accent1"/>
+      <w:i/>
+      <w:iCs/>
+      <w:caps/>
     </w:rPr>
   </w:style>
   <w:style w:type="character" w:default="1" w:styleId="Policepardfaut">
     <w:name w:val="Default Paragraph Font"/>
     <w:uiPriority w:val="1"/>
+    <w:semiHidden/>
     <w:unhideWhenUsed/>
   </w:style>
   <w:style w:type="table" w:default="1" w:styleId="TableauNormal">
@@ -6390,7 +6458,6 @@
   <w:style w:type="paragraph" w:styleId="Corpsdetexte">
     <w:name w:val="Body Text"/>
     <w:basedOn w:val="Normal"/>
-    <w:qFormat/>
     <w:pPr>
       <w:spacing w:before="180" w:after="180"/>
     </w:pPr>
@@ -6399,12 +6466,10 @@
     <w:name w:val="First Paragraph"/>
     <w:basedOn w:val="Corpsdetexte"/>
     <w:next w:val="Corpsdetexte"/>
-    <w:qFormat/>
   </w:style>
   <w:style w:type="paragraph" w:customStyle="1" w:styleId="Compact">
     <w:name w:val="Compact"/>
     <w:basedOn w:val="Corpsdetexte"/>
-    <w:qFormat/>
     <w:pPr>
       <w:spacing w:before="36" w:after="36"/>
     </w:pPr>
@@ -6412,40 +6477,46 @@
   <w:style w:type="paragraph" w:styleId="Titre">
     <w:name w:val="Title"/>
     <w:basedOn w:val="Normal"/>
-    <w:next w:val="Corpsdetexte"/>
+    <w:next w:val="Normal"/>
+    <w:link w:val="TitreCar"/>
+    <w:uiPriority w:val="10"/>
     <w:qFormat/>
+    <w:rsid w:val="007D370B"/>
     <w:pPr>
-      <w:keepNext/>
-      <w:keepLines/>
-      <w:spacing w:before="480" w:after="240"/>
-      <w:jc w:val="center"/>
+      <w:spacing w:after="0" w:line="240" w:lineRule="auto"/>
+      <w:contextualSpacing/>
     </w:pPr>
     <w:rPr>
       <w:rFonts w:asciiTheme="majorHAnsi" w:eastAsiaTheme="majorEastAsia" w:hAnsiTheme="majorHAnsi" w:cstheme="majorBidi"/>
-      <w:b/>
-      <w:bCs/>
-      <w:color w:val="345A8A" w:themeColor="accent1" w:themeShade="B5"/>
-      <w:sz w:val="36"/>
-      <w:szCs w:val="36"/>
+      <w:caps/>
+      <w:spacing w:val="40"/>
+      <w:sz w:val="76"/>
+      <w:szCs w:val="76"/>
     </w:rPr>
   </w:style>
   <w:style w:type="paragraph" w:styleId="Sous-titre">
     <w:name w:val="Subtitle"/>
-    <w:basedOn w:val="Titre"/>
-    <w:next w:val="Corpsdetexte"/>
+    <w:basedOn w:val="Normal"/>
+    <w:next w:val="Normal"/>
+    <w:link w:val="Sous-titreCar"/>
+    <w:uiPriority w:val="11"/>
     <w:qFormat/>
+    <w:rsid w:val="007D370B"/>
     <w:pPr>
-      <w:spacing w:before="240"/>
+      <w:numPr>
+        <w:ilvl w:val="1"/>
+      </w:numPr>
+      <w:spacing w:after="240"/>
     </w:pPr>
     <w:rPr>
-      <w:sz w:val="30"/>
-      <w:szCs w:val="30"/>
+      <w:color w:val="000000" w:themeColor="text1"/>
+      <w:sz w:val="24"/>
+      <w:szCs w:val="24"/>
     </w:rPr>
   </w:style>
   <w:style w:type="paragraph" w:customStyle="1" w:styleId="Author">
     <w:name w:val="Author"/>
     <w:next w:val="Corpsdetexte"/>
-    <w:qFormat/>
     <w:pPr>
       <w:keepNext/>
       <w:keepLines/>
@@ -6455,7 +6526,6 @@
   <w:style w:type="paragraph" w:styleId="Date">
     <w:name w:val="Date"/>
     <w:next w:val="Corpsdetexte"/>
-    <w:qFormat/>
     <w:pPr>
       <w:keepNext/>
       <w:keepLines/>
@@ -6466,7 +6536,6 @@
     <w:name w:val="Abstract"/>
     <w:basedOn w:val="Normal"/>
     <w:next w:val="Corpsdetexte"/>
-    <w:qFormat/>
     <w:pPr>
       <w:keepNext/>
       <w:keepLines/>
@@ -6480,7 +6549,6 @@
   <w:style w:type="paragraph" w:styleId="Bibliographie">
     <w:name w:val="Bibliography"/>
     <w:basedOn w:val="Normal"/>
-    <w:qFormat/>
   </w:style>
   <w:style w:type="paragraph" w:styleId="Normalcentr">
     <w:name w:val="Block Text"/>
@@ -6488,7 +6556,6 @@
     <w:next w:val="Corpsdetexte"/>
     <w:uiPriority w:val="9"/>
     <w:unhideWhenUsed/>
-    <w:qFormat/>
     <w:pPr>
       <w:spacing w:before="100" w:after="100"/>
       <w:ind w:left="480" w:right="480"/>
@@ -6499,7 +6566,6 @@
     <w:basedOn w:val="Normal"/>
     <w:uiPriority w:val="9"/>
     <w:unhideWhenUsed/>
-    <w:qFormat/>
   </w:style>
   <w:style w:type="table" w:customStyle="1" w:styleId="Table">
     <w:name w:val="Table"/>
@@ -6550,12 +6616,22 @@
   <w:style w:type="paragraph" w:styleId="Lgende">
     <w:name w:val="caption"/>
     <w:basedOn w:val="Normal"/>
+    <w:next w:val="Normal"/>
     <w:link w:val="LgendeCar"/>
+    <w:uiPriority w:val="35"/>
+    <w:unhideWhenUsed/>
+    <w:qFormat/>
+    <w:rsid w:val="007D370B"/>
     <w:pPr>
-      <w:spacing w:after="120"/>
+      <w:spacing w:line="240" w:lineRule="auto"/>
     </w:pPr>
     <w:rPr>
-      <w:i/>
+      <w:b/>
+      <w:bCs/>
+      <w:color w:val="C0504D" w:themeColor="accent2"/>
+      <w:spacing w:val="10"/>
+      <w:sz w:val="16"/>
+      <w:szCs w:val="16"/>
     </w:rPr>
   </w:style>
   <w:style w:type="paragraph" w:customStyle="1" w:styleId="TableCaption">
@@ -6584,6 +6660,15 @@
     <w:name w:val="Légende Car"/>
     <w:basedOn w:val="Policepardfaut"/>
     <w:link w:val="Lgende"/>
+    <w:uiPriority w:val="35"/>
+    <w:rPr>
+      <w:b/>
+      <w:bCs/>
+      <w:color w:val="C0504D" w:themeColor="accent2"/>
+      <w:spacing w:val="10"/>
+      <w:sz w:val="16"/>
+      <w:szCs w:val="16"/>
+    </w:rPr>
   </w:style>
   <w:style w:type="character" w:customStyle="1" w:styleId="VerbatimChar">
     <w:name w:val="Verbatim Char"/>
@@ -6591,17 +6676,36 @@
     <w:link w:val="SourceCode"/>
     <w:rPr>
       <w:rFonts w:ascii="Consolas" w:hAnsi="Consolas"/>
+      <w:b/>
+      <w:bCs/>
+      <w:color w:val="C0504D" w:themeColor="accent2"/>
+      <w:spacing w:val="10"/>
       <w:sz w:val="22"/>
+      <w:szCs w:val="16"/>
     </w:rPr>
   </w:style>
   <w:style w:type="character" w:customStyle="1" w:styleId="SectionNumber">
     <w:name w:val="Section Number"/>
     <w:basedOn w:val="LgendeCar"/>
+    <w:rPr>
+      <w:b/>
+      <w:bCs/>
+      <w:color w:val="C0504D" w:themeColor="accent2"/>
+      <w:spacing w:val="10"/>
+      <w:sz w:val="16"/>
+      <w:szCs w:val="16"/>
+    </w:rPr>
   </w:style>
   <w:style w:type="character" w:styleId="Appelnotedebasdep">
     <w:name w:val="footnote reference"/>
     <w:basedOn w:val="LgendeCar"/>
     <w:rPr>
+      <w:b/>
+      <w:bCs/>
+      <w:color w:val="C0504D" w:themeColor="accent2"/>
+      <w:spacing w:val="10"/>
+      <w:sz w:val="16"/>
+      <w:szCs w:val="16"/>
       <w:vertAlign w:val="superscript"/>
     </w:rPr>
   </w:style>
@@ -6609,25 +6713,25 @@
     <w:name w:val="Hyperlink"/>
     <w:basedOn w:val="LgendeCar"/>
     <w:rPr>
+      <w:b/>
+      <w:bCs/>
       <w:color w:val="4F81BD" w:themeColor="accent1"/>
+      <w:spacing w:val="10"/>
+      <w:sz w:val="16"/>
+      <w:szCs w:val="16"/>
     </w:rPr>
   </w:style>
   <w:style w:type="paragraph" w:styleId="En-ttedetabledesmatires">
     <w:name w:val="TOC Heading"/>
     <w:basedOn w:val="Titre1"/>
-    <w:next w:val="Corpsdetexte"/>
+    <w:next w:val="Normal"/>
     <w:uiPriority w:val="39"/>
     <w:unhideWhenUsed/>
     <w:qFormat/>
+    <w:rsid w:val="007D370B"/>
     <w:pPr>
-      <w:spacing w:before="240" w:line="259" w:lineRule="auto"/>
       <w:outlineLvl w:val="9"/>
     </w:pPr>
-    <w:rPr>
-      <w:b w:val="0"/>
-      <w:bCs w:val="0"/>
-      <w:color w:val="365F91" w:themeColor="accent1" w:themeShade="BF"/>
-    </w:rPr>
   </w:style>
   <w:style w:type="paragraph" w:customStyle="1" w:styleId="SourceCode">
     <w:name w:val="Source Code"/>
@@ -6642,9 +6746,12 @@
     <w:basedOn w:val="VerbatimChar"/>
     <w:rPr>
       <w:rFonts w:ascii="Consolas" w:hAnsi="Consolas"/>
-      <w:b/>
+      <w:b w:val="0"/>
+      <w:bCs/>
       <w:color w:val="007020"/>
+      <w:spacing w:val="10"/>
       <w:sz w:val="22"/>
+      <w:szCs w:val="16"/>
     </w:rPr>
   </w:style>
   <w:style w:type="character" w:customStyle="1" w:styleId="DataTypeTok">
@@ -6652,8 +6759,12 @@
     <w:basedOn w:val="VerbatimChar"/>
     <w:rPr>
       <w:rFonts w:ascii="Consolas" w:hAnsi="Consolas"/>
+      <w:b/>
+      <w:bCs/>
       <w:color w:val="902000"/>
+      <w:spacing w:val="10"/>
       <w:sz w:val="22"/>
+      <w:szCs w:val="16"/>
     </w:rPr>
   </w:style>
   <w:style w:type="character" w:customStyle="1" w:styleId="DecValTok">
@@ -6661,8 +6772,12 @@
     <w:basedOn w:val="VerbatimChar"/>
     <w:rPr>
       <w:rFonts w:ascii="Consolas" w:hAnsi="Consolas"/>
+      <w:b/>
+      <w:bCs/>
       <w:color w:val="40A070"/>
+      <w:spacing w:val="10"/>
       <w:sz w:val="22"/>
+      <w:szCs w:val="16"/>
     </w:rPr>
   </w:style>
   <w:style w:type="character" w:customStyle="1" w:styleId="BaseNTok">
@@ -6670,8 +6785,12 @@
     <w:basedOn w:val="VerbatimChar"/>
     <w:rPr>
       <w:rFonts w:ascii="Consolas" w:hAnsi="Consolas"/>
+      <w:b/>
+      <w:bCs/>
       <w:color w:val="40A070"/>
+      <w:spacing w:val="10"/>
       <w:sz w:val="22"/>
+      <w:szCs w:val="16"/>
     </w:rPr>
   </w:style>
   <w:style w:type="character" w:customStyle="1" w:styleId="FloatTok">
@@ -6679,8 +6798,12 @@
     <w:basedOn w:val="VerbatimChar"/>
     <w:rPr>
       <w:rFonts w:ascii="Consolas" w:hAnsi="Consolas"/>
+      <w:b/>
+      <w:bCs/>
       <w:color w:val="40A070"/>
+      <w:spacing w:val="10"/>
       <w:sz w:val="22"/>
+      <w:szCs w:val="16"/>
     </w:rPr>
   </w:style>
   <w:style w:type="character" w:customStyle="1" w:styleId="ConstantTok">
@@ -6688,8 +6811,12 @@
     <w:basedOn w:val="VerbatimChar"/>
     <w:rPr>
       <w:rFonts w:ascii="Consolas" w:hAnsi="Consolas"/>
+      <w:b/>
+      <w:bCs/>
       <w:color w:val="880000"/>
+      <w:spacing w:val="10"/>
       <w:sz w:val="22"/>
+      <w:szCs w:val="16"/>
     </w:rPr>
   </w:style>
   <w:style w:type="character" w:customStyle="1" w:styleId="CharTok">
@@ -6697,8 +6824,12 @@
     <w:basedOn w:val="VerbatimChar"/>
     <w:rPr>
       <w:rFonts w:ascii="Consolas" w:hAnsi="Consolas"/>
+      <w:b/>
+      <w:bCs/>
       <w:color w:val="4070A0"/>
+      <w:spacing w:val="10"/>
       <w:sz w:val="22"/>
+      <w:szCs w:val="16"/>
     </w:rPr>
   </w:style>
   <w:style w:type="character" w:customStyle="1" w:styleId="SpecialCharTok">
@@ -6706,8 +6837,12 @@
     <w:basedOn w:val="VerbatimChar"/>
     <w:rPr>
       <w:rFonts w:ascii="Consolas" w:hAnsi="Consolas"/>
+      <w:b/>
+      <w:bCs/>
       <w:color w:val="4070A0"/>
+      <w:spacing w:val="10"/>
       <w:sz w:val="22"/>
+      <w:szCs w:val="16"/>
     </w:rPr>
   </w:style>
   <w:style w:type="character" w:customStyle="1" w:styleId="StringTok">
@@ -6715,8 +6850,12 @@
     <w:basedOn w:val="VerbatimChar"/>
     <w:rPr>
       <w:rFonts w:ascii="Consolas" w:hAnsi="Consolas"/>
+      <w:b/>
+      <w:bCs/>
       <w:color w:val="4070A0"/>
+      <w:spacing w:val="10"/>
       <w:sz w:val="22"/>
+      <w:szCs w:val="16"/>
     </w:rPr>
   </w:style>
   <w:style w:type="character" w:customStyle="1" w:styleId="VerbatimStringTok">
@@ -6724,8 +6863,12 @@
     <w:basedOn w:val="VerbatimChar"/>
     <w:rPr>
       <w:rFonts w:ascii="Consolas" w:hAnsi="Consolas"/>
+      <w:b/>
+      <w:bCs/>
       <w:color w:val="4070A0"/>
+      <w:spacing w:val="10"/>
       <w:sz w:val="22"/>
+      <w:szCs w:val="16"/>
     </w:rPr>
   </w:style>
   <w:style w:type="character" w:customStyle="1" w:styleId="SpecialStringTok">
@@ -6733,8 +6876,12 @@
     <w:basedOn w:val="VerbatimChar"/>
     <w:rPr>
       <w:rFonts w:ascii="Consolas" w:hAnsi="Consolas"/>
+      <w:b/>
+      <w:bCs/>
       <w:color w:val="BB6688"/>
+      <w:spacing w:val="10"/>
       <w:sz w:val="22"/>
+      <w:szCs w:val="16"/>
     </w:rPr>
   </w:style>
   <w:style w:type="character" w:customStyle="1" w:styleId="ImportTok">
@@ -6742,9 +6889,12 @@
     <w:basedOn w:val="VerbatimChar"/>
     <w:rPr>
       <w:rFonts w:ascii="Consolas" w:hAnsi="Consolas"/>
-      <w:b/>
+      <w:b w:val="0"/>
+      <w:bCs/>
       <w:color w:val="008000"/>
+      <w:spacing w:val="10"/>
       <w:sz w:val="22"/>
+      <w:szCs w:val="16"/>
     </w:rPr>
   </w:style>
   <w:style w:type="character" w:customStyle="1" w:styleId="CommentTok">
@@ -6752,9 +6902,13 @@
     <w:basedOn w:val="VerbatimChar"/>
     <w:rPr>
       <w:rFonts w:ascii="Consolas" w:hAnsi="Consolas"/>
+      <w:b/>
+      <w:bCs/>
       <w:i/>
       <w:color w:val="60A0B0"/>
+      <w:spacing w:val="10"/>
       <w:sz w:val="22"/>
+      <w:szCs w:val="16"/>
     </w:rPr>
   </w:style>
   <w:style w:type="character" w:customStyle="1" w:styleId="DocumentationTok">
@@ -6762,9 +6916,13 @@
     <w:basedOn w:val="VerbatimChar"/>
     <w:rPr>
       <w:rFonts w:ascii="Consolas" w:hAnsi="Consolas"/>
+      <w:b/>
+      <w:bCs/>
       <w:i/>
       <w:color w:val="BA2121"/>
+      <w:spacing w:val="10"/>
       <w:sz w:val="22"/>
+      <w:szCs w:val="16"/>
     </w:rPr>
   </w:style>
   <w:style w:type="character" w:customStyle="1" w:styleId="AnnotationTok">
@@ -6772,10 +6930,13 @@
     <w:basedOn w:val="VerbatimChar"/>
     <w:rPr>
       <w:rFonts w:ascii="Consolas" w:hAnsi="Consolas"/>
-      <w:b/>
+      <w:b w:val="0"/>
+      <w:bCs/>
       <w:i/>
       <w:color w:val="60A0B0"/>
+      <w:spacing w:val="10"/>
       <w:sz w:val="22"/>
+      <w:szCs w:val="16"/>
     </w:rPr>
   </w:style>
   <w:style w:type="character" w:customStyle="1" w:styleId="CommentVarTok">
@@ -6783,10 +6944,13 @@
     <w:basedOn w:val="VerbatimChar"/>
     <w:rPr>
       <w:rFonts w:ascii="Consolas" w:hAnsi="Consolas"/>
-      <w:b/>
+      <w:b w:val="0"/>
+      <w:bCs/>
       <w:i/>
       <w:color w:val="60A0B0"/>
+      <w:spacing w:val="10"/>
       <w:sz w:val="22"/>
+      <w:szCs w:val="16"/>
     </w:rPr>
   </w:style>
   <w:style w:type="character" w:customStyle="1" w:styleId="OtherTok">
@@ -6794,8 +6958,12 @@
     <w:basedOn w:val="VerbatimChar"/>
     <w:rPr>
       <w:rFonts w:ascii="Consolas" w:hAnsi="Consolas"/>
+      <w:b/>
+      <w:bCs/>
       <w:color w:val="007020"/>
+      <w:spacing w:val="10"/>
       <w:sz w:val="22"/>
+      <w:szCs w:val="16"/>
     </w:rPr>
   </w:style>
   <w:style w:type="character" w:customStyle="1" w:styleId="FunctionTok">
@@ -6803,8 +6971,12 @@
     <w:basedOn w:val="VerbatimChar"/>
     <w:rPr>
       <w:rFonts w:ascii="Consolas" w:hAnsi="Consolas"/>
+      <w:b/>
+      <w:bCs/>
       <w:color w:val="06287E"/>
+      <w:spacing w:val="10"/>
       <w:sz w:val="22"/>
+      <w:szCs w:val="16"/>
     </w:rPr>
   </w:style>
   <w:style w:type="character" w:customStyle="1" w:styleId="VariableTok">
@@ -6812,8 +6984,12 @@
     <w:basedOn w:val="VerbatimChar"/>
     <w:rPr>
       <w:rFonts w:ascii="Consolas" w:hAnsi="Consolas"/>
+      <w:b/>
+      <w:bCs/>
       <w:color w:val="19177C"/>
+      <w:spacing w:val="10"/>
       <w:sz w:val="22"/>
+      <w:szCs w:val="16"/>
     </w:rPr>
   </w:style>
   <w:style w:type="character" w:customStyle="1" w:styleId="ControlFlowTok">
@@ -6821,9 +6997,12 @@
     <w:basedOn w:val="VerbatimChar"/>
     <w:rPr>
       <w:rFonts w:ascii="Consolas" w:hAnsi="Consolas"/>
-      <w:b/>
+      <w:b w:val="0"/>
+      <w:bCs/>
       <w:color w:val="007020"/>
+      <w:spacing w:val="10"/>
       <w:sz w:val="22"/>
+      <w:szCs w:val="16"/>
     </w:rPr>
   </w:style>
   <w:style w:type="character" w:customStyle="1" w:styleId="OperatorTok">
@@ -6831,8 +7010,12 @@
     <w:basedOn w:val="VerbatimChar"/>
     <w:rPr>
       <w:rFonts w:ascii="Consolas" w:hAnsi="Consolas"/>
+      <w:b/>
+      <w:bCs/>
       <w:color w:val="666666"/>
+      <w:spacing w:val="10"/>
       <w:sz w:val="22"/>
+      <w:szCs w:val="16"/>
     </w:rPr>
   </w:style>
   <w:style w:type="character" w:customStyle="1" w:styleId="BuiltInTok">
@@ -6840,8 +7023,12 @@
     <w:basedOn w:val="VerbatimChar"/>
     <w:rPr>
       <w:rFonts w:ascii="Consolas" w:hAnsi="Consolas"/>
+      <w:b/>
+      <w:bCs/>
       <w:color w:val="008000"/>
+      <w:spacing w:val="10"/>
       <w:sz w:val="22"/>
+      <w:szCs w:val="16"/>
     </w:rPr>
   </w:style>
   <w:style w:type="character" w:customStyle="1" w:styleId="ExtensionTok">
@@ -6849,7 +7036,12 @@
     <w:basedOn w:val="VerbatimChar"/>
     <w:rPr>
       <w:rFonts w:ascii="Consolas" w:hAnsi="Consolas"/>
+      <w:b/>
+      <w:bCs/>
+      <w:color w:val="C0504D" w:themeColor="accent2"/>
+      <w:spacing w:val="10"/>
       <w:sz w:val="22"/>
+      <w:szCs w:val="16"/>
     </w:rPr>
   </w:style>
   <w:style w:type="character" w:customStyle="1" w:styleId="PreprocessorTok">
@@ -6857,8 +7049,12 @@
     <w:basedOn w:val="VerbatimChar"/>
     <w:rPr>
       <w:rFonts w:ascii="Consolas" w:hAnsi="Consolas"/>
+      <w:b/>
+      <w:bCs/>
       <w:color w:val="BC7A00"/>
+      <w:spacing w:val="10"/>
       <w:sz w:val="22"/>
+      <w:szCs w:val="16"/>
     </w:rPr>
   </w:style>
   <w:style w:type="character" w:customStyle="1" w:styleId="AttributeTok">
@@ -6866,8 +7062,12 @@
     <w:basedOn w:val="VerbatimChar"/>
     <w:rPr>
       <w:rFonts w:ascii="Consolas" w:hAnsi="Consolas"/>
+      <w:b/>
+      <w:bCs/>
       <w:color w:val="7D9029"/>
+      <w:spacing w:val="10"/>
       <w:sz w:val="22"/>
+      <w:szCs w:val="16"/>
     </w:rPr>
   </w:style>
   <w:style w:type="character" w:customStyle="1" w:styleId="RegionMarkerTok">
@@ -6875,7 +7075,12 @@
     <w:basedOn w:val="VerbatimChar"/>
     <w:rPr>
       <w:rFonts w:ascii="Consolas" w:hAnsi="Consolas"/>
+      <w:b/>
+      <w:bCs/>
+      <w:color w:val="C0504D" w:themeColor="accent2"/>
+      <w:spacing w:val="10"/>
       <w:sz w:val="22"/>
+      <w:szCs w:val="16"/>
     </w:rPr>
   </w:style>
   <w:style w:type="character" w:customStyle="1" w:styleId="InformationTok">
@@ -6883,10 +7088,13 @@
     <w:basedOn w:val="VerbatimChar"/>
     <w:rPr>
       <w:rFonts w:ascii="Consolas" w:hAnsi="Consolas"/>
-      <w:b/>
+      <w:b w:val="0"/>
+      <w:bCs/>
       <w:i/>
       <w:color w:val="60A0B0"/>
+      <w:spacing w:val="10"/>
       <w:sz w:val="22"/>
+      <w:szCs w:val="16"/>
     </w:rPr>
   </w:style>
   <w:style w:type="character" w:customStyle="1" w:styleId="WarningTok">
@@ -6894,10 +7102,13 @@
     <w:basedOn w:val="VerbatimChar"/>
     <w:rPr>
       <w:rFonts w:ascii="Consolas" w:hAnsi="Consolas"/>
-      <w:b/>
+      <w:b w:val="0"/>
+      <w:bCs/>
       <w:i/>
       <w:color w:val="60A0B0"/>
+      <w:spacing w:val="10"/>
       <w:sz w:val="22"/>
+      <w:szCs w:val="16"/>
     </w:rPr>
   </w:style>
   <w:style w:type="character" w:customStyle="1" w:styleId="AlertTok">
@@ -6905,9 +7116,12 @@
     <w:basedOn w:val="VerbatimChar"/>
     <w:rPr>
       <w:rFonts w:ascii="Consolas" w:hAnsi="Consolas"/>
-      <w:b/>
+      <w:b w:val="0"/>
+      <w:bCs/>
       <w:color w:val="FF0000"/>
+      <w:spacing w:val="10"/>
       <w:sz w:val="22"/>
+      <w:szCs w:val="16"/>
     </w:rPr>
   </w:style>
   <w:style w:type="character" w:customStyle="1" w:styleId="ErrorTok">
@@ -6915,9 +7129,12 @@
     <w:basedOn w:val="VerbatimChar"/>
     <w:rPr>
       <w:rFonts w:ascii="Consolas" w:hAnsi="Consolas"/>
-      <w:b/>
+      <w:b w:val="0"/>
+      <w:bCs/>
       <w:color w:val="FF0000"/>
+      <w:spacing w:val="10"/>
       <w:sz w:val="22"/>
+      <w:szCs w:val="16"/>
     </w:rPr>
   </w:style>
   <w:style w:type="character" w:customStyle="1" w:styleId="NormalTok">
@@ -6925,7 +7142,12 @@
     <w:basedOn w:val="VerbatimChar"/>
     <w:rPr>
       <w:rFonts w:ascii="Consolas" w:hAnsi="Consolas"/>
+      <w:b/>
+      <w:bCs/>
+      <w:color w:val="C0504D" w:themeColor="accent2"/>
+      <w:spacing w:val="10"/>
       <w:sz w:val="22"/>
+      <w:szCs w:val="16"/>
     </w:rPr>
   </w:style>
   <w:style w:type="character" w:customStyle="1" w:styleId="Titre1Car">
@@ -6933,14 +7155,13 @@
     <w:basedOn w:val="Policepardfaut"/>
     <w:link w:val="Titre1"/>
     <w:uiPriority w:val="9"/>
-    <w:rsid w:val="00E6743D"/>
+    <w:rsid w:val="007D370B"/>
     <w:rPr>
       <w:rFonts w:asciiTheme="majorHAnsi" w:eastAsiaTheme="majorEastAsia" w:hAnsiTheme="majorHAnsi" w:cstheme="majorBidi"/>
-      <w:b/>
-      <w:bCs/>
-      <w:color w:val="4F81BD" w:themeColor="accent1"/>
-      <w:sz w:val="32"/>
-      <w:szCs w:val="32"/>
+      <w:caps/>
+      <w:spacing w:val="10"/>
+      <w:sz w:val="36"/>
+      <w:szCs w:val="36"/>
     </w:rPr>
   </w:style>
   <w:style w:type="character" w:styleId="Mentionnonrsolue">
@@ -7023,11 +7244,341 @@
   <w:style w:type="paragraph" w:styleId="Paragraphedeliste">
     <w:name w:val="List Paragraph"/>
     <w:basedOn w:val="Normal"/>
+    <w:uiPriority w:val="34"/>
+    <w:qFormat/>
     <w:rsid w:val="00E9137A"/>
     <w:pPr>
       <w:ind w:left="720"/>
       <w:contextualSpacing/>
     </w:pPr>
+  </w:style>
+  <w:style w:type="character" w:customStyle="1" w:styleId="Titre2Car">
+    <w:name w:val="Titre 2 Car"/>
+    <w:basedOn w:val="Policepardfaut"/>
+    <w:link w:val="Titre2"/>
+    <w:uiPriority w:val="9"/>
+    <w:rsid w:val="007D370B"/>
+    <w:rPr>
+      <w:rFonts w:asciiTheme="majorHAnsi" w:eastAsiaTheme="majorEastAsia" w:hAnsiTheme="majorHAnsi" w:cstheme="majorBidi"/>
+      <w:sz w:val="36"/>
+      <w:szCs w:val="36"/>
+    </w:rPr>
+  </w:style>
+  <w:style w:type="character" w:customStyle="1" w:styleId="Titre3Car">
+    <w:name w:val="Titre 3 Car"/>
+    <w:basedOn w:val="Policepardfaut"/>
+    <w:link w:val="Titre3"/>
+    <w:uiPriority w:val="9"/>
+    <w:rsid w:val="007D370B"/>
+    <w:rPr>
+      <w:rFonts w:asciiTheme="majorHAnsi" w:eastAsiaTheme="majorEastAsia" w:hAnsiTheme="majorHAnsi" w:cstheme="majorBidi"/>
+      <w:caps/>
+      <w:sz w:val="28"/>
+      <w:szCs w:val="28"/>
+    </w:rPr>
+  </w:style>
+  <w:style w:type="character" w:customStyle="1" w:styleId="Titre4Car">
+    <w:name w:val="Titre 4 Car"/>
+    <w:basedOn w:val="Policepardfaut"/>
+    <w:link w:val="Titre4"/>
+    <w:uiPriority w:val="9"/>
+    <w:rsid w:val="007D370B"/>
+    <w:rPr>
+      <w:rFonts w:asciiTheme="majorHAnsi" w:eastAsiaTheme="majorEastAsia" w:hAnsiTheme="majorHAnsi" w:cstheme="majorBidi"/>
+      <w:i/>
+      <w:iCs/>
+      <w:sz w:val="28"/>
+      <w:szCs w:val="28"/>
+    </w:rPr>
+  </w:style>
+  <w:style w:type="character" w:customStyle="1" w:styleId="Titre5Car">
+    <w:name w:val="Titre 5 Car"/>
+    <w:basedOn w:val="Policepardfaut"/>
+    <w:link w:val="Titre5"/>
+    <w:uiPriority w:val="9"/>
+    <w:rsid w:val="007D370B"/>
+    <w:rPr>
+      <w:rFonts w:asciiTheme="majorHAnsi" w:eastAsiaTheme="majorEastAsia" w:hAnsiTheme="majorHAnsi" w:cstheme="majorBidi"/>
+      <w:sz w:val="24"/>
+      <w:szCs w:val="24"/>
+    </w:rPr>
+  </w:style>
+  <w:style w:type="character" w:customStyle="1" w:styleId="Titre6Car">
+    <w:name w:val="Titre 6 Car"/>
+    <w:basedOn w:val="Policepardfaut"/>
+    <w:link w:val="Titre6"/>
+    <w:uiPriority w:val="9"/>
+    <w:rsid w:val="007D370B"/>
+    <w:rPr>
+      <w:rFonts w:asciiTheme="majorHAnsi" w:eastAsiaTheme="majorEastAsia" w:hAnsiTheme="majorHAnsi" w:cstheme="majorBidi"/>
+      <w:i/>
+      <w:iCs/>
+      <w:sz w:val="24"/>
+      <w:szCs w:val="24"/>
+    </w:rPr>
+  </w:style>
+  <w:style w:type="character" w:customStyle="1" w:styleId="Titre7Car">
+    <w:name w:val="Titre 7 Car"/>
+    <w:basedOn w:val="Policepardfaut"/>
+    <w:link w:val="Titre7"/>
+    <w:uiPriority w:val="9"/>
+    <w:rsid w:val="007D370B"/>
+    <w:rPr>
+      <w:rFonts w:asciiTheme="majorHAnsi" w:eastAsiaTheme="majorEastAsia" w:hAnsiTheme="majorHAnsi" w:cstheme="majorBidi"/>
+      <w:color w:val="595959" w:themeColor="text1" w:themeTint="A6"/>
+      <w:sz w:val="24"/>
+      <w:szCs w:val="24"/>
+    </w:rPr>
+  </w:style>
+  <w:style w:type="character" w:customStyle="1" w:styleId="Titre8Car">
+    <w:name w:val="Titre 8 Car"/>
+    <w:basedOn w:val="Policepardfaut"/>
+    <w:link w:val="Titre8"/>
+    <w:uiPriority w:val="9"/>
+    <w:rsid w:val="007D370B"/>
+    <w:rPr>
+      <w:rFonts w:asciiTheme="majorHAnsi" w:eastAsiaTheme="majorEastAsia" w:hAnsiTheme="majorHAnsi" w:cstheme="majorBidi"/>
+      <w:caps/>
+    </w:rPr>
+  </w:style>
+  <w:style w:type="character" w:customStyle="1" w:styleId="Titre9Car">
+    <w:name w:val="Titre 9 Car"/>
+    <w:basedOn w:val="Policepardfaut"/>
+    <w:link w:val="Titre9"/>
+    <w:uiPriority w:val="9"/>
+    <w:rsid w:val="007D370B"/>
+    <w:rPr>
+      <w:rFonts w:asciiTheme="majorHAnsi" w:eastAsiaTheme="majorEastAsia" w:hAnsiTheme="majorHAnsi" w:cstheme="majorBidi"/>
+      <w:i/>
+      <w:iCs/>
+      <w:caps/>
+    </w:rPr>
+  </w:style>
+  <w:style w:type="character" w:customStyle="1" w:styleId="TitreCar">
+    <w:name w:val="Titre Car"/>
+    <w:basedOn w:val="Policepardfaut"/>
+    <w:link w:val="Titre"/>
+    <w:uiPriority w:val="10"/>
+    <w:rsid w:val="007D370B"/>
+    <w:rPr>
+      <w:rFonts w:asciiTheme="majorHAnsi" w:eastAsiaTheme="majorEastAsia" w:hAnsiTheme="majorHAnsi" w:cstheme="majorBidi"/>
+      <w:caps/>
+      <w:spacing w:val="40"/>
+      <w:sz w:val="76"/>
+      <w:szCs w:val="76"/>
+    </w:rPr>
+  </w:style>
+  <w:style w:type="character" w:customStyle="1" w:styleId="Sous-titreCar">
+    <w:name w:val="Sous-titre Car"/>
+    <w:basedOn w:val="Policepardfaut"/>
+    <w:link w:val="Sous-titre"/>
+    <w:uiPriority w:val="11"/>
+    <w:rsid w:val="007D370B"/>
+    <w:rPr>
+      <w:color w:val="000000" w:themeColor="text1"/>
+      <w:sz w:val="24"/>
+      <w:szCs w:val="24"/>
+    </w:rPr>
+  </w:style>
+  <w:style w:type="character" w:styleId="lev">
+    <w:name w:val="Strong"/>
+    <w:basedOn w:val="Policepardfaut"/>
+    <w:uiPriority w:val="22"/>
+    <w:qFormat/>
+    <w:rsid w:val="007D370B"/>
+    <w:rPr>
+      <w:rFonts w:asciiTheme="minorHAnsi" w:eastAsiaTheme="minorEastAsia" w:hAnsiTheme="minorHAnsi" w:cstheme="minorBidi"/>
+      <w:b/>
+      <w:bCs/>
+      <w:spacing w:val="0"/>
+      <w:w w:val="100"/>
+      <w:position w:val="0"/>
+      <w:sz w:val="20"/>
+      <w:szCs w:val="20"/>
+    </w:rPr>
+  </w:style>
+  <w:style w:type="character" w:styleId="Accentuation">
+    <w:name w:val="Emphasis"/>
+    <w:basedOn w:val="Policepardfaut"/>
+    <w:uiPriority w:val="20"/>
+    <w:qFormat/>
+    <w:rsid w:val="007D370B"/>
+    <w:rPr>
+      <w:rFonts w:asciiTheme="minorHAnsi" w:eastAsiaTheme="minorEastAsia" w:hAnsiTheme="minorHAnsi" w:cstheme="minorBidi"/>
+      <w:i/>
+      <w:iCs/>
+      <w:color w:val="943634" w:themeColor="accent2" w:themeShade="BF"/>
+      <w:sz w:val="20"/>
+      <w:szCs w:val="20"/>
+    </w:rPr>
+  </w:style>
+  <w:style w:type="paragraph" w:styleId="Sansinterligne">
+    <w:name w:val="No Spacing"/>
+    <w:uiPriority w:val="1"/>
+    <w:qFormat/>
+    <w:rsid w:val="007D370B"/>
+    <w:pPr>
+      <w:spacing w:after="0" w:line="240" w:lineRule="auto"/>
+    </w:pPr>
+  </w:style>
+  <w:style w:type="paragraph" w:styleId="Citation">
+    <w:name w:val="Quote"/>
+    <w:basedOn w:val="Normal"/>
+    <w:next w:val="Normal"/>
+    <w:link w:val="CitationCar"/>
+    <w:uiPriority w:val="29"/>
+    <w:qFormat/>
+    <w:rsid w:val="007D370B"/>
+    <w:pPr>
+      <w:spacing w:before="160"/>
+      <w:ind w:left="720"/>
+    </w:pPr>
+    <w:rPr>
+      <w:rFonts w:asciiTheme="majorHAnsi" w:eastAsiaTheme="majorEastAsia" w:hAnsiTheme="majorHAnsi" w:cstheme="majorBidi"/>
+      <w:sz w:val="24"/>
+      <w:szCs w:val="24"/>
+    </w:rPr>
+  </w:style>
+  <w:style w:type="character" w:customStyle="1" w:styleId="CitationCar">
+    <w:name w:val="Citation Car"/>
+    <w:basedOn w:val="Policepardfaut"/>
+    <w:link w:val="Citation"/>
+    <w:uiPriority w:val="29"/>
+    <w:rsid w:val="007D370B"/>
+    <w:rPr>
+      <w:rFonts w:asciiTheme="majorHAnsi" w:eastAsiaTheme="majorEastAsia" w:hAnsiTheme="majorHAnsi" w:cstheme="majorBidi"/>
+      <w:sz w:val="24"/>
+      <w:szCs w:val="24"/>
+    </w:rPr>
+  </w:style>
+  <w:style w:type="paragraph" w:styleId="Citationintense">
+    <w:name w:val="Intense Quote"/>
+    <w:basedOn w:val="Normal"/>
+    <w:next w:val="Normal"/>
+    <w:link w:val="CitationintenseCar"/>
+    <w:uiPriority w:val="30"/>
+    <w:qFormat/>
+    <w:rsid w:val="007D370B"/>
+    <w:pPr>
+      <w:spacing w:before="100" w:beforeAutospacing="1" w:after="240"/>
+      <w:ind w:left="936" w:right="936"/>
+      <w:jc w:val="center"/>
+    </w:pPr>
+    <w:rPr>
+      <w:rFonts w:asciiTheme="majorHAnsi" w:eastAsiaTheme="majorEastAsia" w:hAnsiTheme="majorHAnsi" w:cstheme="majorBidi"/>
+      <w:caps/>
+      <w:color w:val="943634" w:themeColor="accent2" w:themeShade="BF"/>
+      <w:spacing w:val="10"/>
+      <w:sz w:val="28"/>
+      <w:szCs w:val="28"/>
+    </w:rPr>
+  </w:style>
+  <w:style w:type="character" w:customStyle="1" w:styleId="CitationintenseCar">
+    <w:name w:val="Citation intense Car"/>
+    <w:basedOn w:val="Policepardfaut"/>
+    <w:link w:val="Citationintense"/>
+    <w:uiPriority w:val="30"/>
+    <w:rsid w:val="007D370B"/>
+    <w:rPr>
+      <w:rFonts w:asciiTheme="majorHAnsi" w:eastAsiaTheme="majorEastAsia" w:hAnsiTheme="majorHAnsi" w:cstheme="majorBidi"/>
+      <w:caps/>
+      <w:color w:val="943634" w:themeColor="accent2" w:themeShade="BF"/>
+      <w:spacing w:val="10"/>
+      <w:sz w:val="28"/>
+      <w:szCs w:val="28"/>
+    </w:rPr>
+  </w:style>
+  <w:style w:type="character" w:styleId="Accentuationlgre">
+    <w:name w:val="Subtle Emphasis"/>
+    <w:basedOn w:val="Policepardfaut"/>
+    <w:uiPriority w:val="19"/>
+    <w:qFormat/>
+    <w:rsid w:val="007D370B"/>
+    <w:rPr>
+      <w:i/>
+      <w:iCs/>
+      <w:color w:val="auto"/>
+    </w:rPr>
+  </w:style>
+  <w:style w:type="character" w:styleId="Accentuationintense">
+    <w:name w:val="Intense Emphasis"/>
+    <w:basedOn w:val="Policepardfaut"/>
+    <w:uiPriority w:val="21"/>
+    <w:qFormat/>
+    <w:rsid w:val="007D370B"/>
+    <w:rPr>
+      <w:rFonts w:asciiTheme="minorHAnsi" w:eastAsiaTheme="minorEastAsia" w:hAnsiTheme="minorHAnsi" w:cstheme="minorBidi"/>
+      <w:b/>
+      <w:bCs/>
+      <w:i/>
+      <w:iCs/>
+      <w:color w:val="943634" w:themeColor="accent2" w:themeShade="BF"/>
+      <w:spacing w:val="0"/>
+      <w:w w:val="100"/>
+      <w:position w:val="0"/>
+      <w:sz w:val="20"/>
+      <w:szCs w:val="20"/>
+    </w:rPr>
+  </w:style>
+  <w:style w:type="character" w:styleId="Rfrencelgre">
+    <w:name w:val="Subtle Reference"/>
+    <w:basedOn w:val="Policepardfaut"/>
+    <w:uiPriority w:val="31"/>
+    <w:qFormat/>
+    <w:rsid w:val="007D370B"/>
+    <w:rPr>
+      <w:rFonts w:asciiTheme="minorHAnsi" w:eastAsiaTheme="minorEastAsia" w:hAnsiTheme="minorHAnsi" w:cstheme="minorBidi"/>
+      <w:caps w:val="0"/>
+      <w:smallCaps/>
+      <w:color w:val="auto"/>
+      <w:spacing w:val="10"/>
+      <w:w w:val="100"/>
+      <w:sz w:val="20"/>
+      <w:szCs w:val="20"/>
+      <w:u w:val="single" w:color="7F7F7F" w:themeColor="text1" w:themeTint="80"/>
+    </w:rPr>
+  </w:style>
+  <w:style w:type="character" w:styleId="Rfrenceintense">
+    <w:name w:val="Intense Reference"/>
+    <w:basedOn w:val="Policepardfaut"/>
+    <w:uiPriority w:val="32"/>
+    <w:qFormat/>
+    <w:rsid w:val="007D370B"/>
+    <w:rPr>
+      <w:rFonts w:asciiTheme="minorHAnsi" w:eastAsiaTheme="minorEastAsia" w:hAnsiTheme="minorHAnsi" w:cstheme="minorBidi"/>
+      <w:b/>
+      <w:bCs/>
+      <w:caps w:val="0"/>
+      <w:smallCaps/>
+      <w:color w:val="191919" w:themeColor="text1" w:themeTint="E6"/>
+      <w:spacing w:val="10"/>
+      <w:w w:val="100"/>
+      <w:position w:val="0"/>
+      <w:sz w:val="20"/>
+      <w:szCs w:val="20"/>
+      <w:u w:val="single"/>
+    </w:rPr>
+  </w:style>
+  <w:style w:type="character" w:styleId="Titredulivre">
+    <w:name w:val="Book Title"/>
+    <w:basedOn w:val="Policepardfaut"/>
+    <w:uiPriority w:val="33"/>
+    <w:qFormat/>
+    <w:rsid w:val="007D370B"/>
+    <w:rPr>
+      <w:rFonts w:asciiTheme="minorHAnsi" w:eastAsiaTheme="minorEastAsia" w:hAnsiTheme="minorHAnsi" w:cstheme="minorBidi"/>
+      <w:b/>
+      <w:bCs/>
+      <w:i/>
+      <w:iCs/>
+      <w:caps w:val="0"/>
+      <w:smallCaps w:val="0"/>
+      <w:color w:val="auto"/>
+      <w:spacing w:val="10"/>
+      <w:w w:val="100"/>
+      <w:sz w:val="20"/>
+      <w:szCs w:val="20"/>
+    </w:rPr>
   </w:style>
 </w:styles>
 </file>
